--- a/data/revised_2026-10_full/tracked/v2/Chemistry/SS1.3_The_Periodic_Table/Chemistry_The_Periodic_Table_CBE_LessonSequence_TRACKED.docx
+++ b/data/revised_2026-10_full/tracked/v2/Chemistry/SS1.3_The_Periodic_Table/Chemistry_The_Periodic_Table_CBE_LessonSequence_TRACKED.docx
@@ -427,7 +427,7 @@
               <w:spacing w:after="40" w:before="0"/>
               <w:jc w:val="left"/>
             </w:pPr>
-            <w:del w:id="9001" w:author="Claude (AI) - proposed" w:date="2026-10-15T03:00:58Z">
+            <w:del w:id="9001" w:author="Claude (AI) - proposed" w:date="2026-10-18T00:26:39Z">
               <w:r>
                 <w:rPr>
                   <w:rFonts w:ascii="Arial" w:cs="Arial" w:eastAsia="Arial" w:hAnsi="Arial"/>
@@ -442,7 +442,7 @@
                 <w:delText xml:space="preserve">10 lessons × 40 minutes = 400 minutes total</w:delText>
               </w:r>
             </w:del>
-            <w:ins w:id="9002" w:author="Claude (AI) - proposed" w:date="2026-10-15T03:00:58Z">
+            <w:ins w:id="9002" w:author="Claude (AI) - proposed" w:date="2026-10-18T00:26:39Z">
               <w:r>
                 <w:rPr>
                   <w:rFonts w:ascii="Arial" w:cs="Arial" w:eastAsia="Arial" w:hAnsi="Arial"/>
@@ -552,10 +552,10 @@
               <w:ind w:left="360" w:hanging="180"/>
               <w:jc w:val="left"/>
               <w:rPr>
-                <w:del w:id="9004" w:author="Claude (AI) - proposed" w:date="2026-10-15T03:00:58Z"/>
-              </w:rPr>
-            </w:pPr>
-            <w:del w:id="9003" w:author="Claude (AI) - proposed" w:date="2026-10-15T03:00:58Z">
+                <w:del w:id="9004" w:author="Claude (AI) - proposed" w:date="2026-10-18T00:26:39Z"/>
+              </w:rPr>
+            </w:pPr>
+            <w:del w:id="9003" w:author="Claude (AI) - proposed" w:date="2026-10-18T00:26:39Z">
               <w:r>
                 <w:rPr>
                   <w:rFonts w:ascii="Arial" w:cs="Arial" w:eastAsia="Arial" w:hAnsi="Arial"/>
@@ -590,7 +590,7 @@
               </w:rPr>
               <w:t xml:space="preserve">–  </w:t>
             </w:r>
-            <w:del w:id="9005" w:author="Claude (AI) - proposed" w:date="2026-10-15T03:00:58Z">
+            <w:del w:id="9005" w:author="Claude (AI) - proposed" w:date="2026-10-18T00:26:39Z">
               <w:r>
                 <w:rPr>
                   <w:rFonts w:ascii="Arial" w:cs="Arial" w:eastAsia="Arial" w:hAnsi="Arial"/>
@@ -605,7 +605,7 @@
                 <w:delText xml:space="preserve">Chemical families:</w:delText>
               </w:r>
             </w:del>
-            <w:ins w:id="9006" w:author="Claude (AI) - proposed" w:date="2026-10-15T03:00:58Z">
+            <w:ins w:id="9006" w:author="Claude (AI) - proposed" w:date="2026-10-18T00:26:39Z">
               <w:r>
                 <w:rPr>
                   <w:rFonts w:ascii="Arial" w:cs="Arial" w:eastAsia="Arial" w:hAnsi="Arial"/>
@@ -633,7 +633,7 @@
               </w:rPr>
               <w:t xml:space="preserve"> alkali metals, alkaline earth metals, halogens, noble gases and transition elements</w:t>
             </w:r>
-            <w:ins w:id="9007" w:author="Claude (AI) - proposed" w:date="2026-10-15T03:00:58Z">
+            <w:ins w:id="9007" w:author="Claude (AI) - proposed" w:date="2026-10-18T00:26:39Z">
               <w:r>
                 <w:rPr>
                   <w:rFonts w:ascii="Arial" w:cs="Arial" w:eastAsia="Arial" w:hAnsi="Arial"/>
@@ -1316,7 +1316,7 @@
               </w:rPr>
               <w:t xml:space="preserve">–  Chemist or analytical chemist at </w:t>
             </w:r>
-            <w:del w:id="9008" w:author="Claude (AI) - proposed" w:date="2026-10-15T03:00:58Z">
+            <w:del w:id="9008" w:author="Claude (AI) - proposed" w:date="2026-10-18T00:26:39Z">
               <w:r>
                 <w:rPr>
                   <w:rFonts w:ascii="Arial" w:cs="Arial" w:eastAsia="Arial" w:hAnsi="Arial"/>
@@ -1344,7 +1344,7 @@
               </w:rPr>
               <w:t xml:space="preserve">the Kenya Bureau of Standards</w:t>
             </w:r>
-            <w:ins w:id="9009" w:author="Claude (AI) - proposed" w:date="2026-10-15T03:00:58Z">
+            <w:ins w:id="9009" w:author="Claude (AI) - proposed" w:date="2026-10-18T00:26:39Z">
               <w:r>
                 <w:rPr>
                   <w:rFonts w:ascii="Arial" w:cs="Arial" w:eastAsia="Arial" w:hAnsi="Arial"/>
@@ -1392,7 +1392,7 @@
               </w:rPr>
               <w:t xml:space="preserve">–  Water treatment engineer (e.g. Nairobi City Water</w:t>
             </w:r>
-            <w:ins w:id="9010" w:author="Claude (AI) - proposed" w:date="2026-10-15T03:00:58Z">
+            <w:ins w:id="9010" w:author="Claude (AI) - proposed" w:date="2026-10-18T00:26:39Z">
               <w:r>
                 <w:rPr>
                   <w:rFonts w:ascii="Arial" w:cs="Arial" w:eastAsia="Arial" w:hAnsi="Arial"/>
@@ -1420,7 +1420,7 @@
               </w:rPr>
               <w:t xml:space="preserve">): uses chlorine </w:t>
             </w:r>
-            <w:del w:id="9011" w:author="Claude (AI) - proposed" w:date="2026-10-15T03:00:58Z">
+            <w:del w:id="9011" w:author="Claude (AI) - proposed" w:date="2026-10-18T00:26:39Z">
               <w:r>
                 <w:rPr>
                   <w:rFonts w:ascii="Arial" w:cs="Arial" w:eastAsia="Arial" w:hAnsi="Arial"/>
@@ -1435,7 +1435,7 @@
                 <w:delText xml:space="preserve">and fluorine compounds</w:delText>
               </w:r>
             </w:del>
-            <w:ins w:id="9012" w:author="Claude (AI) - proposed" w:date="2026-10-15T03:00:58Z">
+            <w:ins w:id="9012" w:author="Claude (AI) - proposed" w:date="2026-10-18T00:26:39Z">
               <w:r>
                 <w:rPr>
                   <w:rFonts w:ascii="Arial" w:cs="Arial" w:eastAsia="Arial" w:hAnsi="Arial"/>
@@ -1706,10 +1706,10 @@
               <w:spacing w:after="40" w:before="0"/>
               <w:jc w:val="left"/>
               <w:rPr>
-                <w:ins w:id="9014" w:author="Claude (AI) - proposed" w:date="2026-10-15T03:00:58Z"/>
-              </w:rPr>
-            </w:pPr>
-            <w:ins w:id="9013" w:author="Claude (AI) - proposed" w:date="2026-10-15T03:00:58Z">
+                <w:ins w:id="9014" w:author="Claude (AI) - proposed" w:date="2026-10-18T00:26:39Z"/>
+              </w:rPr>
+            </w:pPr>
+            <w:ins w:id="9013" w:author="Claude (AI) - proposed" w:date="2026-10-18T00:26:39Z">
               <w:r>
                 <w:rPr>
                   <w:rFonts w:ascii="Arial" w:cs="Arial" w:eastAsia="Arial" w:hAnsi="Arial"/>
@@ -1731,10 +1731,10 @@
               <w:spacing w:after="40" w:before="0"/>
               <w:jc w:val="left"/>
               <w:rPr>
-                <w:del w:id="9016" w:author="Claude (AI) - proposed" w:date="2026-10-15T03:00:58Z"/>
-              </w:rPr>
-            </w:pPr>
-            <w:del w:id="9015" w:author="Claude (AI) - proposed" w:date="2026-10-15T03:00:58Z">
+                <w:del w:id="9016" w:author="Claude (AI) - proposed" w:date="2026-10-18T00:26:39Z"/>
+              </w:rPr>
+            </w:pPr>
+            <w:del w:id="9015" w:author="Claude (AI) - proposed" w:date="2026-10-18T00:26:39Z">
               <w:r>
                 <w:rPr>
                   <w:rFonts w:ascii="Arial" w:cs="Arial" w:eastAsia="Arial" w:hAnsi="Arial"/>
@@ -1756,7 +1756,7 @@
               <w:spacing w:after="40" w:before="0"/>
               <w:jc w:val="left"/>
             </w:pPr>
-            <w:del w:id="9017" w:author="Claude (AI) - proposed" w:date="2026-10-15T03:00:58Z">
+            <w:del w:id="9017" w:author="Claude (AI) - proposed" w:date="2026-10-18T00:26:39Z">
               <w:r>
                 <w:rPr>
                   <w:rFonts w:ascii="Arial" w:cs="Arial" w:eastAsia="Arial" w:hAnsi="Arial"/>
@@ -1771,7 +1771,7 @@
                 <w:delText xml:space="preserve">2. (The</w:delText>
               </w:r>
             </w:del>
-            <w:ins w:id="9018" w:author="Claude (AI) - proposed" w:date="2026-10-15T03:00:58Z">
+            <w:ins w:id="9018" w:author="Claude (AI) - proposed" w:date="2026-10-18T00:26:39Z">
               <w:r>
                 <w:rPr>
                   <w:rFonts w:ascii="Arial" w:cs="Arial" w:eastAsia="Arial" w:hAnsi="Arial"/>
@@ -1799,7 +1799,7 @@
               </w:rPr>
               <w:t xml:space="preserve"> key inquiry question </w:t>
             </w:r>
-            <w:del w:id="9019" w:author="Claude (AI) - proposed" w:date="2026-10-15T03:00:58Z">
+            <w:del w:id="9019" w:author="Claude (AI) - proposed" w:date="2026-10-18T00:26:39Z">
               <w:r>
                 <w:rPr>
                   <w:rFonts w:ascii="Arial" w:cs="Arial" w:eastAsia="Arial" w:hAnsi="Arial"/>
@@ -1814,7 +1814,7 @@
                 <w:delText xml:space="preserve">shown in the excerpt</w:delText>
               </w:r>
             </w:del>
-            <w:ins w:id="9020" w:author="Claude (AI) - proposed" w:date="2026-10-15T03:00:58Z">
+            <w:ins w:id="9020" w:author="Claude (AI) - proposed" w:date="2026-10-18T00:26:39Z">
               <w:r>
                 <w:rPr>
                   <w:rFonts w:ascii="Arial" w:cs="Arial" w:eastAsia="Arial" w:hAnsi="Arial"/>
@@ -1842,7 +1842,7 @@
               </w:rPr>
               <w:t xml:space="preserve">, 'How do chemical bonds influence the properties of substances?', </w:t>
             </w:r>
-            <w:del w:id="9021" w:author="Claude (AI) - proposed" w:date="2026-10-15T03:00:58Z">
+            <w:del w:id="9021" w:author="Claude (AI) - proposed" w:date="2026-10-18T00:26:39Z">
               <w:r>
                 <w:rPr>
                   <w:rFonts w:ascii="Arial" w:cs="Arial" w:eastAsia="Arial" w:hAnsi="Arial"/>
@@ -1857,7 +1857,7 @@
                 <w:delText xml:space="preserve">belongs to Sub-Strand 1.4 Chemical Bonding and is the forward link</w:delText>
               </w:r>
             </w:del>
-            <w:ins w:id="9022" w:author="Claude (AI) - proposed" w:date="2026-10-15T03:00:58Z">
+            <w:ins w:id="9022" w:author="Claude (AI) - proposed" w:date="2026-10-18T00:26:39Z">
               <w:r>
                 <w:rPr>
                   <w:rFonts w:ascii="Arial" w:cs="Arial" w:eastAsia="Arial" w:hAnsi="Arial"/>
@@ -1892,10 +1892,10 @@
               <w:spacing w:after="40" w:before="0"/>
               <w:jc w:val="left"/>
               <w:rPr>
-                <w:ins w:id="9024" w:author="Claude (AI) - proposed" w:date="2026-10-15T03:00:58Z"/>
-              </w:rPr>
-            </w:pPr>
-            <w:ins w:id="9023" w:author="Claude (AI) - proposed" w:date="2026-10-15T03:00:58Z">
+                <w:ins w:id="9024" w:author="Claude (AI) - proposed" w:date="2026-10-18T00:26:39Z"/>
+              </w:rPr>
+            </w:pPr>
+            <w:ins w:id="9023" w:author="Claude (AI) - proposed" w:date="2026-10-18T00:26:39Z">
               <w:r>
                 <w:rPr>
                   <w:rFonts w:ascii="Arial" w:cs="Arial" w:eastAsia="Arial" w:hAnsi="Arial"/>
@@ -1978,7 +1978,7 @@
               </w:rPr>
               <w:t xml:space="preserve">How does electron arrangement influence the arrangement of elements in the periodic table? Learners receive a set of element cards (the first 20 elements) showing symbol, atomic number and properties, but not their positions. They are asked to sort them as chemists did before they knew about electrons. They then observe that elements such as sodium, potassium and lithium (used in batteries and found in Kenyan fertilizers like potassium compounds) react vigorously with water, while neon and argon do not react at all, and that chlorine </w:t>
             </w:r>
-            <w:del w:id="9025" w:author="Claude (AI) - proposed" w:date="2026-10-15T03:00:58Z">
+            <w:del w:id="9025" w:author="Claude (AI) - proposed" w:date="2026-10-18T00:26:39Z">
               <w:r>
                 <w:rPr>
                   <w:rFonts w:ascii="Arial" w:cs="Arial" w:eastAsia="Arial" w:hAnsi="Arial"/>
@@ -1993,7 +1993,7 @@
                 <w:delText xml:space="preserve">and fluorine compounds are used in water treatment</w:delText>
               </w:r>
             </w:del>
-            <w:ins w:id="9026" w:author="Claude (AI) - proposed" w:date="2026-10-15T03:00:58Z">
+            <w:ins w:id="9026" w:author="Claude (AI) - proposed" w:date="2026-10-18T00:26:39Z">
               <w:r>
                 <w:rPr>
                   <w:rFonts w:ascii="Arial" w:cs="Arial" w:eastAsia="Arial" w:hAnsi="Arial"/>
@@ -2357,7 +2357,7 @@
               </w:rPr>
               <w:t xml:space="preserve">–  Why chlorine </w:t>
             </w:r>
-            <w:del w:id="9027" w:author="Claude (AI) - proposed" w:date="2026-10-15T03:00:58Z">
+            <w:del w:id="9027" w:author="Claude (AI) - proposed" w:date="2026-10-18T00:26:39Z">
               <w:r>
                 <w:rPr>
                   <w:rFonts w:ascii="Arial" w:cs="Arial" w:eastAsia="Arial" w:hAnsi="Arial"/>
@@ -2372,7 +2372,7 @@
                 <w:delText xml:space="preserve">and fluorine compounds are used in water treatment plants</w:delText>
               </w:r>
             </w:del>
-            <w:ins w:id="9028" w:author="Claude (AI) - proposed" w:date="2026-10-15T03:00:58Z">
+            <w:ins w:id="9028" w:author="Claude (AI) - proposed" w:date="2026-10-18T00:26:39Z">
               <w:r>
                 <w:rPr>
                   <w:rFonts w:ascii="Arial" w:cs="Arial" w:eastAsia="Arial" w:hAnsi="Arial"/>
@@ -2400,7 +2400,7 @@
               </w:rPr>
               <w:t xml:space="preserve"> in Kenyan towns, and why </w:t>
             </w:r>
-            <w:del w:id="9029" w:author="Claude (AI) - proposed" w:date="2026-10-15T03:00:58Z">
+            <w:del w:id="9029" w:author="Claude (AI) - proposed" w:date="2026-10-18T00:26:39Z">
               <w:r>
                 <w:rPr>
                   <w:rFonts w:ascii="Arial" w:cs="Arial" w:eastAsia="Arial" w:hAnsi="Arial"/>
@@ -2415,7 +2415,7 @@
                 <w:delText xml:space="preserve">both are</w:delText>
               </w:r>
             </w:del>
-            <w:ins w:id="9030" w:author="Claude (AI) - proposed" w:date="2026-10-15T03:00:58Z">
+            <w:ins w:id="9030" w:author="Claude (AI) - proposed" w:date="2026-10-18T00:26:39Z">
               <w:r>
                 <w:rPr>
                   <w:rFonts w:ascii="Arial" w:cs="Arial" w:eastAsia="Arial" w:hAnsi="Arial"/>
@@ -2443,7 +2443,7 @@
               </w:rPr>
               <w:t xml:space="preserve"> in the same family</w:t>
             </w:r>
-            <w:ins w:id="9031" w:author="Claude (AI) - proposed" w:date="2026-10-15T03:00:58Z">
+            <w:ins w:id="9031" w:author="Claude (AI) - proposed" w:date="2026-10-18T00:26:39Z">
               <w:r>
                 <w:rPr>
                   <w:rFonts w:ascii="Arial" w:cs="Arial" w:eastAsia="Arial" w:hAnsi="Arial"/>
@@ -2633,7 +2633,7 @@
         </w:rPr>
         <w:t xml:space="preserve">© 2026 SeaVuria and ARES. This work is licensed under a </w:t>
       </w:r>
-      <w:hyperlink w:history="1" r:id="rIdxutowi1aw3yfb8zsurrwl">
+      <w:hyperlink w:history="1" r:id="rIdkmqtqgtboquv2t_qu3icb">
         <w:r>
           <w:rPr>
             <w:rFonts w:ascii="Arial" w:cs="Arial" w:eastAsia="Arial" w:hAnsi="Arial"/>
@@ -2653,7 +2653,7 @@
         </w:rPr>
         <w:t xml:space="preserve"> (</w:t>
       </w:r>
-      <w:hyperlink w:history="1" r:id="rId7rqy2ky0nefpqwbnmaaza">
+      <w:hyperlink w:history="1" r:id="rIdakh6luygkzjpoa8hivla9">
         <w:r>
           <w:rPr>
             <w:rFonts w:ascii="Arial" w:cs="Arial" w:eastAsia="Arial" w:hAnsi="Arial"/>
@@ -2673,7 +2673,7 @@
         </w:rPr>
         <w:t xml:space="preserve">). To view a copy of this license, visit </w:t>
       </w:r>
-      <w:hyperlink w:history="1" r:id="rIdyab_2aqwvldcy8kezyc0v">
+      <w:hyperlink w:history="1" r:id="rIdni_anewwbbyum4dyc9ijl">
         <w:r>
           <w:rPr>
             <w:rFonts w:ascii="Arial" w:cs="Arial" w:eastAsia="Arial" w:hAnsi="Arial"/>
@@ -2749,7 +2749,7 @@
               </w:rPr>
               <w:t xml:space="preserve">LESSON 1 (40 minutes (</w:t>
             </w:r>
-            <w:del w:id="9032" w:author="Claude (AI) - proposed" w:date="2026-10-15T03:00:58Z">
+            <w:del w:id="9032" w:author="Claude (AI) - proposed" w:date="2026-10-18T00:26:39Z">
               <w:r>
                 <w:rPr>
                   <w:rFonts w:ascii="Arial" w:cs="Arial" w:eastAsia="Arial" w:hAnsi="Arial"/>
@@ -2764,7 +2764,7 @@
                 <w:delText xml:space="preserve">one lesson of the 30 lessons in Sub-Strand 1.3</w:delText>
               </w:r>
             </w:del>
-            <w:ins w:id="9033" w:author="Claude (AI) - proposed" w:date="2026-10-15T03:00:58Z">
+            <w:ins w:id="9033" w:author="Claude (AI) - proposed" w:date="2026-10-18T00:26:39Z">
               <w:r>
                 <w:rPr>
                   <w:rFonts w:ascii="Arial" w:cs="Arial" w:eastAsia="Arial" w:hAnsi="Arial"/>
@@ -3236,7 +3236,7 @@
               </w:rPr>
               <w:t xml:space="preserve">How does electron arrangement influence the arrangement of elements in the periodic table, and how does it help us predict the ions and compounds elements form? (Teacher's phenomenon question</w:t>
             </w:r>
-            <w:del w:id="9034" w:author="Claude (AI) - proposed" w:date="2026-10-15T03:00:58Z">
+            <w:del w:id="9034" w:author="Claude (AI) - proposed" w:date="2026-10-18T00:26:39Z">
               <w:r>
                 <w:rPr>
                   <w:rFonts w:ascii="Arial" w:cs="Arial" w:eastAsia="Arial" w:hAnsi="Arial"/>
@@ -3251,7 +3251,7 @@
                 <w:delText xml:space="preserve">; the KICD excerpt</w:delText>
               </w:r>
             </w:del>
-            <w:ins w:id="9035" w:author="Claude (AI) - proposed" w:date="2026-10-15T03:00:58Z">
+            <w:ins w:id="9035" w:author="Claude (AI) - proposed" w:date="2026-10-18T00:26:39Z">
               <w:r>
                 <w:rPr>
                   <w:rFonts w:ascii="Arial" w:cs="Arial" w:eastAsia="Arial" w:hAnsi="Arial"/>
@@ -3279,7 +3279,7 @@
               </w:rPr>
               <w:t xml:space="preserve"> for 1.3</w:t>
             </w:r>
-            <w:del w:id="9036" w:author="Claude (AI) - proposed" w:date="2026-10-15T03:00:58Z">
+            <w:del w:id="9036" w:author="Claude (AI) - proposed" w:date="2026-10-18T00:26:39Z">
               <w:r>
                 <w:rPr>
                   <w:rFonts w:ascii="Arial" w:cs="Arial" w:eastAsia="Arial" w:hAnsi="Arial"/>
@@ -3294,7 +3294,7 @@
                 <w:delText xml:space="preserve"> lists no key inquiry question</w:delText>
               </w:r>
             </w:del>
-            <w:ins w:id="9037" w:author="Claude (AI) - proposed" w:date="2026-10-15T03:00:58Z">
+            <w:ins w:id="9037" w:author="Claude (AI) - proposed" w:date="2026-10-18T00:26:39Z">
               <w:r>
                 <w:rPr>
                   <w:rFonts w:ascii="Arial" w:cs="Arial" w:eastAsia="Arial" w:hAnsi="Arial"/>
@@ -3458,7 +3458,7 @@
               </w:rPr>
               <w:t xml:space="preserve">This lesson uses cards, video or teacher description of reactions, and no learner handling of reactive metals. If Mwalimu Achieng demonstrates the water reactions, only a trained teacher may use a </w:t>
             </w:r>
-            <w:del w:id="9038" w:author="Claude (AI) - proposed" w:date="2026-10-15T03:00:58Z">
+            <w:del w:id="9038" w:author="Claude (AI) - proposed" w:date="2026-10-18T00:26:39Z">
               <w:r>
                 <w:rPr>
                   <w:rFonts w:ascii="Arial" w:cs="Arial" w:eastAsia="Arial" w:hAnsi="Arial"/>
@@ -3473,7 +3473,7 @@
                 <w:delText xml:space="preserve">pea</w:delText>
               </w:r>
             </w:del>
-            <w:ins w:id="9039" w:author="Claude (AI) - proposed" w:date="2026-10-15T03:00:58Z">
+            <w:ins w:id="9039" w:author="Claude (AI) - proposed" w:date="2026-10-18T00:26:39Z">
               <w:r>
                 <w:rPr>
                   <w:rFonts w:ascii="Arial" w:cs="Arial" w:eastAsia="Arial" w:hAnsi="Arial"/>
@@ -3596,7 +3596,7 @@
               </w:rPr>
               <w:t xml:space="preserve">Wanjiku, Otieno, Amina and Kipchoge's Grade 10 class in Kisumu receives envelopes of 20 Element Cards (symbol, atomic number Z, A_r and properties, but NOT position). Learners first predict how chemists, before they knew about electrons, would sort the cards, then sort them in groups, record their rules, and notice what works and what does not. Mwalimu Achieng then presents the phenomenon: Li, Na and K, with very different masses, all react vigorously with water, while Ne and Ar do not react at all; chlorine </w:t>
             </w:r>
-            <w:del w:id="9040" w:author="Claude (AI) - proposed" w:date="2026-10-15T03:00:58Z">
+            <w:del w:id="9040" w:author="Claude (AI) - proposed" w:date="2026-10-18T00:26:39Z">
               <w:r>
                 <w:rPr>
                   <w:rFonts w:ascii="Arial" w:cs="Arial" w:eastAsia="Arial" w:hAnsi="Arial"/>
@@ -3611,7 +3611,7 @@
                 <w:delText xml:space="preserve">and fluorine compounds treat</w:delText>
               </w:r>
             </w:del>
-            <w:ins w:id="9041" w:author="Claude (AI) - proposed" w:date="2026-10-15T03:00:58Z">
+            <w:ins w:id="9041" w:author="Claude (AI) - proposed" w:date="2026-10-18T00:26:39Z">
               <w:r>
                 <w:rPr>
                   <w:rFonts w:ascii="Arial" w:cs="Arial" w:eastAsia="Arial" w:hAnsi="Arial"/>
@@ -3927,7 +3927,7 @@
             <w:pPr>
               <w:spacing w:after="20" w:before="0"/>
             </w:pPr>
-            <w:hyperlink w:history="1" r:id="rIdmyovw1m9h18d-6ifcbrh1">
+            <w:hyperlink w:history="1" r:id="rIdft9lpgppolyr1qvg-cedc">
               <w:r>
                 <w:rPr>
                   <w:rFonts w:ascii="Arial" w:cs="Arial" w:eastAsia="Arial" w:hAnsi="Arial"/>
@@ -3960,7 +3960,7 @@
               <w:spacing w:after="10" w:before="0"/>
               <w:ind w:left="120"/>
             </w:pPr>
-            <w:hyperlink w:history="1" r:id="rIdwdls_xpnwqin7mvw54ck6">
+            <w:hyperlink w:history="1" r:id="rIduthcuyxr3qzevq2hrvxtz">
               <w:r>
                 <w:rPr>
                   <w:rFonts w:ascii="Arial" w:cs="Arial" w:eastAsia="Arial" w:hAnsi="Arial"/>
@@ -4005,7 +4005,7 @@
             <w:pPr>
               <w:spacing w:after="20" w:before="0"/>
             </w:pPr>
-            <w:hyperlink w:history="1" r:id="rIdtawospvr2wlhfgim515qv">
+            <w:hyperlink w:history="1" r:id="rId615dwb_xd4gobsw-3wnmh">
               <w:r>
                 <w:rPr>
                   <w:rFonts w:ascii="Arial" w:cs="Arial" w:eastAsia="Arial" w:hAnsi="Arial"/>
@@ -4038,7 +4038,7 @@
               <w:spacing w:after="10" w:before="0"/>
               <w:ind w:left="120"/>
             </w:pPr>
-            <w:hyperlink w:history="1" r:id="rIds_xznlerlmh8poo6hehlu">
+            <w:hyperlink w:history="1" r:id="rIdxtndjgcp-nyseozplada3">
               <w:r>
                 <w:rPr>
                   <w:rFonts w:ascii="Arial" w:cs="Arial" w:eastAsia="Arial" w:hAnsi="Arial"/>
@@ -4238,7 +4238,7 @@
             <w:pPr>
               <w:spacing w:after="20" w:before="0"/>
             </w:pPr>
-            <w:hyperlink w:history="1" r:id="rIdxywpwqwcwtgl1khsb6prr">
+            <w:hyperlink w:history="1" r:id="rIdjiq4paeeuz-cu17daahhy">
               <w:r>
                 <w:rPr>
                   <w:rFonts w:ascii="Arial" w:cs="Arial" w:eastAsia="Arial" w:hAnsi="Arial"/>
@@ -4271,7 +4271,7 @@
               <w:spacing w:after="10" w:before="0"/>
               <w:ind w:left="120"/>
             </w:pPr>
-            <w:hyperlink w:history="1" r:id="rIda7g9clmbepg8sslzlvo1s">
+            <w:hyperlink w:history="1" r:id="rIdcvmbhpt3mylzyaomisuyv">
               <w:r>
                 <w:rPr>
                   <w:rFonts w:ascii="Arial" w:cs="Arial" w:eastAsia="Arial" w:hAnsi="Arial"/>
@@ -4316,7 +4316,7 @@
             <w:pPr>
               <w:spacing w:after="20" w:before="0"/>
             </w:pPr>
-            <w:hyperlink w:history="1" r:id="rIdqnk8fvyydyu8ke0rzkiwt">
+            <w:hyperlink w:history="1" r:id="rIdsy890gskt1osmyh4rfsmu">
               <w:r>
                 <w:rPr>
                   <w:rFonts w:ascii="Arial" w:cs="Arial" w:eastAsia="Arial" w:hAnsi="Arial"/>
@@ -4349,7 +4349,7 @@
               <w:spacing w:after="10" w:before="0"/>
               <w:ind w:left="120"/>
             </w:pPr>
-            <w:hyperlink w:history="1" r:id="rIdllcfptefkexgoikupcim0">
+            <w:hyperlink w:history="1" r:id="rId32ovgs0f-nz2zo58zpgjb">
               <w:r>
                 <w:rPr>
                   <w:rFonts w:ascii="Arial" w:cs="Arial" w:eastAsia="Arial" w:hAnsi="Arial"/>
@@ -4394,7 +4394,7 @@
               </w:rPr>
               <w:t xml:space="preserve">Part A (</w:t>
             </w:r>
-            <w:del w:id="9042" w:author="Claude (AI) - proposed" w:date="2026-10-15T03:00:58Z">
+            <w:del w:id="9042" w:author="Claude (AI) - proposed" w:date="2026-10-18T00:26:39Z">
               <w:r>
                 <w:rPr>
                   <w:rFonts w:ascii="Arial" w:cs="Arial" w:eastAsia="Arial" w:hAnsi="Arial"/>
@@ -4409,7 +4409,7 @@
                 <w:delText xml:space="preserve">15</w:delText>
               </w:r>
             </w:del>
-            <w:ins w:id="9043" w:author="Claude (AI) - proposed" w:date="2026-10-15T03:00:58Z">
+            <w:ins w:id="9043" w:author="Claude (AI) - proposed" w:date="2026-10-18T00:26:39Z">
               <w:r>
                 <w:rPr>
                   <w:rFonts w:ascii="Arial" w:cs="Arial" w:eastAsia="Arial" w:hAnsi="Arial"/>
@@ -4437,7 +4437,7 @@
               </w:rPr>
               <w:t xml:space="preserve"> minutes): Groups spread out the 20 Element Cards and sort them in two rounds. Round 1: sort by properties (metal or non-metal, state, how it behaves). Round 2: arrange all 20 in a single line by increasing A_r, then try to make rows and columns of elements that behave alike. They record their rules on a group chart. Part B (10 minutes): Mwalimu Achieng presents evidence (video or safe teacher demonstration of lithium and sodium; description or video only for potassium): Li fizzes steadily and floats; Na melts into a ball, darts about and fizzes fast; K melts, burns with a lilac flame and reacts very vigorously. Learners compare with data cards showing that Ne and Ar do not react at all. They read short information on chlorine used to disinfect </w:t>
             </w:r>
-            <w:del w:id="9044" w:author="Claude (AI) - proposed" w:date="2026-10-15T03:00:58Z">
+            <w:del w:id="9044" w:author="Claude (AI) - proposed" w:date="2026-10-18T00:26:39Z">
               <w:r>
                 <w:rPr>
                   <w:rFonts w:ascii="Arial" w:cs="Arial" w:eastAsia="Arial" w:hAnsi="Arial"/>
@@ -4452,7 +4452,7 @@
                 <w:delText xml:space="preserve">Lake Victoria</w:delText>
               </w:r>
             </w:del>
-            <w:ins w:id="9045" w:author="Claude (AI) - proposed" w:date="2026-10-15T03:00:58Z">
+            <w:ins w:id="9045" w:author="Claude (AI) - proposed" w:date="2026-10-18T00:26:39Z">
               <w:r>
                 <w:rPr>
                   <w:rFonts w:ascii="Arial" w:cs="Arial" w:eastAsia="Arial" w:hAnsi="Arial"/>
@@ -4480,7 +4480,7 @@
               </w:rPr>
               <w:t xml:space="preserve"> water in Nairobi</w:t>
             </w:r>
-            <w:del w:id="9046" w:author="Claude (AI) - proposed" w:date="2026-10-15T03:00:58Z">
+            <w:del w:id="9046" w:author="Claude (AI) - proposed" w:date="2026-10-18T00:26:39Z">
               <w:r>
                 <w:rPr>
                   <w:rFonts w:ascii="Arial" w:cs="Arial" w:eastAsia="Arial" w:hAnsi="Arial"/>
@@ -4495,7 +4495,7 @@
                 <w:delText xml:space="preserve"> and Mombasa</w:delText>
               </w:r>
             </w:del>
-            <w:ins w:id="9047" w:author="Claude (AI) - proposed" w:date="2026-10-15T03:00:58Z">
+            <w:ins w:id="9047" w:author="Claude (AI) - proposed" w:date="2026-10-18T00:26:39Z">
               <w:r>
                 <w:rPr>
                   <w:rFonts w:ascii="Arial" w:cs="Arial" w:eastAsia="Arial" w:hAnsi="Arial"/>
@@ -4523,7 +4523,7 @@
               </w:rPr>
               <w:t xml:space="preserve">, and on fluoride </w:t>
             </w:r>
-            <w:del w:id="9048" w:author="Claude (AI) - proposed" w:date="2026-10-15T03:00:58Z">
+            <w:del w:id="9048" w:author="Claude (AI) - proposed" w:date="2026-10-18T00:26:39Z">
               <w:r>
                 <w:rPr>
                   <w:rFonts w:ascii="Arial" w:cs="Arial" w:eastAsia="Arial" w:hAnsi="Arial"/>
@@ -4538,7 +4538,7 @@
                 <w:delText xml:space="preserve">compounds in some water supplies</w:delText>
               </w:r>
             </w:del>
-            <w:ins w:id="9049" w:author="Claude (AI) - proposed" w:date="2026-10-15T03:00:58Z">
+            <w:ins w:id="9049" w:author="Claude (AI) - proposed" w:date="2026-10-18T00:26:39Z">
               <w:r>
                 <w:rPr>
                   <w:rFonts w:ascii="Arial" w:cs="Arial" w:eastAsia="Arial" w:hAnsi="Arial"/>
@@ -4599,7 +4599,7 @@
               </w:rPr>
               <w:t xml:space="preserve">Distribute the envelopes and say: 'Your job is to find patterns. There is no single right way yet.' Give </w:t>
             </w:r>
-            <w:del w:id="9050" w:author="Claude (AI) - proposed" w:date="2026-10-15T03:00:58Z">
+            <w:del w:id="9050" w:author="Claude (AI) - proposed" w:date="2026-10-18T00:26:39Z">
               <w:r>
                 <w:rPr>
                   <w:rFonts w:ascii="Arial" w:cs="Arial" w:eastAsia="Arial" w:hAnsi="Arial"/>
@@ -4614,7 +4614,7 @@
                 <w:delText xml:space="preserve">5</w:delText>
               </w:r>
             </w:del>
-            <w:ins w:id="9051" w:author="Claude (AI) - proposed" w:date="2026-10-15T03:00:58Z">
+            <w:ins w:id="9051" w:author="Claude (AI) - proposed" w:date="2026-10-18T00:26:39Z">
               <w:r>
                 <w:rPr>
                   <w:rFonts w:ascii="Arial" w:cs="Arial" w:eastAsia="Arial" w:hAnsi="Arial"/>
@@ -4764,7 +4764,7 @@
             <w:pPr>
               <w:spacing w:after="20" w:before="0"/>
             </w:pPr>
-            <w:hyperlink w:history="1" r:id="rId3ixcqm3jsc7sfcomzaq2d">
+            <w:hyperlink w:history="1" r:id="rId7mltolcy8l-oztd4kvruv">
               <w:r>
                 <w:rPr>
                   <w:rFonts w:ascii="Arial" w:cs="Arial" w:eastAsia="Arial" w:hAnsi="Arial"/>
@@ -4797,7 +4797,7 @@
               <w:spacing w:after="10" w:before="0"/>
               <w:ind w:left="120"/>
             </w:pPr>
-            <w:hyperlink w:history="1" r:id="rId5erqgsbdwob5qgybg1x2o">
+            <w:hyperlink w:history="1" r:id="rIdowjtov2je2qlsnf6xg0rw">
               <w:r>
                 <w:rPr>
                   <w:rFonts w:ascii="Arial" w:cs="Arial" w:eastAsia="Arial" w:hAnsi="Arial"/>
@@ -4842,7 +4842,7 @@
             <w:pPr>
               <w:spacing w:after="20" w:before="0"/>
             </w:pPr>
-            <w:hyperlink w:history="1" r:id="rIdpcbjs8g_e_dv8oi8o2t_z">
+            <w:hyperlink w:history="1" r:id="rIds702uwfpmounjbohcujqp">
               <w:r>
                 <w:rPr>
                   <w:rFonts w:ascii="Arial" w:cs="Arial" w:eastAsia="Arial" w:hAnsi="Arial"/>
@@ -4875,7 +4875,7 @@
               <w:spacing w:after="10" w:before="0"/>
               <w:ind w:left="120"/>
             </w:pPr>
-            <w:hyperlink w:history="1" r:id="rId0wkox9ejqyp__hyqjhtnk">
+            <w:hyperlink w:history="1" r:id="rIdtmq10ekjlxoat08bawzmv">
               <w:r>
                 <w:rPr>
                   <w:rFonts w:ascii="Arial" w:cs="Arial" w:eastAsia="Arial" w:hAnsi="Arial"/>
@@ -5075,7 +5075,7 @@
             <w:pPr>
               <w:spacing w:after="20" w:before="0"/>
             </w:pPr>
-            <w:hyperlink w:history="1" r:id="rIdrzmhjw_wzad6bgmmhlfor">
+            <w:hyperlink w:history="1" r:id="rIdwtmnm5d0ishi9hotjlga3">
               <w:r>
                 <w:rPr>
                   <w:rFonts w:ascii="Arial" w:cs="Arial" w:eastAsia="Arial" w:hAnsi="Arial"/>
@@ -5108,7 +5108,7 @@
               <w:spacing w:after="10" w:before="0"/>
               <w:ind w:left="120"/>
             </w:pPr>
-            <w:hyperlink w:history="1" r:id="rIdhrrdom5glvgco6aosy8cy">
+            <w:hyperlink w:history="1" r:id="rIdnuwgoeoksicoqofgejyer">
               <w:r>
                 <w:rPr>
                   <w:rFonts w:ascii="Arial" w:cs="Arial" w:eastAsia="Arial" w:hAnsi="Arial"/>
@@ -5153,7 +5153,7 @@
             <w:pPr>
               <w:spacing w:after="20" w:before="0"/>
             </w:pPr>
-            <w:hyperlink w:history="1" r:id="rIdm4ncfjbqwxacyb9gi9k5s">
+            <w:hyperlink w:history="1" r:id="rId41bocsskm_inhhj-2l3lv">
               <w:r>
                 <w:rPr>
                   <w:rFonts w:ascii="Arial" w:cs="Arial" w:eastAsia="Arial" w:hAnsi="Arial"/>
@@ -5186,7 +5186,7 @@
               <w:spacing w:after="10" w:before="0"/>
               <w:ind w:left="120"/>
             </w:pPr>
-            <w:hyperlink w:history="1" r:id="rIdxqeezdvhzoqlnwf8wdljc">
+            <w:hyperlink w:history="1" r:id="rIdpml2ewwezlolmxfz1whxb">
               <w:r>
                 <w:rPr>
                   <w:rFonts w:ascii="Arial" w:cs="Arial" w:eastAsia="Arial" w:hAnsi="Arial"/>
@@ -5386,7 +5386,7 @@
             <w:pPr>
               <w:spacing w:after="20" w:before="0"/>
             </w:pPr>
-            <w:hyperlink w:history="1" r:id="rId2ysmjva3ukxabf_klafie">
+            <w:hyperlink w:history="1" r:id="rIdnjjxywioxx9ocv2u8zjxw">
               <w:r>
                 <w:rPr>
                   <w:rFonts w:ascii="Arial" w:cs="Arial" w:eastAsia="Arial" w:hAnsi="Arial"/>
@@ -5435,7 +5435,7 @@
               <w:spacing w:after="10" w:before="0"/>
               <w:ind w:left="120"/>
             </w:pPr>
-            <w:hyperlink w:history="1" r:id="rId3qx57efmz6z0tpss96smc">
+            <w:hyperlink w:history="1" r:id="rIdbs_ciymtc2yxmqgkkrfhk">
               <w:r>
                 <w:rPr>
                   <w:rFonts w:ascii="Arial" w:cs="Arial" w:eastAsia="Arial" w:hAnsi="Arial"/>
@@ -5480,7 +5480,7 @@
             <w:pPr>
               <w:spacing w:after="20" w:before="0"/>
             </w:pPr>
-            <w:hyperlink w:history="1" r:id="rIdhewhuomjvqb-kjqn2wfy5">
+            <w:hyperlink w:history="1" r:id="rIdsv-q_vt6jp68g17rmfzuj">
               <w:r>
                 <w:rPr>
                   <w:rFonts w:ascii="Arial" w:cs="Arial" w:eastAsia="Arial" w:hAnsi="Arial"/>
@@ -5529,7 +5529,7 @@
               <w:spacing w:after="10" w:before="0"/>
               <w:ind w:left="120"/>
             </w:pPr>
-            <w:hyperlink w:history="1" r:id="rIdnezn1svcxdis69uaosf2h">
+            <w:hyperlink w:history="1" r:id="rIdwbghlgu1mspv8qwyojzd9">
               <w:r>
                 <w:rPr>
                   <w:rFonts w:ascii="Arial" w:cs="Arial" w:eastAsia="Arial" w:hAnsi="Arial"/>
@@ -6054,7 +6054,7 @@
         </w:rPr>
         <w:t xml:space="preserve">© 2026 SeaVuria and ARES. Aligned with KICD objectives. Developed by SeaVuria; technical implementation by ARES (with AI assistance from Claude). Licensed under </w:t>
       </w:r>
-      <w:hyperlink w:history="1" r:id="rIdaq5fv_7dpvc5vnfilddfk">
+      <w:hyperlink w:history="1" r:id="rIdopjcyhhcsxgkfna6gredy">
         <w:r>
           <w:rPr>
             <w:rFonts w:ascii="Arial" w:cs="Arial" w:eastAsia="Arial" w:hAnsi="Arial"/>
@@ -6075,7 +6075,7 @@
         </w:rPr>
         <w:t xml:space="preserve"> (</w:t>
       </w:r>
-      <w:hyperlink w:history="1" r:id="rId1vghktevdrzgxgw8lmmuj">
+      <w:hyperlink w:history="1" r:id="rIdnmgdk-527gbm6oujib48n">
         <w:r>
           <w:rPr>
             <w:rFonts w:ascii="Arial" w:cs="Arial" w:eastAsia="Arial" w:hAnsi="Arial"/>
@@ -6152,7 +6152,7 @@
               </w:rPr>
               <w:t xml:space="preserve">LESSON 2 (40 minutes</w:t>
             </w:r>
-            <w:ins w:id="9052" w:author="Claude (AI) - proposed" w:date="2026-10-15T03:00:58Z">
+            <w:ins w:id="9052" w:author="Claude (AI) - proposed" w:date="2026-10-18T00:26:39Z">
               <w:r>
                 <w:rPr>
                   <w:rFonts w:ascii="Arial" w:cs="Arial" w:eastAsia="Arial" w:hAnsi="Arial"/>
@@ -7143,7 +7143,7 @@
             <w:pPr>
               <w:spacing w:after="20" w:before="0"/>
             </w:pPr>
-            <w:hyperlink w:history="1" r:id="rId5lr9mxeajfsi1vdyqrupm">
+            <w:hyperlink w:history="1" r:id="rIdvu26u_lkdg6k86fky1kpz">
               <w:r>
                 <w:rPr>
                   <w:rFonts w:ascii="Arial" w:cs="Arial" w:eastAsia="Arial" w:hAnsi="Arial"/>
@@ -7176,7 +7176,7 @@
               <w:spacing w:after="10" w:before="0"/>
               <w:ind w:left="120"/>
             </w:pPr>
-            <w:hyperlink w:history="1" r:id="rIdi9lz3cq6ssbrycpqo6tbr">
+            <w:hyperlink w:history="1" r:id="rIdifrrbjbbflqk4neamxm4v">
               <w:r>
                 <w:rPr>
                   <w:rFonts w:ascii="Arial" w:cs="Arial" w:eastAsia="Arial" w:hAnsi="Arial"/>
@@ -7221,7 +7221,7 @@
             <w:pPr>
               <w:spacing w:after="20" w:before="0"/>
             </w:pPr>
-            <w:hyperlink w:history="1" r:id="rIdzrcdam4k7mplb-sem0zjo">
+            <w:hyperlink w:history="1" r:id="rIdddhw4e-qlz9kf3iogxdat">
               <w:r>
                 <w:rPr>
                   <w:rFonts w:ascii="Arial" w:cs="Arial" w:eastAsia="Arial" w:hAnsi="Arial"/>
@@ -7254,7 +7254,7 @@
               <w:spacing w:after="10" w:before="0"/>
               <w:ind w:left="120"/>
             </w:pPr>
-            <w:hyperlink w:history="1" r:id="rIdp7hklth20w1gzi73itce4">
+            <w:hyperlink w:history="1" r:id="rIdoodmt38-knlshtwsabxy6">
               <w:r>
                 <w:rPr>
                   <w:rFonts w:ascii="Arial" w:cs="Arial" w:eastAsia="Arial" w:hAnsi="Arial"/>
@@ -7454,7 +7454,7 @@
             <w:pPr>
               <w:spacing w:after="20" w:before="0"/>
             </w:pPr>
-            <w:hyperlink w:history="1" r:id="rIdy4zyycdhtaxvufoct5tnb">
+            <w:hyperlink w:history="1" r:id="rIdhdk72fylasda2f18eddp6">
               <w:r>
                 <w:rPr>
                   <w:rFonts w:ascii="Arial" w:cs="Arial" w:eastAsia="Arial" w:hAnsi="Arial"/>
@@ -7487,7 +7487,7 @@
               <w:spacing w:after="10" w:before="0"/>
               <w:ind w:left="120"/>
             </w:pPr>
-            <w:hyperlink w:history="1" r:id="rIdwoe3fm-r-fda9xhj9k-dz">
+            <w:hyperlink w:history="1" r:id="rIdjgwuw1t_llrbau8fyqdtl">
               <w:r>
                 <w:rPr>
                   <w:rFonts w:ascii="Arial" w:cs="Arial" w:eastAsia="Arial" w:hAnsi="Arial"/>
@@ -7532,7 +7532,7 @@
             <w:pPr>
               <w:spacing w:after="20" w:before="0"/>
             </w:pPr>
-            <w:hyperlink w:history="1" r:id="rId5e1a6wtfostuvef3rh25s">
+            <w:hyperlink w:history="1" r:id="rIdv7jowm2zk4m_412v8ptft">
               <w:r>
                 <w:rPr>
                   <w:rFonts w:ascii="Arial" w:cs="Arial" w:eastAsia="Arial" w:hAnsi="Arial"/>
@@ -7565,7 +7565,7 @@
               <w:spacing w:after="10" w:before="0"/>
               <w:ind w:left="120"/>
             </w:pPr>
-            <w:hyperlink w:history="1" r:id="rIdztgknwbded8qlatzeeymr">
+            <w:hyperlink w:history="1" r:id="rIdvmmvydokw81p9g05jfqed">
               <w:r>
                 <w:rPr>
                   <w:rFonts w:ascii="Arial" w:cs="Arial" w:eastAsia="Arial" w:hAnsi="Arial"/>
@@ -7610,7 +7610,7 @@
               </w:rPr>
               <w:t xml:space="preserve">Part A (</w:t>
             </w:r>
-            <w:del w:id="9053" w:author="Claude (AI) - proposed" w:date="2026-10-15T03:00:58Z">
+            <w:del w:id="9053" w:author="Claude (AI) - proposed" w:date="2026-10-18T00:26:39Z">
               <w:r>
                 <w:rPr>
                   <w:rFonts w:ascii="Arial" w:cs="Arial" w:eastAsia="Arial" w:hAnsi="Arial"/>
@@ -7625,7 +7625,7 @@
                 <w:delText xml:space="preserve">10</w:delText>
               </w:r>
             </w:del>
-            <w:ins w:id="9054" w:author="Claude (AI) - proposed" w:date="2026-10-15T03:00:58Z">
+            <w:ins w:id="9054" w:author="Claude (AI) - proposed" w:date="2026-10-18T00:26:39Z">
               <w:r>
                 <w:rPr>
                   <w:rFonts w:ascii="Arial" w:cs="Arial" w:eastAsia="Arial" w:hAnsi="Arial"/>
@@ -7808,7 +7808,7 @@
             <w:pPr>
               <w:spacing w:after="20" w:before="0"/>
             </w:pPr>
-            <w:hyperlink w:history="1" r:id="rIdi0jwyxrxtofqinb63lr6t">
+            <w:hyperlink w:history="1" r:id="rIdvdmefnyjpwyct7pipqn-a">
               <w:r>
                 <w:rPr>
                   <w:rFonts w:ascii="Arial" w:cs="Arial" w:eastAsia="Arial" w:hAnsi="Arial"/>
@@ -7841,7 +7841,7 @@
               <w:spacing w:after="10" w:before="0"/>
               <w:ind w:left="120"/>
             </w:pPr>
-            <w:hyperlink w:history="1" r:id="rIdrxdqmrlp04o8pyekphgoa">
+            <w:hyperlink w:history="1" r:id="rIdzrdm33y5po1k-uf3-pl0a">
               <w:r>
                 <w:rPr>
                   <w:rFonts w:ascii="Arial" w:cs="Arial" w:eastAsia="Arial" w:hAnsi="Arial"/>
@@ -7886,7 +7886,7 @@
             <w:pPr>
               <w:spacing w:after="20" w:before="0"/>
             </w:pPr>
-            <w:hyperlink w:history="1" r:id="rIdw_dz_bko2uwuwaumwe_xj">
+            <w:hyperlink w:history="1" r:id="rIdxzocuf6i4yst6twyrvy5q">
               <w:r>
                 <w:rPr>
                   <w:rFonts w:ascii="Arial" w:cs="Arial" w:eastAsia="Arial" w:hAnsi="Arial"/>
@@ -7919,7 +7919,7 @@
               <w:spacing w:after="10" w:before="0"/>
               <w:ind w:left="120"/>
             </w:pPr>
-            <w:hyperlink w:history="1" r:id="rIdk8uulaodbozlviifxjulr">
+            <w:hyperlink w:history="1" r:id="rIdekv4rp6wx2xspz1wxjn71">
               <w:r>
                 <w:rPr>
                   <w:rFonts w:ascii="Arial" w:cs="Arial" w:eastAsia="Arial" w:hAnsi="Arial"/>
@@ -7997,7 +7997,7 @@
               </w:rPr>
               <w:t xml:space="preserve">Model one sentence frame: 'I claim that elements are ordered by ___ because the data show ___.' Say: 'Use numbers from your table, not just words.' WAIT TIME: after posing 'Why did Mendeleev's mass ordering mostly work and yet fail for Ar and K?', wait 10-15 seconds, then allow pair talk for 2 minutes. Cold-call 4 pairs; ask a fifth learner to restate a peer's idea ('Who can say that in your own words?'). Clarify with the scientific summary: Mendeleev (1869) ordered by mass and left gaps; Moseley (1913) showed atomic number is the true basis; the modern table uses atomic number. Define: group = vertical column (1 to 18), period = horizontal row. </w:t>
             </w:r>
-            <w:ins w:id="9055" w:author="Claude (AI) - proposed" w:date="2026-10-15T03:00:58Z">
+            <w:ins w:id="9055" w:author="Claude (AI) - proposed" w:date="2026-10-18T00:26:39Z">
               <w:r>
                 <w:rPr>
                   <w:rFonts w:ascii="Arial" w:cs="Arial" w:eastAsia="Arial" w:hAnsi="Arial"/>
@@ -8147,7 +8147,7 @@
             <w:pPr>
               <w:spacing w:after="20" w:before="0"/>
             </w:pPr>
-            <w:hyperlink w:history="1" r:id="rIdlz9fh6uaw10umep9rlb_z">
+            <w:hyperlink w:history="1" r:id="rId7_qfsr1z5z_3kvtpg0d7x">
               <w:r>
                 <w:rPr>
                   <w:rFonts w:ascii="Arial" w:cs="Arial" w:eastAsia="Arial" w:hAnsi="Arial"/>
@@ -8180,7 +8180,7 @@
               <w:spacing w:after="10" w:before="0"/>
               <w:ind w:left="120"/>
             </w:pPr>
-            <w:hyperlink w:history="1" r:id="rIdd_ghroykng8qq2stojqp8">
+            <w:hyperlink w:history="1" r:id="rId8qdpgikxhelii6_p63wxq">
               <w:r>
                 <w:rPr>
                   <w:rFonts w:ascii="Arial" w:cs="Arial" w:eastAsia="Arial" w:hAnsi="Arial"/>
@@ -8225,7 +8225,7 @@
             <w:pPr>
               <w:spacing w:after="20" w:before="0"/>
             </w:pPr>
-            <w:hyperlink w:history="1" r:id="rIddmgrm5wjy7v4t_qhnoncu">
+            <w:hyperlink w:history="1" r:id="rId-z2n5jiaukkdlgzd8yryc">
               <w:r>
                 <w:rPr>
                   <w:rFonts w:ascii="Arial" w:cs="Arial" w:eastAsia="Arial" w:hAnsi="Arial"/>
@@ -8258,7 +8258,7 @@
               <w:spacing w:after="10" w:before="0"/>
               <w:ind w:left="120"/>
             </w:pPr>
-            <w:hyperlink w:history="1" r:id="rIdvbvo5kq0vok0lirm3_s8l">
+            <w:hyperlink w:history="1" r:id="rIdm2azw8uuwe8rwcowhqzuw">
               <w:r>
                 <w:rPr>
                   <w:rFonts w:ascii="Arial" w:cs="Arial" w:eastAsia="Arial" w:hAnsi="Arial"/>
@@ -8458,7 +8458,7 @@
             <w:pPr>
               <w:spacing w:after="20" w:before="0"/>
             </w:pPr>
-            <w:hyperlink w:history="1" r:id="rId0qahsrwezb6z1y_g-s01w">
+            <w:hyperlink w:history="1" r:id="rIdonhdcvvwbk3oyby8it3uj">
               <w:r>
                 <w:rPr>
                   <w:rFonts w:ascii="Arial" w:cs="Arial" w:eastAsia="Arial" w:hAnsi="Arial"/>
@@ -8491,7 +8491,7 @@
               <w:spacing w:after="10" w:before="0"/>
               <w:ind w:left="120"/>
             </w:pPr>
-            <w:hyperlink w:history="1" r:id="rIdeetqzztzihw2amnfyovzc">
+            <w:hyperlink w:history="1" r:id="rIdqnlidm-rwj0js3i_rfipv">
               <w:r>
                 <w:rPr>
                   <w:rFonts w:ascii="Arial" w:cs="Arial" w:eastAsia="Arial" w:hAnsi="Arial"/>
@@ -8536,7 +8536,7 @@
             <w:pPr>
               <w:spacing w:after="20" w:before="0"/>
             </w:pPr>
-            <w:hyperlink w:history="1" r:id="rIdjlxb8vp4vt_dh-qnme0xj">
+            <w:hyperlink w:history="1" r:id="rIdhawh3e7nhpht5s1owtzcn">
               <w:r>
                 <w:rPr>
                   <w:rFonts w:ascii="Arial" w:cs="Arial" w:eastAsia="Arial" w:hAnsi="Arial"/>
@@ -8585,7 +8585,7 @@
               <w:spacing w:after="10" w:before="0"/>
               <w:ind w:left="120"/>
             </w:pPr>
-            <w:hyperlink w:history="1" r:id="rIdb1oa33t-6dyjcstnpktx_">
+            <w:hyperlink w:history="1" r:id="rIddvoisg-rgy5tmpazyey17">
               <w:r>
                 <w:rPr>
                   <w:rFonts w:ascii="Arial" w:cs="Arial" w:eastAsia="Arial" w:hAnsi="Arial"/>
@@ -9110,7 +9110,7 @@
         </w:rPr>
         <w:t xml:space="preserve">© 2026 SeaVuria and ARES. Aligned with KICD objectives. Developed by SeaVuria; technical implementation by ARES (with AI assistance from Claude). Licensed under </w:t>
       </w:r>
-      <w:hyperlink w:history="1" r:id="rIdn6kt-vak2auxfqbby9v9b">
+      <w:hyperlink w:history="1" r:id="rId6vh3plphiq6nu5yjgbgxd">
         <w:r>
           <w:rPr>
             <w:rFonts w:ascii="Arial" w:cs="Arial" w:eastAsia="Arial" w:hAnsi="Arial"/>
@@ -9131,7 +9131,7 @@
         </w:rPr>
         <w:t xml:space="preserve"> (</w:t>
       </w:r>
-      <w:hyperlink w:history="1" r:id="rIdeiuwrjugiodl7mcaeinup">
+      <w:hyperlink w:history="1" r:id="rIdmigisubxzy5de7dcfqhze">
         <w:r>
           <w:rPr>
             <w:rFonts w:ascii="Arial" w:cs="Arial" w:eastAsia="Arial" w:hAnsi="Arial"/>
@@ -9208,7 +9208,7 @@
               </w:rPr>
               <w:t xml:space="preserve">LESSON 3 (40 minutes</w:t>
             </w:r>
-            <w:del w:id="9056" w:author="Claude (AI) - proposed" w:date="2026-10-15T03:00:58Z">
+            <w:del w:id="9056" w:author="Claude (AI) - proposed" w:date="2026-10-18T00:26:39Z">
               <w:r>
                 <w:rPr>
                   <w:rFonts w:ascii="Arial" w:cs="Arial" w:eastAsia="Arial" w:hAnsi="Arial"/>
@@ -10199,7 +10199,7 @@
             <w:pPr>
               <w:spacing w:after="20" w:before="0"/>
             </w:pPr>
-            <w:hyperlink w:history="1" r:id="rId_gej6494gpfch307xi2vd">
+            <w:hyperlink w:history="1" r:id="rIdrlerl0969sjioih0m0luw">
               <w:r>
                 <w:rPr>
                   <w:rFonts w:ascii="Arial" w:cs="Arial" w:eastAsia="Arial" w:hAnsi="Arial"/>
@@ -10232,7 +10232,7 @@
               <w:spacing w:after="10" w:before="0"/>
               <w:ind w:left="120"/>
             </w:pPr>
-            <w:hyperlink w:history="1" r:id="rId_kse75a8hfjq9sih3bfuz">
+            <w:hyperlink w:history="1" r:id="rIdpbhhdpnmsv72zgcrgrai_">
               <w:r>
                 <w:rPr>
                   <w:rFonts w:ascii="Arial" w:cs="Arial" w:eastAsia="Arial" w:hAnsi="Arial"/>
@@ -10277,7 +10277,7 @@
             <w:pPr>
               <w:spacing w:after="20" w:before="0"/>
             </w:pPr>
-            <w:hyperlink w:history="1" r:id="rIdmsxrmychhdpdovy7ewe6n">
+            <w:hyperlink w:history="1" r:id="rIdgru1dfp26lmqcsqszru4j">
               <w:r>
                 <w:rPr>
                   <w:rFonts w:ascii="Arial" w:cs="Arial" w:eastAsia="Arial" w:hAnsi="Arial"/>
@@ -10310,7 +10310,7 @@
               <w:spacing w:after="10" w:before="0"/>
               <w:ind w:left="120"/>
             </w:pPr>
-            <w:hyperlink w:history="1" r:id="rId3a98ofyr5eh1z_sdu2kpq">
+            <w:hyperlink w:history="1" r:id="rId6ksupvkdqhdov6wupb1uu">
               <w:r>
                 <w:rPr>
                   <w:rFonts w:ascii="Arial" w:cs="Arial" w:eastAsia="Arial" w:hAnsi="Arial"/>
@@ -10510,7 +10510,7 @@
             <w:pPr>
               <w:spacing w:after="20" w:before="0"/>
             </w:pPr>
-            <w:hyperlink w:history="1" r:id="rIdr1fsl0cp_un5hkxk4dwpa">
+            <w:hyperlink w:history="1" r:id="rId2yynrysy3ltkhkaojlo0u">
               <w:r>
                 <w:rPr>
                   <w:rFonts w:ascii="Arial" w:cs="Arial" w:eastAsia="Arial" w:hAnsi="Arial"/>
@@ -10543,7 +10543,7 @@
               <w:spacing w:after="10" w:before="0"/>
               <w:ind w:left="120"/>
             </w:pPr>
-            <w:hyperlink w:history="1" r:id="rIdirajek13i9nyhziyaz8cp">
+            <w:hyperlink w:history="1" r:id="rIdfbxerbe_dl14orgnyo19z">
               <w:r>
                 <w:rPr>
                   <w:rFonts w:ascii="Arial" w:cs="Arial" w:eastAsia="Arial" w:hAnsi="Arial"/>
@@ -10588,7 +10588,7 @@
             <w:pPr>
               <w:spacing w:after="20" w:before="0"/>
             </w:pPr>
-            <w:hyperlink w:history="1" r:id="rIdpawd8kgk7fhfcfrdqzqpx">
+            <w:hyperlink w:history="1" r:id="rId7gotufclpq7n7_tkskf6u">
               <w:r>
                 <w:rPr>
                   <w:rFonts w:ascii="Arial" w:cs="Arial" w:eastAsia="Arial" w:hAnsi="Arial"/>
@@ -10621,7 +10621,7 @@
               <w:spacing w:after="10" w:before="0"/>
               <w:ind w:left="120"/>
             </w:pPr>
-            <w:hyperlink w:history="1" r:id="rIdarfwfqqova75ck3scxy2j">
+            <w:hyperlink w:history="1" r:id="rIdnwju4omnr6duucdhbgrr8">
               <w:r>
                 <w:rPr>
                   <w:rFonts w:ascii="Arial" w:cs="Arial" w:eastAsia="Arial" w:hAnsi="Arial"/>
@@ -10699,7 +10699,7 @@
               </w:rPr>
               <w:t xml:space="preserve">Model one example on the board with the whole class: sodium, Z11. Say: 'Sodium has 11 electrons. Watch how I fill 1s with 2, then 2s with 2, then 2p with 6. That is 10. One electron remains, so it goes into 3s.' Write 2,8,1 and 1s2 2s2 2p6 3s1 side by side and explain that the numbers in front of s and p are the energy levels and the small superscripts count electrons. Then release the groups. Circulate and ask: 'Which electrons are in the outermost energy level?' and 'How many energy levels have electrons in them?' Prompt struggling groups: 'How many electrons does the 2p sub-level hold when full?' Use WAIT TIME of 10-15 seconds after each question before giving a hint. Cold-call 2 learners per group to read out their group's results for Li, Na and K. Say: 'Place your finger on the outer electrons of Li, Na and K. What do you notice?' Stop at 12 minutes and ask each group to check the Ne, Ar, K and Ca rows carefully, because they are the ones used later in the Explain phase. Note the common errors: putting K's last electron in 3d or 3p, or writing 2p before 2s.</w:t>
             </w:r>
-            <w:ins w:id="9057" w:author="Claude (AI) - proposed" w:date="2026-10-15T03:00:58Z">
+            <w:ins w:id="9057" w:author="Claude (AI) - proposed" w:date="2026-10-18T00:26:39Z">
               <w:r>
                 <w:rPr>
                   <w:rFonts w:ascii="Arial" w:cs="Arial" w:eastAsia="Arial" w:hAnsi="Arial"/>
@@ -10836,7 +10836,7 @@
             <w:pPr>
               <w:spacing w:after="20" w:before="0"/>
             </w:pPr>
-            <w:hyperlink w:history="1" r:id="rIdnsbkropdiuk8c-hyfsggt">
+            <w:hyperlink w:history="1" r:id="rId8qstq44wtkhnrhiiowake">
               <w:r>
                 <w:rPr>
                   <w:rFonts w:ascii="Arial" w:cs="Arial" w:eastAsia="Arial" w:hAnsi="Arial"/>
@@ -10869,7 +10869,7 @@
               <w:spacing w:after="10" w:before="0"/>
               <w:ind w:left="120"/>
             </w:pPr>
-            <w:hyperlink w:history="1" r:id="rIdjbcuct2zajttstw_sus1j">
+            <w:hyperlink w:history="1" r:id="rIdrq0lu49vyl4it8h_ksi5n">
               <w:r>
                 <w:rPr>
                   <w:rFonts w:ascii="Arial" w:cs="Arial" w:eastAsia="Arial" w:hAnsi="Arial"/>
@@ -10914,7 +10914,7 @@
             <w:pPr>
               <w:spacing w:after="20" w:before="0"/>
             </w:pPr>
-            <w:hyperlink w:history="1" r:id="rIdoaecggkgy36brdhs88fwu">
+            <w:hyperlink w:history="1" r:id="rIdqrca7aj2surymfreduqfc">
               <w:r>
                 <w:rPr>
                   <w:rFonts w:ascii="Arial" w:cs="Arial" w:eastAsia="Arial" w:hAnsi="Arial"/>
@@ -10947,7 +10947,7 @@
               <w:spacing w:after="10" w:before="0"/>
               <w:ind w:left="120"/>
             </w:pPr>
-            <w:hyperlink w:history="1" r:id="rIddmp9rgn3weuzc36nvwaie">
+            <w:hyperlink w:history="1" r:id="rIdzkej6hztxyi5yj24mnguf">
               <w:r>
                 <w:rPr>
                   <w:rFonts w:ascii="Arial" w:cs="Arial" w:eastAsia="Arial" w:hAnsi="Arial"/>
@@ -11147,7 +11147,7 @@
             <w:pPr>
               <w:spacing w:after="20" w:before="0"/>
             </w:pPr>
-            <w:hyperlink w:history="1" r:id="rIducnlfpcewwlsy7-cv93x1">
+            <w:hyperlink w:history="1" r:id="rIdo4o44pwn8oobwmu1vu-za">
               <w:r>
                 <w:rPr>
                   <w:rFonts w:ascii="Arial" w:cs="Arial" w:eastAsia="Arial" w:hAnsi="Arial"/>
@@ -11180,7 +11180,7 @@
               <w:spacing w:after="10" w:before="0"/>
               <w:ind w:left="120"/>
             </w:pPr>
-            <w:hyperlink w:history="1" r:id="rIddxr-5-qaewewq4yrqkugl">
+            <w:hyperlink w:history="1" r:id="rIdybtdfwrvugrhvqcu_g9ma">
               <w:r>
                 <w:rPr>
                   <w:rFonts w:ascii="Arial" w:cs="Arial" w:eastAsia="Arial" w:hAnsi="Arial"/>
@@ -11225,7 +11225,7 @@
             <w:pPr>
               <w:spacing w:after="20" w:before="0"/>
             </w:pPr>
-            <w:hyperlink w:history="1" r:id="rIdnmkmmduu2i563x5i0-suy">
+            <w:hyperlink w:history="1" r:id="rIdtmjt-3igjoeqc_iuw1yim">
               <w:r>
                 <w:rPr>
                   <w:rFonts w:ascii="Arial" w:cs="Arial" w:eastAsia="Arial" w:hAnsi="Arial"/>
@@ -11258,7 +11258,7 @@
               <w:spacing w:after="10" w:before="0"/>
               <w:ind w:left="120"/>
             </w:pPr>
-            <w:hyperlink w:history="1" r:id="rIdo4wlkjzbllpbnxe80tvxw">
+            <w:hyperlink w:history="1" r:id="rIdw-np1lwc7vi54tg3_y5a_">
               <w:r>
                 <w:rPr>
                   <w:rFonts w:ascii="Arial" w:cs="Arial" w:eastAsia="Arial" w:hAnsi="Arial"/>
@@ -11458,7 +11458,7 @@
             <w:pPr>
               <w:spacing w:after="20" w:before="0"/>
             </w:pPr>
-            <w:hyperlink w:history="1" r:id="rId4gsoc3tjyycl2gfzgxvsj">
+            <w:hyperlink w:history="1" r:id="rIdbsckkgbg2s8at1a6jej2b">
               <w:r>
                 <w:rPr>
                   <w:rFonts w:ascii="Arial" w:cs="Arial" w:eastAsia="Arial" w:hAnsi="Arial"/>
@@ -11491,7 +11491,7 @@
               <w:spacing w:after="10" w:before="0"/>
               <w:ind w:left="120"/>
             </w:pPr>
-            <w:hyperlink w:history="1" r:id="rIdnfmc4jq84puwlaqtsaqpq">
+            <w:hyperlink w:history="1" r:id="rIdpajtkkhtmos5zdnu83rwn">
               <w:r>
                 <w:rPr>
                   <w:rFonts w:ascii="Arial" w:cs="Arial" w:eastAsia="Arial" w:hAnsi="Arial"/>
@@ -11536,7 +11536,7 @@
             <w:pPr>
               <w:spacing w:after="20" w:before="0"/>
             </w:pPr>
-            <w:hyperlink w:history="1" r:id="rIdke8aapviheo3rqelnutxf">
+            <w:hyperlink w:history="1" r:id="rIdotfvfvvp0noi7khrvtw2d">
               <w:r>
                 <w:rPr>
                   <w:rFonts w:ascii="Arial" w:cs="Arial" w:eastAsia="Arial" w:hAnsi="Arial"/>
@@ -11569,7 +11569,7 @@
               <w:spacing w:after="10" w:before="0"/>
               <w:ind w:left="120"/>
             </w:pPr>
-            <w:hyperlink w:history="1" r:id="rIdodfjxkdp5n-on_ugx_ysf">
+            <w:hyperlink w:history="1" r:id="rIdm-a_rn9xycdufu9m8hcbi">
               <w:r>
                 <w:rPr>
                   <w:rFonts w:ascii="Arial" w:cs="Arial" w:eastAsia="Arial" w:hAnsi="Arial"/>
@@ -11647,7 +11647,7 @@
               </w:rPr>
               <w:t xml:space="preserve">Say: 'Our model must explain the pattern we found. What belongs on the poster, and what evidence supports it?' Give WAIT TIME of 10-15 seconds, then cold-call 4 learners, one for each item to be added, asking 'What is your evidence?' before adding anything to the poster. Ask: 'Which part of the phenomenon can our model already explain, and which part can it not yet explain?' Guide learners to see that it explains the column pattern (Li, Na, K) and the row pattern (period), but not yet the reactivity of Li, Na and K or the lack of reaction of Ne and Ar. Write these gaps in the 'still need to explain' box. Briefly connect to the history: Moseley used atomic number to order elements; today we see that atomic number sets the number of electrons and hence the arrangement. </w:t>
             </w:r>
-            <w:ins w:id="9058" w:author="Claude (AI) - proposed" w:date="2026-10-15T03:00:58Z">
+            <w:ins w:id="9058" w:author="Claude (AI) - proposed" w:date="2026-10-18T00:26:39Z">
               <w:r>
                 <w:rPr>
                   <w:rFonts w:ascii="Arial" w:cs="Arial" w:eastAsia="Arial" w:hAnsi="Arial"/>
@@ -12122,7 +12122,7 @@
         </w:rPr>
         <w:t xml:space="preserve">© 2026 SeaVuria and ARES. Aligned with KICD objectives. Developed by SeaVuria; technical implementation by ARES (with AI assistance from Claude). Licensed under </w:t>
       </w:r>
-      <w:hyperlink w:history="1" r:id="rIdfltbbdv_l7nxcqjkrge2v">
+      <w:hyperlink w:history="1" r:id="rIdtmtxekqoyno3pxwblrlep">
         <w:r>
           <w:rPr>
             <w:rFonts w:ascii="Arial" w:cs="Arial" w:eastAsia="Arial" w:hAnsi="Arial"/>
@@ -12143,7 +12143,7 @@
         </w:rPr>
         <w:t xml:space="preserve"> (</w:t>
       </w:r>
-      <w:hyperlink w:history="1" r:id="rIdlkk5pt80onhhmjj3puxbm">
+      <w:hyperlink w:history="1" r:id="rIdxuzgfrh1mahs7mutkrkex">
         <w:r>
           <w:rPr>
             <w:rFonts w:ascii="Arial" w:cs="Arial" w:eastAsia="Arial" w:hAnsi="Arial"/>
@@ -12460,7 +12460,7 @@
               </w:rPr>
               <w:t xml:space="preserve">Alkali metals (group 1) have 1 outer electron; alkaline earth metals (group 2) have 2; halogens (group 17) have 7; noble gases (group 18) have a full outer level (8; He has 2); transition elements lie between group 2 and group 13 from period 4 onward and include Fe and Cu. Reactivity of alkali metals with water increases down the group: Li &lt; Na &lt; K. Mg and Ca are in group 2, with Ca more reactive than Mg. Ne and Ar do not react. Cl2 </w:t>
             </w:r>
-            <w:del w:id="9059" w:author="Claude (AI) - proposed" w:date="2026-10-15T03:00:58Z">
+            <w:del w:id="9059" w:author="Claude (AI) - proposed" w:date="2026-10-18T00:26:39Z">
               <w:r>
                 <w:rPr>
                   <w:rFonts w:ascii="Arial" w:cs="Arial" w:eastAsia="Arial" w:hAnsi="Arial"/>
@@ -12475,7 +12475,7 @@
                 <w:delText xml:space="preserve">(and fluoride compounds) are used in water treatment</w:delText>
               </w:r>
             </w:del>
-            <w:ins w:id="9060" w:author="Claude (AI) - proposed" w:date="2026-10-15T03:00:58Z">
+            <w:ins w:id="9060" w:author="Claude (AI) - proposed" w:date="2026-10-18T00:26:39Z">
               <w:r>
                 <w:rPr>
                   <w:rFonts w:ascii="Arial" w:cs="Arial" w:eastAsia="Arial" w:hAnsi="Arial"/>
@@ -12503,7 +12503,7 @@
               </w:rPr>
               <w:t xml:space="preserve"> in Nairobi and Mombasa</w:t>
             </w:r>
-            <w:ins w:id="9061" w:author="Claude (AI) - proposed" w:date="2026-10-15T03:00:58Z">
+            <w:ins w:id="9061" w:author="Claude (AI) - proposed" w:date="2026-10-18T00:26:39Z">
               <w:r>
                 <w:rPr>
                   <w:rFonts w:ascii="Arial" w:cs="Arial" w:eastAsia="Arial" w:hAnsi="Arial"/>
@@ -12735,7 +12735,7 @@
               </w:rPr>
               <w:t xml:space="preserve">How does electron arrangement influence the arrangement of elements in the periodic table? (Sub-strand guiding question from the teacher's phenomenon</w:t>
             </w:r>
-            <w:del w:id="9062" w:author="Claude (AI) - proposed" w:date="2026-10-15T03:00:58Z">
+            <w:del w:id="9062" w:author="Claude (AI) - proposed" w:date="2026-10-18T00:26:39Z">
               <w:r>
                 <w:rPr>
                   <w:rFonts w:ascii="Arial" w:cs="Arial" w:eastAsia="Arial" w:hAnsi="Arial"/>
@@ -12750,7 +12750,7 @@
                 <w:delText xml:space="preserve">; the KICD question</w:delText>
               </w:r>
             </w:del>
-            <w:ins w:id="9063" w:author="Claude (AI) - proposed" w:date="2026-10-15T03:00:58Z">
+            <w:ins w:id="9063" w:author="Claude (AI) - proposed" w:date="2026-10-18T00:26:39Z">
               <w:r>
                 <w:rPr>
                   <w:rFonts w:ascii="Arial" w:cs="Arial" w:eastAsia="Arial" w:hAnsi="Arial"/>
@@ -12914,7 +12914,7 @@
               </w:rPr>
               <w:t xml:space="preserve">Preferably use a teacher-led video or simulation of Na and K with water. If a live demonstration is done: only the teacher handles the metals with forceps; use a rice-grain-sized piece of Na (and never K live); use a large trough half-filled with water behind a clear screen; learners stand at least 2 metres back and wear safety goggles; keep metals stored under oil, dry cut pieces on filter paper, and dispose of leftovers as the teacher directs. Li may be shown in a very small piece. Do not let learners touch alkali metals. Chlorine gas is NOT demonstrated; use photographs and a reading about water treatment. Wash hands after handling any materials. </w:t>
             </w:r>
-            <w:ins w:id="9064" w:author="Claude (AI) - proposed" w:date="2026-10-15T03:00:58Z">
+            <w:ins w:id="9064" w:author="Claude (AI) - proposed" w:date="2026-10-18T00:26:39Z">
               <w:r>
                 <w:rPr>
                   <w:rFonts w:ascii="Arial" w:cs="Arial" w:eastAsia="Arial" w:hAnsi="Arial"/>
@@ -13037,7 +13037,7 @@
               </w:rPr>
               <w:t xml:space="preserve">Mwalimu Achieng opens by asking learners to revisit the Element Cards and the Lesson 1 puzzle: Li (A_r 7), Na (23) and K (39) are very different in mass yet all react vigorously with water, while Ne and Ar do not react at all. Learners predict the order of reactivity and what feature of the atoms makes them alike. They then gather evidence from a teacher demonstration or simulation of Li, Na and K with water, and from data cards on Mg and Ca, Ne and Ar, Cl and F (</w:t>
             </w:r>
-            <w:del w:id="9065" w:author="Claude (AI) - proposed" w:date="2026-10-15T03:00:58Z">
+            <w:del w:id="9065" w:author="Claude (AI) - proposed" w:date="2026-10-18T00:26:39Z">
               <w:r>
                 <w:rPr>
                   <w:rFonts w:ascii="Arial" w:cs="Arial" w:eastAsia="Arial" w:hAnsi="Arial"/>
@@ -13052,7 +13052,7 @@
                 <w:delText xml:space="preserve">water treatment</w:delText>
               </w:r>
             </w:del>
-            <w:ins w:id="9066" w:author="Claude (AI) - proposed" w:date="2026-10-15T03:00:58Z">
+            <w:ins w:id="9066" w:author="Claude (AI) - proposed" w:date="2026-10-18T00:26:39Z">
               <w:r>
                 <w:rPr>
                   <w:rFonts w:ascii="Arial" w:cs="Arial" w:eastAsia="Arial" w:hAnsi="Arial"/>
@@ -13080,7 +13080,7 @@
               </w:rPr>
               <w:t xml:space="preserve"> in Nairobi, Mombasa and </w:t>
             </w:r>
-            <w:del w:id="9067" w:author="Claude (AI) - proposed" w:date="2026-10-15T03:00:58Z">
+            <w:del w:id="9067" w:author="Claude (AI) - proposed" w:date="2026-10-18T00:26:39Z">
               <w:r>
                 <w:rPr>
                   <w:rFonts w:ascii="Arial" w:cs="Arial" w:eastAsia="Arial" w:hAnsi="Arial"/>
@@ -13095,7 +13095,7 @@
                 <w:delText xml:space="preserve">Lake Victoria supplies</w:delText>
               </w:r>
             </w:del>
-            <w:ins w:id="9068" w:author="Claude (AI) - proposed" w:date="2026-10-15T03:00:58Z">
+            <w:ins w:id="9068" w:author="Claude (AI) - proposed" w:date="2026-10-18T00:26:39Z">
               <w:r>
                 <w:rPr>
                   <w:rFonts w:ascii="Arial" w:cs="Arial" w:eastAsia="Arial" w:hAnsi="Arial"/>
@@ -13411,7 +13411,7 @@
             <w:pPr>
               <w:spacing w:after="20" w:before="0"/>
             </w:pPr>
-            <w:hyperlink w:history="1" r:id="rIdve1qge1v5lxzdrdd4sjej">
+            <w:hyperlink w:history="1" r:id="rIdh1jthkcxjwu1twp-j0inl">
               <w:r>
                 <w:rPr>
                   <w:rFonts w:ascii="Arial" w:cs="Arial" w:eastAsia="Arial" w:hAnsi="Arial"/>
@@ -13444,7 +13444,7 @@
               <w:spacing w:after="10" w:before="0"/>
               <w:ind w:left="120"/>
             </w:pPr>
-            <w:hyperlink w:history="1" r:id="rIddmdoobieypzwfh6-rv2ga">
+            <w:hyperlink w:history="1" r:id="rIdnbgei03191g14eu2cycpa">
               <w:r>
                 <w:rPr>
                   <w:rFonts w:ascii="Arial" w:cs="Arial" w:eastAsia="Arial" w:hAnsi="Arial"/>
@@ -13489,7 +13489,7 @@
             <w:pPr>
               <w:spacing w:after="20" w:before="0"/>
             </w:pPr>
-            <w:hyperlink w:history="1" r:id="rIdjfdoxuxwhqcng-rui5ebp">
+            <w:hyperlink w:history="1" r:id="rIdq0euc4xgygmwybrutbxlr">
               <w:r>
                 <w:rPr>
                   <w:rFonts w:ascii="Arial" w:cs="Arial" w:eastAsia="Arial" w:hAnsi="Arial"/>
@@ -13522,7 +13522,7 @@
               <w:spacing w:after="10" w:before="0"/>
               <w:ind w:left="120"/>
             </w:pPr>
-            <w:hyperlink w:history="1" r:id="rId-yrlq9unwnlptzxtvfqu9">
+            <w:hyperlink w:history="1" r:id="rIdgjxidsnnycyisepcxqzr1">
               <w:r>
                 <w:rPr>
                   <w:rFonts w:ascii="Arial" w:cs="Arial" w:eastAsia="Arial" w:hAnsi="Arial"/>
@@ -13722,7 +13722,7 @@
             <w:pPr>
               <w:spacing w:after="20" w:before="0"/>
             </w:pPr>
-            <w:hyperlink w:history="1" r:id="rIdisop-z4_ig0ebimidwpyl">
+            <w:hyperlink w:history="1" r:id="rIdgzinvdenvrfm4mtnxfoex">
               <w:r>
                 <w:rPr>
                   <w:rFonts w:ascii="Arial" w:cs="Arial" w:eastAsia="Arial" w:hAnsi="Arial"/>
@@ -13755,7 +13755,7 @@
               <w:spacing w:after="10" w:before="0"/>
               <w:ind w:left="120"/>
             </w:pPr>
-            <w:hyperlink w:history="1" r:id="rIdqjnwmgxigd6epxclolhnr">
+            <w:hyperlink w:history="1" r:id="rIdkznd-em18onwamrjthklb">
               <w:r>
                 <w:rPr>
                   <w:rFonts w:ascii="Arial" w:cs="Arial" w:eastAsia="Arial" w:hAnsi="Arial"/>
@@ -13800,7 +13800,7 @@
             <w:pPr>
               <w:spacing w:after="20" w:before="0"/>
             </w:pPr>
-            <w:hyperlink w:history="1" r:id="rIdcloxfgvzym4fnlhvmnf_o">
+            <w:hyperlink w:history="1" r:id="rId_8chrz_jl6dkja5fiawnj">
               <w:r>
                 <w:rPr>
                   <w:rFonts w:ascii="Arial" w:cs="Arial" w:eastAsia="Arial" w:hAnsi="Arial"/>
@@ -13833,7 +13833,7 @@
               <w:spacing w:after="10" w:before="0"/>
               <w:ind w:left="120"/>
             </w:pPr>
-            <w:hyperlink w:history="1" r:id="rId-s4xzztklga7kvdyiul15">
+            <w:hyperlink w:history="1" r:id="rIdpxbq2_tm1nsmqzmzw1yaq">
               <w:r>
                 <w:rPr>
                   <w:rFonts w:ascii="Arial" w:cs="Arial" w:eastAsia="Arial" w:hAnsi="Arial"/>
@@ -13878,7 +13878,7 @@
               </w:rPr>
               <w:t xml:space="preserve">Learners gather evidence in </w:t>
             </w:r>
-            <w:del w:id="9069" w:author="Claude (AI) - proposed" w:date="2026-10-15T03:00:58Z">
+            <w:del w:id="9069" w:author="Claude (AI) - proposed" w:date="2026-10-18T00:26:39Z">
               <w:r>
                 <w:rPr>
                   <w:rFonts w:ascii="Arial" w:cs="Arial" w:eastAsia="Arial" w:hAnsi="Arial"/>
@@ -13893,7 +13893,7 @@
                 <w:delText xml:space="preserve">three stations of 4 minutes each (or</w:delText>
               </w:r>
             </w:del>
-            <w:ins w:id="9070" w:author="Claude (AI) - proposed" w:date="2026-10-15T03:00:58Z">
+            <w:ins w:id="9070" w:author="Claude (AI) - proposed" w:date="2026-10-18T00:26:39Z">
               <w:r>
                 <w:rPr>
                   <w:rFonts w:ascii="Arial" w:cs="Arial" w:eastAsia="Arial" w:hAnsi="Arial"/>
@@ -13921,7 +13921,7 @@
               </w:rPr>
               <w:t xml:space="preserve"> as a whole-class sequence</w:t>
             </w:r>
-            <w:del w:id="9071" w:author="Claude (AI) - proposed" w:date="2026-10-15T03:00:58Z">
+            <w:del w:id="9071" w:author="Claude (AI) - proposed" w:date="2026-10-18T00:26:39Z">
               <w:r>
                 <w:rPr>
                   <w:rFonts w:ascii="Arial" w:cs="Arial" w:eastAsia="Arial" w:hAnsi="Arial"/>
@@ -13936,7 +13936,7 @@
                 <w:delText xml:space="preserve"> if resources are limited). Station/</w:delText>
               </w:r>
             </w:del>
-            <w:ins w:id="9072" w:author="Claude (AI) - proposed" w:date="2026-10-15T03:00:58Z">
+            <w:ins w:id="9072" w:author="Claude (AI) - proposed" w:date="2026-10-18T00:26:39Z">
               <w:r>
                 <w:rPr>
                   <w:rFonts w:ascii="Arial" w:cs="Arial" w:eastAsia="Arial" w:hAnsi="Arial"/>
@@ -13964,7 +13964,7 @@
               </w:rPr>
               <w:t xml:space="preserve">Part A: watch the teacher demonstration or video/simulation of Li, Na and K in water. They record in a table: does it float or sink, melt, fizz (rate), flame colour, and relative speed. Expected qualitative observations: Li fizzes steadily and floats; Na melts into a ball, darts and fizzes fast; K melts, burns with a lilac flame and is very vigorous. They test a drop of universal indicator or red litmus in the water after to note it turns alkaline (the products are LiOH, NaOH, KOH solutions, with the equation left for Lesson 9). Part B: Data cards. Card 1: Mg and Ca with water or dilute acid: Ca reacts faster than Mg; both are group 2 with 2 outer electrons (Mg 2,8,2; Ca 2,8,8,2). Card 2: Ne and Ar: no reactions; they have full outer levels (2,8 and 2,8,8). Card 3: Cl2 </w:t>
             </w:r>
-            <w:ins w:id="9073" w:author="Claude (AI) - proposed" w:date="2026-10-15T03:00:58Z">
+            <w:ins w:id="9073" w:author="Claude (AI) - proposed" w:date="2026-10-18T00:26:39Z">
               <w:r>
                 <w:rPr>
                   <w:rFonts w:ascii="Arial" w:cs="Arial" w:eastAsia="Arial" w:hAnsi="Arial"/>
@@ -13992,7 +13992,7 @@
               </w:rPr>
               <w:t xml:space="preserve">and fluoride compounds </w:t>
             </w:r>
-            <w:del w:id="9074" w:author="Claude (AI) - proposed" w:date="2026-10-15T03:00:58Z">
+            <w:del w:id="9074" w:author="Claude (AI) - proposed" w:date="2026-10-18T00:26:39Z">
               <w:r>
                 <w:rPr>
                   <w:rFonts w:ascii="Arial" w:cs="Arial" w:eastAsia="Arial" w:hAnsi="Arial"/>
@@ -14007,7 +14007,7 @@
                 <w:delText xml:space="preserve">in water treatment in Nairobi and Mombasa and in water drawn from Lake Victoria in Kisumu</w:delText>
               </w:r>
             </w:del>
-            <w:ins w:id="9075" w:author="Claude (AI) - proposed" w:date="2026-10-15T03:00:58Z">
+            <w:ins w:id="9075" w:author="Claude (AI) - proposed" w:date="2026-10-18T00:26:39Z">
               <w:r>
                 <w:rPr>
                   <w:rFonts w:ascii="Arial" w:cs="Arial" w:eastAsia="Arial" w:hAnsi="Arial"/>
@@ -14190,7 +14190,7 @@
             <w:pPr>
               <w:spacing w:after="20" w:before="0"/>
             </w:pPr>
-            <w:hyperlink w:history="1" r:id="rIdj-h1gx5-4lwzgib9snvlf">
+            <w:hyperlink w:history="1" r:id="rIdstn9wxxu3swkqxjjxroql">
               <w:r>
                 <w:rPr>
                   <w:rFonts w:ascii="Arial" w:cs="Arial" w:eastAsia="Arial" w:hAnsi="Arial"/>
@@ -14239,7 +14239,7 @@
               <w:spacing w:after="10" w:before="0"/>
               <w:ind w:left="120"/>
             </w:pPr>
-            <w:hyperlink w:history="1" r:id="rIdfmzr5dlf4no8gmfp6y_2w">
+            <w:hyperlink w:history="1" r:id="rIdjdgvdoquouo9qdaphkoqm">
               <w:r>
                 <w:rPr>
                   <w:rFonts w:ascii="Arial" w:cs="Arial" w:eastAsia="Arial" w:hAnsi="Arial"/>
@@ -14284,7 +14284,7 @@
             <w:pPr>
               <w:spacing w:after="20" w:before="0"/>
             </w:pPr>
-            <w:hyperlink w:history="1" r:id="rIdvx5gqzlbcad3loayltzxk">
+            <w:hyperlink w:history="1" r:id="rIdfafi-k_a8fbcjctabltnx">
               <w:r>
                 <w:rPr>
                   <w:rFonts w:ascii="Arial" w:cs="Arial" w:eastAsia="Arial" w:hAnsi="Arial"/>
@@ -14317,7 +14317,7 @@
               <w:spacing w:after="10" w:before="0"/>
               <w:ind w:left="120"/>
             </w:pPr>
-            <w:hyperlink w:history="1" r:id="rIdlulbxjxkyll0ppdlyu44t">
+            <w:hyperlink w:history="1" r:id="rIdiy7unm6fgl5pgeagtelwo">
               <w:r>
                 <w:rPr>
                   <w:rFonts w:ascii="Arial" w:cs="Arial" w:eastAsia="Arial" w:hAnsi="Arial"/>
@@ -14362,7 +14362,7 @@
               </w:rPr>
               <w:t xml:space="preserve">In groups of four, learners use the Family Table to write a claim-evidence-reasoning (CER) statement: Claim: elements in the same family behave alike because they have the same number of outer electrons. Evidence: Li (2,1), Na (2,8,1) and K (2,8,8,1) all have 1 outer electron and all react with water, though their masses are 7, 23 and 39; Ne (2,8) and Ar (2,8,8) have full outer levels and do not react. Reasoning: outer electrons decide how an atom behaves, so the group number tells us the family. They then answer</w:t>
             </w:r>
-            <w:ins w:id="9076" w:author="Claude (AI) - proposed" w:date="2026-10-15T03:00:58Z">
+            <w:ins w:id="9076" w:author="Claude (AI) - proposed" w:date="2026-10-18T00:26:39Z">
               <w:r>
                 <w:rPr>
                   <w:rFonts w:ascii="Arial" w:cs="Arial" w:eastAsia="Arial" w:hAnsi="Arial"/>
@@ -14545,7 +14545,7 @@
             <w:pPr>
               <w:spacing w:after="20" w:before="0"/>
             </w:pPr>
-            <w:hyperlink w:history="1" r:id="rIdq_n4b0woajw0sskszqwgy">
+            <w:hyperlink w:history="1" r:id="rIdbodkbhq2gh50l0fbfqwz3">
               <w:r>
                 <w:rPr>
                   <w:rFonts w:ascii="Arial" w:cs="Arial" w:eastAsia="Arial" w:hAnsi="Arial"/>
@@ -14594,7 +14594,7 @@
               <w:spacing w:after="10" w:before="0"/>
               <w:ind w:left="120"/>
             </w:pPr>
-            <w:hyperlink w:history="1" r:id="rIds1f6ebu9epk32hkzz81o_">
+            <w:hyperlink w:history="1" r:id="rIdhenizsfuajrfgijcue2dd">
               <w:r>
                 <w:rPr>
                   <w:rFonts w:ascii="Arial" w:cs="Arial" w:eastAsia="Arial" w:hAnsi="Arial"/>
@@ -14639,7 +14639,7 @@
             <w:pPr>
               <w:spacing w:after="20" w:before="0"/>
             </w:pPr>
-            <w:hyperlink w:history="1" r:id="rId-lgkpb5a2agcgjfluzmkf">
+            <w:hyperlink w:history="1" r:id="rId_0lq-s1aadukgdkgglsoc">
               <w:r>
                 <w:rPr>
                   <w:rFonts w:ascii="Arial" w:cs="Arial" w:eastAsia="Arial" w:hAnsi="Arial"/>
@@ -14672,7 +14672,7 @@
               <w:spacing w:after="10" w:before="0"/>
               <w:ind w:left="120"/>
             </w:pPr>
-            <w:hyperlink w:history="1" r:id="rId4llp8drk_5nscv8vi_nxk">
+            <w:hyperlink w:history="1" r:id="rIdom40mvaz8ndtsbrz_eznj">
               <w:r>
                 <w:rPr>
                   <w:rFonts w:ascii="Arial" w:cs="Arial" w:eastAsia="Arial" w:hAnsi="Arial"/>
@@ -14872,7 +14872,7 @@
             <w:pPr>
               <w:spacing w:after="20" w:before="0"/>
             </w:pPr>
-            <w:hyperlink w:history="1" r:id="rIdvxhwdvecqfftoegc33dwz">
+            <w:hyperlink w:history="1" r:id="rIde0fhtupowoz0ma78tivyg">
               <w:r>
                 <w:rPr>
                   <w:rFonts w:ascii="Arial" w:cs="Arial" w:eastAsia="Arial" w:hAnsi="Arial"/>
@@ -14921,7 +14921,7 @@
               <w:spacing w:after="10" w:before="0"/>
               <w:ind w:left="120"/>
             </w:pPr>
-            <w:hyperlink w:history="1" r:id="rIdojhb6f-_6reel2xiw-3pj">
+            <w:hyperlink w:history="1" r:id="rIdbsnsqzmzzhjlihc9ufipi">
               <w:r>
                 <w:rPr>
                   <w:rFonts w:ascii="Arial" w:cs="Arial" w:eastAsia="Arial" w:hAnsi="Arial"/>
@@ -14966,7 +14966,7 @@
             <w:pPr>
               <w:spacing w:after="20" w:before="0"/>
             </w:pPr>
-            <w:hyperlink w:history="1" r:id="rId64okhnyfj6qplpfjnqaaw">
+            <w:hyperlink w:history="1" r:id="rIdj1jsy3wimrqywtwiyivga">
               <w:r>
                 <w:rPr>
                   <w:rFonts w:ascii="Arial" w:cs="Arial" w:eastAsia="Arial" w:hAnsi="Arial"/>
@@ -14999,7 +14999,7 @@
               <w:spacing w:after="10" w:before="0"/>
               <w:ind w:left="120"/>
             </w:pPr>
-            <w:hyperlink w:history="1" r:id="rIdyj3fryujzwbzvvthbcxtd">
+            <w:hyperlink w:history="1" r:id="rIdfdyk7n2e7cfzuitpcuziu">
               <w:r>
                 <w:rPr>
                   <w:rFonts w:ascii="Arial" w:cs="Arial" w:eastAsia="Arial" w:hAnsi="Arial"/>
@@ -15368,7 +15368,7 @@
               </w:rPr>
               <w:t xml:space="preserve">Li fizzes steadily and floats; Na melts into a ball, darts and fizzes fast; K melts, burns with a lilac flame and is very vigorous. Ca reacts faster than Mg. Ne and Ar do not react. </w:t>
             </w:r>
-            <w:del w:id="9077" w:author="Claude (AI) - proposed" w:date="2026-10-15T03:00:58Z">
+            <w:del w:id="9077" w:author="Claude (AI) - proposed" w:date="2026-10-18T00:26:39Z">
               <w:r>
                 <w:rPr>
                   <w:rFonts w:ascii="Arial" w:cs="Arial" w:eastAsia="Arial" w:hAnsi="Arial"/>
@@ -15383,7 +15383,7 @@
                 <w:delText xml:space="preserve">Cl and F compounds are used in water treatment</w:delText>
               </w:r>
             </w:del>
-            <w:ins w:id="9078" w:author="Claude (AI) - proposed" w:date="2026-10-15T03:00:58Z">
+            <w:ins w:id="9078" w:author="Claude (AI) - proposed" w:date="2026-10-18T00:26:39Z">
               <w:r>
                 <w:rPr>
                   <w:rFonts w:ascii="Arial" w:cs="Arial" w:eastAsia="Arial" w:hAnsi="Arial"/>
@@ -15411,7 +15411,7 @@
               </w:rPr>
               <w:t xml:space="preserve"> in Nairobi and Mombasa</w:t>
             </w:r>
-            <w:ins w:id="9079" w:author="Claude (AI) - proposed" w:date="2026-10-15T03:00:58Z">
+            <w:ins w:id="9079" w:author="Claude (AI) - proposed" w:date="2026-10-18T00:26:39Z">
               <w:r>
                 <w:rPr>
                   <w:rFonts w:ascii="Arial" w:cs="Arial" w:eastAsia="Arial" w:hAnsi="Arial"/>
@@ -15595,7 +15595,7 @@
         </w:rPr>
         <w:t xml:space="preserve">© 2026 SeaVuria and ARES. Aligned with KICD objectives. Developed by SeaVuria; technical implementation by ARES (with AI assistance from Claude). Licensed under </w:t>
       </w:r>
-      <w:hyperlink w:history="1" r:id="rId55gxtjsy6clc0otdl4wac">
+      <w:hyperlink w:history="1" r:id="rId7twjg31zb1yoj7bc7tu0n">
         <w:r>
           <w:rPr>
             <w:rFonts w:ascii="Arial" w:cs="Arial" w:eastAsia="Arial" w:hAnsi="Arial"/>
@@ -15616,7 +15616,7 @@
         </w:rPr>
         <w:t xml:space="preserve"> (</w:t>
       </w:r>
-      <w:hyperlink w:history="1" r:id="rId_24uhfqk09c4k7rz10bjy">
+      <w:hyperlink w:history="1" r:id="rIdcrhxxiofnbmroxovbaj_u">
         <w:r>
           <w:rPr>
             <w:rFonts w:ascii="Arial" w:cs="Arial" w:eastAsia="Arial" w:hAnsi="Arial"/>
@@ -16656,7 +16656,7 @@
             <w:pPr>
               <w:spacing w:after="20" w:before="0"/>
             </w:pPr>
-            <w:hyperlink w:history="1" r:id="rIdbprcpzhmdjgt7etnwuast">
+            <w:hyperlink w:history="1" r:id="rIds0q6_wtx2a4ye_8j1cvlb">
               <w:r>
                 <w:rPr>
                   <w:rFonts w:ascii="Arial" w:cs="Arial" w:eastAsia="Arial" w:hAnsi="Arial"/>
@@ -16689,7 +16689,7 @@
               <w:spacing w:after="10" w:before="0"/>
               <w:ind w:left="120"/>
             </w:pPr>
-            <w:hyperlink w:history="1" r:id="rIdmzkqrelqnglbraq-m6eey">
+            <w:hyperlink w:history="1" r:id="rIdeprulsg1atdmwk0cm5ow9">
               <w:r>
                 <w:rPr>
                   <w:rFonts w:ascii="Arial" w:cs="Arial" w:eastAsia="Arial" w:hAnsi="Arial"/>
@@ -16734,7 +16734,7 @@
             <w:pPr>
               <w:spacing w:after="20" w:before="0"/>
             </w:pPr>
-            <w:hyperlink w:history="1" r:id="rId6owqfzvzgezo1u_xghfcy">
+            <w:hyperlink w:history="1" r:id="rId5fm0b8upbmsuw-90i8kvj">
               <w:r>
                 <w:rPr>
                   <w:rFonts w:ascii="Arial" w:cs="Arial" w:eastAsia="Arial" w:hAnsi="Arial"/>
@@ -16767,7 +16767,7 @@
               <w:spacing w:after="10" w:before="0"/>
               <w:ind w:left="120"/>
             </w:pPr>
-            <w:hyperlink w:history="1" r:id="rIdubgb73ujraykonfj2hfxy">
+            <w:hyperlink w:history="1" r:id="rIdpcj-ky1savinobnpsn7o-">
               <w:r>
                 <w:rPr>
                   <w:rFonts w:ascii="Arial" w:cs="Arial" w:eastAsia="Arial" w:hAnsi="Arial"/>
@@ -16967,7 +16967,7 @@
             <w:pPr>
               <w:spacing w:after="20" w:before="0"/>
             </w:pPr>
-            <w:hyperlink w:history="1" r:id="rIdrg87njf3_shzkk4oihlus">
+            <w:hyperlink w:history="1" r:id="rIdvu8atrlm-ohjhf8sjz68n">
               <w:r>
                 <w:rPr>
                   <w:rFonts w:ascii="Arial" w:cs="Arial" w:eastAsia="Arial" w:hAnsi="Arial"/>
@@ -17000,7 +17000,7 @@
               <w:spacing w:after="10" w:before="0"/>
               <w:ind w:left="120"/>
             </w:pPr>
-            <w:hyperlink w:history="1" r:id="rIdssilgmtcdouoernd0sa7g">
+            <w:hyperlink w:history="1" r:id="rIdch6gm0_2bebsvar9lian1">
               <w:r>
                 <w:rPr>
                   <w:rFonts w:ascii="Arial" w:cs="Arial" w:eastAsia="Arial" w:hAnsi="Arial"/>
@@ -17045,7 +17045,7 @@
             <w:pPr>
               <w:spacing w:after="20" w:before="0"/>
             </w:pPr>
-            <w:hyperlink w:history="1" r:id="rId96yrn9xne3moyirruqmow">
+            <w:hyperlink w:history="1" r:id="rId0qkvf-hsowrckkkz89wdc">
               <w:r>
                 <w:rPr>
                   <w:rFonts w:ascii="Arial" w:cs="Arial" w:eastAsia="Arial" w:hAnsi="Arial"/>
@@ -17078,7 +17078,7 @@
               <w:spacing w:after="10" w:before="0"/>
               <w:ind w:left="120"/>
             </w:pPr>
-            <w:hyperlink w:history="1" r:id="rId7lqzswwp3ygns-pdrxx6m">
+            <w:hyperlink w:history="1" r:id="rIdbd1dyulp6tvy5b0ojh0wr">
               <w:r>
                 <w:rPr>
                   <w:rFonts w:ascii="Arial" w:cs="Arial" w:eastAsia="Arial" w:hAnsi="Arial"/>
@@ -17156,7 +17156,7 @@
               </w:rPr>
               <w:t xml:space="preserve">Distribute mats and counters. Say: 'You are the chemists in the 1900s who have just learned about electrons. Your job is to collect data, not to guess.' Model one example on the board: build Na 2,8,1 and ask 'What is left if I take away the one outer electron?' WAIT TIME: 10-15 seconds. Circulate with a checklist and ask each group: 'Show me how many moves Mg needs to lose electrons and how many to gain. Which is fewer?' Prompts: 'What do you notice about the arrangements Na, Mg, O and Cl end with? Compare with your Ne and Ar mats.' Cold-call 2 groups to share their table for O and Cl: 'Kipchoge's group, how many electrons does oxygen need to gain? What does it become like?' Remind groups to include Kenyan connections: 'Chlorine in the water of Nairobi and Mombasa </w:t>
             </w:r>
-            <w:del w:id="9080" w:author="Claude (AI) - proposed" w:date="2026-10-15T03:00:58Z">
+            <w:del w:id="9080" w:author="Claude (AI) - proposed" w:date="2026-10-18T00:26:39Z">
               <w:r>
                 <w:rPr>
                   <w:rFonts w:ascii="Arial" w:cs="Arial" w:eastAsia="Arial" w:hAnsi="Arial"/>
@@ -17171,7 +17171,7 @@
                 <w:delText xml:space="preserve">is</w:delText>
               </w:r>
             </w:del>
-            <w:ins w:id="9081" w:author="Claude (AI) - proposed" w:date="2026-10-15T03:00:58Z">
+            <w:ins w:id="9081" w:author="Claude (AI) - proposed" w:date="2026-10-18T00:26:39Z">
               <w:r>
                 <w:rPr>
                   <w:rFonts w:ascii="Arial" w:cs="Arial" w:eastAsia="Arial" w:hAnsi="Arial"/>
@@ -17199,7 +17199,7 @@
               </w:rPr>
               <w:t xml:space="preserve"> a Cl atom </w:t>
             </w:r>
-            <w:del w:id="9082" w:author="Claude (AI) - proposed" w:date="2026-10-15T03:00:58Z">
+            <w:del w:id="9082" w:author="Claude (AI) - proposed" w:date="2026-10-18T00:26:39Z">
               <w:r>
                 <w:rPr>
                   <w:rFonts w:ascii="Arial" w:cs="Arial" w:eastAsia="Arial" w:hAnsi="Arial"/>
@@ -17214,7 +17214,7 @@
                 <w:delText xml:space="preserve">looking to gain one electron</w:delText>
               </w:r>
             </w:del>
-            <w:ins w:id="9083" w:author="Claude (AI) - proposed" w:date="2026-10-15T03:00:58Z">
+            <w:ins w:id="9083" w:author="Claude (AI) - proposed" w:date="2026-10-18T00:26:39Z">
               <w:r>
                 <w:rPr>
                   <w:rFonts w:ascii="Arial" w:cs="Arial" w:eastAsia="Arial" w:hAnsi="Arial"/>
@@ -17364,7 +17364,7 @@
             <w:pPr>
               <w:spacing w:after="20" w:before="0"/>
             </w:pPr>
-            <w:hyperlink w:history="1" r:id="rIdr5h6950eabyel43hjdj1q">
+            <w:hyperlink w:history="1" r:id="rId9eempxj9d2xm-zcnjjp5f">
               <w:r>
                 <w:rPr>
                   <w:rFonts w:ascii="Arial" w:cs="Arial" w:eastAsia="Arial" w:hAnsi="Arial"/>
@@ -17397,7 +17397,7 @@
               <w:spacing w:after="10" w:before="0"/>
               <w:ind w:left="120"/>
             </w:pPr>
-            <w:hyperlink w:history="1" r:id="rId7boubjlt3s6zvlthz8ofa">
+            <w:hyperlink w:history="1" r:id="rIdcw054jtokdc6l5nsjrytg">
               <w:r>
                 <w:rPr>
                   <w:rFonts w:ascii="Arial" w:cs="Arial" w:eastAsia="Arial" w:hAnsi="Arial"/>
@@ -17442,7 +17442,7 @@
             <w:pPr>
               <w:spacing w:after="20" w:before="0"/>
             </w:pPr>
-            <w:hyperlink w:history="1" r:id="rIdnizexhzy2ij_ypuj3dppa">
+            <w:hyperlink w:history="1" r:id="rId3yknbkbeonboqgidv-5fq">
               <w:r>
                 <w:rPr>
                   <w:rFonts w:ascii="Arial" w:cs="Arial" w:eastAsia="Arial" w:hAnsi="Arial"/>
@@ -17475,7 +17475,7 @@
               <w:spacing w:after="10" w:before="0"/>
               <w:ind w:left="120"/>
             </w:pPr>
-            <w:hyperlink w:history="1" r:id="rId2h3lidpueh-1vlgm8cmgp">
+            <w:hyperlink w:history="1" r:id="rIdjqtqpyxzj1mc3dtee-xjm">
               <w:r>
                 <w:rPr>
                   <w:rFonts w:ascii="Arial" w:cs="Arial" w:eastAsia="Arial" w:hAnsi="Arial"/>
@@ -17675,7 +17675,7 @@
             <w:pPr>
               <w:spacing w:after="20" w:before="0"/>
             </w:pPr>
-            <w:hyperlink w:history="1" r:id="rId0nqcc2uasxfb1ixnsy_ft">
+            <w:hyperlink w:history="1" r:id="rIdtxavai_6ljt1jnxjrqvot">
               <w:r>
                 <w:rPr>
                   <w:rFonts w:ascii="Arial" w:cs="Arial" w:eastAsia="Arial" w:hAnsi="Arial"/>
@@ -17708,7 +17708,7 @@
               <w:spacing w:after="10" w:before="0"/>
               <w:ind w:left="120"/>
             </w:pPr>
-            <w:hyperlink w:history="1" r:id="rIdmlcapigio6hk0dubumb2t">
+            <w:hyperlink w:history="1" r:id="rIdjio04byfumcso0rump5zb">
               <w:r>
                 <w:rPr>
                   <w:rFonts w:ascii="Arial" w:cs="Arial" w:eastAsia="Arial" w:hAnsi="Arial"/>
@@ -17753,7 +17753,7 @@
             <w:pPr>
               <w:spacing w:after="20" w:before="0"/>
             </w:pPr>
-            <w:hyperlink w:history="1" r:id="rIdn_hfeuxbjv0jxtlykbvqs">
+            <w:hyperlink w:history="1" r:id="rIdvg3vn4b3v8aexzanztrpt">
               <w:r>
                 <w:rPr>
                   <w:rFonts w:ascii="Arial" w:cs="Arial" w:eastAsia="Arial" w:hAnsi="Arial"/>
@@ -17786,7 +17786,7 @@
               <w:spacing w:after="10" w:before="0"/>
               <w:ind w:left="120"/>
             </w:pPr>
-            <w:hyperlink w:history="1" r:id="rId0ttl_iuqb4nx3lcvxw6na">
+            <w:hyperlink w:history="1" r:id="rIdrqfqsvqrmt-0mvl6cbgq1">
               <w:r>
                 <w:rPr>
                   <w:rFonts w:ascii="Arial" w:cs="Arial" w:eastAsia="Arial" w:hAnsi="Arial"/>
@@ -17986,7 +17986,7 @@
             <w:pPr>
               <w:spacing w:after="20" w:before="0"/>
             </w:pPr>
-            <w:hyperlink w:history="1" r:id="rIdilvokcsgezlylqv5wr9au">
+            <w:hyperlink w:history="1" r:id="rIdmatdoe-asuzmqvfgymqmw">
               <w:r>
                 <w:rPr>
                   <w:rFonts w:ascii="Arial" w:cs="Arial" w:eastAsia="Arial" w:hAnsi="Arial"/>
@@ -18019,7 +18019,7 @@
               <w:spacing w:after="10" w:before="0"/>
               <w:ind w:left="120"/>
             </w:pPr>
-            <w:hyperlink w:history="1" r:id="rIdfisgrxxlmfuaemsgchfzv">
+            <w:hyperlink w:history="1" r:id="rIdashloczoncz3fx7yjhw6o">
               <w:r>
                 <w:rPr>
                   <w:rFonts w:ascii="Arial" w:cs="Arial" w:eastAsia="Arial" w:hAnsi="Arial"/>
@@ -18064,7 +18064,7 @@
             <w:pPr>
               <w:spacing w:after="20" w:before="0"/>
             </w:pPr>
-            <w:hyperlink w:history="1" r:id="rIdln55cctdh8rirjkbtwvcd">
+            <w:hyperlink w:history="1" r:id="rIddihnzhc4d7-nxpf1fk8wp">
               <w:r>
                 <w:rPr>
                   <w:rFonts w:ascii="Arial" w:cs="Arial" w:eastAsia="Arial" w:hAnsi="Arial"/>
@@ -18097,7 +18097,7 @@
               <w:spacing w:after="10" w:before="0"/>
               <w:ind w:left="120"/>
             </w:pPr>
-            <w:hyperlink w:history="1" r:id="rIdfivjxatf3zq-zkkzmexxb">
+            <w:hyperlink w:history="1" r:id="rIdyz_o2iw6eorqxyxgr3pwy">
               <w:r>
                 <w:rPr>
                   <w:rFonts w:ascii="Arial" w:cs="Arial" w:eastAsia="Arial" w:hAnsi="Arial"/>
@@ -18622,7 +18622,7 @@
         </w:rPr>
         <w:t xml:space="preserve">© 2026 SeaVuria and ARES. Aligned with KICD objectives. Developed by SeaVuria; technical implementation by ARES (with AI assistance from Claude). Licensed under </w:t>
       </w:r>
-      <w:hyperlink w:history="1" r:id="rIdma4agddasa84igroa6u9x">
+      <w:hyperlink w:history="1" r:id="rIdumh8d8vidsyoy8n5y9gsu">
         <w:r>
           <w:rPr>
             <w:rFonts w:ascii="Arial" w:cs="Arial" w:eastAsia="Arial" w:hAnsi="Arial"/>
@@ -18643,7 +18643,7 @@
         </w:rPr>
         <w:t xml:space="preserve"> (</w:t>
       </w:r>
-      <w:hyperlink w:history="1" r:id="rIdrrhgj8jitmekj24pyjea3">
+      <w:hyperlink w:history="1" r:id="rIdezr5rgwvy9yrq36l4rvcs">
         <w:r>
           <w:rPr>
             <w:rFonts w:ascii="Arial" w:cs="Arial" w:eastAsia="Arial" w:hAnsi="Arial"/>
@@ -18720,7 +18720,7 @@
               </w:rPr>
               <w:t xml:space="preserve">LESSON 6 (40 minutes (</w:t>
             </w:r>
-            <w:del w:id="9084" w:author="Claude (AI) - proposed" w:date="2026-10-15T03:00:58Z">
+            <w:del w:id="9084" w:author="Claude (AI) - proposed" w:date="2026-10-18T00:26:39Z">
               <w:r>
                 <w:rPr>
                   <w:rFonts w:ascii="Arial" w:cs="Arial" w:eastAsia="Arial" w:hAnsi="Arial"/>
@@ -18735,7 +18735,7 @@
                 <w:delText xml:space="preserve">one double lesson of 80 minutes may be used for the Model Building Phase</w:delText>
               </w:r>
             </w:del>
-            <w:ins w:id="9085" w:author="Claude (AI) - proposed" w:date="2026-10-15T03:00:58Z">
+            <w:ins w:id="9085" w:author="Claude (AI) - proposed" w:date="2026-10-18T00:26:39Z">
               <w:r>
                 <w:rPr>
                   <w:rFonts w:ascii="Arial" w:cs="Arial" w:eastAsia="Arial" w:hAnsi="Arial"/>
@@ -19726,7 +19726,7 @@
             <w:pPr>
               <w:spacing w:after="20" w:before="0"/>
             </w:pPr>
-            <w:hyperlink w:history="1" r:id="rId1exo66rx5ca8gzkeotvtk">
+            <w:hyperlink w:history="1" r:id="rIdnvsqeyv_orgpcdyhixv1n">
               <w:r>
                 <w:rPr>
                   <w:rFonts w:ascii="Arial" w:cs="Arial" w:eastAsia="Arial" w:hAnsi="Arial"/>
@@ -19759,7 +19759,7 @@
               <w:spacing w:after="10" w:before="0"/>
               <w:ind w:left="120"/>
             </w:pPr>
-            <w:hyperlink w:history="1" r:id="rIdq_nh8nb6wcctba9ny62c4">
+            <w:hyperlink w:history="1" r:id="rIdieejrxxegeq9_5e4zjwvb">
               <w:r>
                 <w:rPr>
                   <w:rFonts w:ascii="Arial" w:cs="Arial" w:eastAsia="Arial" w:hAnsi="Arial"/>
@@ -19804,7 +19804,7 @@
             <w:pPr>
               <w:spacing w:after="20" w:before="0"/>
             </w:pPr>
-            <w:hyperlink w:history="1" r:id="rId23tvye-dsn5voec96e4bj">
+            <w:hyperlink w:history="1" r:id="rIdif98oq_kbozw2ayjeaxim">
               <w:r>
                 <w:rPr>
                   <w:rFonts w:ascii="Arial" w:cs="Arial" w:eastAsia="Arial" w:hAnsi="Arial"/>
@@ -19837,7 +19837,7 @@
               <w:spacing w:after="10" w:before="0"/>
               <w:ind w:left="120"/>
             </w:pPr>
-            <w:hyperlink w:history="1" r:id="rIdmspldvhvaqs5cfc7ubseu">
+            <w:hyperlink w:history="1" r:id="rIdmbrnmhet4a5ulqr2e8wyi">
               <w:r>
                 <w:rPr>
                   <w:rFonts w:ascii="Arial" w:cs="Arial" w:eastAsia="Arial" w:hAnsi="Arial"/>
@@ -20037,7 +20037,7 @@
             <w:pPr>
               <w:spacing w:after="20" w:before="0"/>
             </w:pPr>
-            <w:hyperlink w:history="1" r:id="rId5ysvaaotvkfaizsur9x8o">
+            <w:hyperlink w:history="1" r:id="rIdxzjo2hee7u6bfeedapxmk">
               <w:r>
                 <w:rPr>
                   <w:rFonts w:ascii="Arial" w:cs="Arial" w:eastAsia="Arial" w:hAnsi="Arial"/>
@@ -20070,7 +20070,7 @@
               <w:spacing w:after="10" w:before="0"/>
               <w:ind w:left="120"/>
             </w:pPr>
-            <w:hyperlink w:history="1" r:id="rIdi5_4yn01cu3vlrhqso3j3">
+            <w:hyperlink w:history="1" r:id="rIduazi7phl2xpph4cn8svdt">
               <w:r>
                 <w:rPr>
                   <w:rFonts w:ascii="Arial" w:cs="Arial" w:eastAsia="Arial" w:hAnsi="Arial"/>
@@ -20115,7 +20115,7 @@
             <w:pPr>
               <w:spacing w:after="20" w:before="0"/>
             </w:pPr>
-            <w:hyperlink w:history="1" r:id="rId9q1hpwsl1qq7u6lmletmk">
+            <w:hyperlink w:history="1" r:id="rId-r9yxte23yzg5pomu6ptq">
               <w:r>
                 <w:rPr>
                   <w:rFonts w:ascii="Arial" w:cs="Arial" w:eastAsia="Arial" w:hAnsi="Arial"/>
@@ -20148,7 +20148,7 @@
               <w:spacing w:after="10" w:before="0"/>
               <w:ind w:left="120"/>
             </w:pPr>
-            <w:hyperlink w:history="1" r:id="rIdd9oakuvg0nfgk5dlygg2v">
+            <w:hyperlink w:history="1" r:id="rIdaz6fl8wum_skj48n7nysy">
               <w:r>
                 <w:rPr>
                   <w:rFonts w:ascii="Arial" w:cs="Arial" w:eastAsia="Arial" w:hAnsi="Arial"/>
@@ -20193,7 +20193,7 @@
               </w:rPr>
               <w:t xml:space="preserve">In groups of four, learners receive an 'Ion Evidence Pack' with coloured counters (dots for one atom, crosses for the other), an electron-shell template and a data table of atoms: Na (2,8,1), Mg (2,8,2), Al (2,8,3), O (2</w:t>
             </w:r>
-            <w:del w:id="9086" w:author="Claude (AI) - proposed" w:date="2026-10-15T03:00:58Z">
+            <w:del w:id="9086" w:author="Claude (AI) - proposed" w:date="2026-10-18T00:26:39Z">
               <w:r>
                 <w:rPr>
                   <w:rFonts w:ascii="Arial" w:cs="Arial" w:eastAsia="Arial" w:hAnsi="Arial"/>
@@ -20221,7 +20221,7 @@
               </w:rPr>
               <w:t xml:space="preserve">,6 i.e. 1s2 2s2 2p4), F (2,7), Cl (2,8,7), K (2,8,8,1) and Ca (2,8,8,2). Step 1: for Na, they place counters on the outer shell, then move the outer electron away and record the number of protons (11) and electrons (10), the resulting charge (1+) and the new arrangement (2,8). Step 2: they repeat for Cl, adding one counter to the outer shell to make 2,8,8, with 17 protons and 18 electrons, giving 1-. Step 3: </w:t>
             </w:r>
-            <w:del w:id="9087" w:author="Claude (AI) - proposed" w:date="2026-10-15T03:00:58Z">
+            <w:del w:id="9087" w:author="Claude (AI) - proposed" w:date="2026-10-18T00:26:39Z">
               <w:r>
                 <w:rPr>
                   <w:rFonts w:ascii="Arial" w:cs="Arial" w:eastAsia="Arial" w:hAnsi="Arial"/>
@@ -20236,7 +20236,7 @@
                 <w:delText xml:space="preserve">they complete</w:delText>
               </w:r>
             </w:del>
-            <w:ins w:id="9088" w:author="Claude (AI) - proposed" w:date="2026-10-15T03:00:58Z">
+            <w:ins w:id="9088" w:author="Claude (AI) - proposed" w:date="2026-10-18T00:26:39Z">
               <w:r>
                 <w:rPr>
                   <w:rFonts w:ascii="Arial" w:cs="Arial" w:eastAsia="Arial" w:hAnsi="Arial"/>
@@ -20264,7 +20264,7 @@
               </w:rPr>
               <w:t xml:space="preserve"> the table for</w:t>
             </w:r>
-            <w:ins w:id="9089" w:author="Claude (AI) - proposed" w:date="2026-10-15T03:00:58Z">
+            <w:ins w:id="9089" w:author="Claude (AI) - proposed" w:date="2026-10-18T00:26:39Z">
               <w:r>
                 <w:rPr>
                   <w:rFonts w:ascii="Arial" w:cs="Arial" w:eastAsia="Arial" w:hAnsi="Arial"/>
@@ -20292,7 +20292,7 @@
               </w:rPr>
               <w:t xml:space="preserve"> Mg2+, Al3+, O2-, F-, K+ and Ca2+</w:t>
             </w:r>
-            <w:ins w:id="9090" w:author="Claude (AI) - proposed" w:date="2026-10-15T03:00:58Z">
+            <w:ins w:id="9090" w:author="Claude (AI) - proposed" w:date="2026-10-18T00:26:39Z">
               <w:r>
                 <w:rPr>
                   <w:rFonts w:ascii="Arial" w:cs="Arial" w:eastAsia="Arial" w:hAnsi="Arial"/>
@@ -20353,7 +20353,7 @@
               </w:rPr>
               <w:t xml:space="preserve">Model one complete example (Na to Na+) on the board with the group table, showing protons staying at 11 while electrons change from 11 to 10. Say: 'Look at the nucleus. Does the number of protons change? Count again.' Circulate with a checklist. Ask groups: 'How many protons? How many electrons? What is the difference, and what charge does that give?' Use WAIT TIME of 10-15 seconds after each question before taking answers. Cold-call 2 groups to show their Cl- diagram on the board and ask others to find any error. Prompt groups that are stuck: 'Which noble gas is closest to this atom, and how many electrons do you need to move to reach it?' Remind learners that dots belong to one atom and crosses to the other</w:t>
             </w:r>
-            <w:ins w:id="9091" w:author="Claude (AI) - proposed" w:date="2026-10-15T03:00:58Z">
+            <w:ins w:id="9091" w:author="Claude (AI) - proposed" w:date="2026-10-18T00:26:39Z">
               <w:r>
                 <w:rPr>
                   <w:rFonts w:ascii="Arial" w:cs="Arial" w:eastAsia="Arial" w:hAnsi="Arial"/>
@@ -20447,7 +20447,7 @@
               </w:rPr>
               <w:t xml:space="preserve">Observable indicators: (1) groups correctly count protons and electrons for </w:t>
             </w:r>
-            <w:del w:id="9092" w:author="Claude (AI) - proposed" w:date="2026-10-15T03:00:58Z">
+            <w:del w:id="9092" w:author="Claude (AI) - proposed" w:date="2026-10-18T00:26:39Z">
               <w:r>
                 <w:rPr>
                   <w:rFonts w:ascii="Arial" w:cs="Arial" w:eastAsia="Arial" w:hAnsi="Arial"/>
@@ -20462,7 +20462,7 @@
                 <w:delText xml:space="preserve">at least six of the eight</w:delText>
               </w:r>
             </w:del>
-            <w:ins w:id="9093" w:author="Claude (AI) - proposed" w:date="2026-10-15T03:00:58Z">
+            <w:ins w:id="9093" w:author="Claude (AI) - proposed" w:date="2026-10-18T00:26:39Z">
               <w:r>
                 <w:rPr>
                   <w:rFonts w:ascii="Arial" w:cs="Arial" w:eastAsia="Arial" w:hAnsi="Arial"/>
@@ -20546,7 +20546,7 @@
             <w:pPr>
               <w:spacing w:after="20" w:before="0"/>
             </w:pPr>
-            <w:hyperlink w:history="1" r:id="rIdbezarbee1fmwdr1ob6v9f">
+            <w:hyperlink w:history="1" r:id="rIdc4fgmc41otclhq5rhdamo">
               <w:r>
                 <w:rPr>
                   <w:rFonts w:ascii="Arial" w:cs="Arial" w:eastAsia="Arial" w:hAnsi="Arial"/>
@@ -20595,7 +20595,7 @@
               <w:spacing w:after="10" w:before="0"/>
               <w:ind w:left="120"/>
             </w:pPr>
-            <w:hyperlink w:history="1" r:id="rIdkkk60bvh8mi7xtqa0-5pe">
+            <w:hyperlink w:history="1" r:id="rIdqqppf6vngxvsgvecqbdqy">
               <w:r>
                 <w:rPr>
                   <w:rFonts w:ascii="Arial" w:cs="Arial" w:eastAsia="Arial" w:hAnsi="Arial"/>
@@ -20640,7 +20640,7 @@
             <w:pPr>
               <w:spacing w:after="20" w:before="0"/>
             </w:pPr>
-            <w:hyperlink w:history="1" r:id="rIdk0hqlwvyncqo1zbtsr6a-">
+            <w:hyperlink w:history="1" r:id="rId5qkdvd0t9xnzm0neychwh">
               <w:r>
                 <w:rPr>
                   <w:rFonts w:ascii="Arial" w:cs="Arial" w:eastAsia="Arial" w:hAnsi="Arial"/>
@@ -20673,7 +20673,7 @@
               <w:spacing w:after="10" w:before="0"/>
               <w:ind w:left="120"/>
             </w:pPr>
-            <w:hyperlink w:history="1" r:id="rIdplnphcigwmyqfgqkewxhk">
+            <w:hyperlink w:history="1" r:id="rId5wdt4r1pvmnol3p9cjkbl">
               <w:r>
                 <w:rPr>
                   <w:rFonts w:ascii="Arial" w:cs="Arial" w:eastAsia="Arial" w:hAnsi="Arial"/>
@@ -20751,7 +20751,7 @@
               </w:rPr>
               <w:t xml:space="preserve">Ask groups to read their rule aloud and ask: 'What evidence in your table supports that rule?' Use WAIT TIME of 10-15 seconds after the question. Cold-call 4 learners from different groups (for example Kipchoge, Amina, Wanjiku, Otieno) to share and ask others to agree, add on or challenge: 'Do you agree with Kipchoge? What would you add?' Ask the challenge question: 'Na+ and Ne have the same arrangement. Are they the same thing? Why not?' and guide with: 'Think about protons.' Draw out that metals (1 to 3 outer electrons) lose electrons to form cations, non-metals (5 to 7 outer electrons) gain electrons to form anions, and the charge equals the number of electrons lost or gained. Write the class rule on the board and link to group numbers: group 1 gives 1+, group 2 gives 2+, group 13 gives 3+, group 15 gives 3-, group 16 gives 2-, group 17 gives 1-. Avoid introducing bond types; say 'In sub-strand 1.4 we will study how ions and shared electrons hold atoms together.' </w:t>
             </w:r>
-            <w:ins w:id="9094" w:author="Claude (AI) - proposed" w:date="2026-10-15T03:00:58Z">
+            <w:ins w:id="9094" w:author="Claude (AI) - proposed" w:date="2026-10-18T00:26:39Z">
               <w:r>
                 <w:rPr>
                   <w:rFonts w:ascii="Arial" w:cs="Arial" w:eastAsia="Arial" w:hAnsi="Arial"/>
@@ -20901,7 +20901,7 @@
             <w:pPr>
               <w:spacing w:after="20" w:before="0"/>
             </w:pPr>
-            <w:hyperlink w:history="1" r:id="rIdwlzqew311wqcxhxtnqwxb">
+            <w:hyperlink w:history="1" r:id="rIds_bvx2-h6omm1jeicwkvs">
               <w:r>
                 <w:rPr>
                   <w:rFonts w:ascii="Arial" w:cs="Arial" w:eastAsia="Arial" w:hAnsi="Arial"/>
@@ -20950,7 +20950,7 @@
               <w:spacing w:after="10" w:before="0"/>
               <w:ind w:left="120"/>
             </w:pPr>
-            <w:hyperlink w:history="1" r:id="rIdfumagy3qc5t9_bxtrusrt">
+            <w:hyperlink w:history="1" r:id="rIdajqgdkq8zh22pom9fx_xo">
               <w:r>
                 <w:rPr>
                   <w:rFonts w:ascii="Arial" w:cs="Arial" w:eastAsia="Arial" w:hAnsi="Arial"/>
@@ -20995,7 +20995,7 @@
             <w:pPr>
               <w:spacing w:after="20" w:before="0"/>
             </w:pPr>
-            <w:hyperlink w:history="1" r:id="rIdj92dgepol0pu6beczqhno">
+            <w:hyperlink w:history="1" r:id="rIdpi0vlgby4koucpx_q2vp5">
               <w:r>
                 <w:rPr>
                   <w:rFonts w:ascii="Arial" w:cs="Arial" w:eastAsia="Arial" w:hAnsi="Arial"/>
@@ -21028,7 +21028,7 @@
               <w:spacing w:after="10" w:before="0"/>
               <w:ind w:left="120"/>
             </w:pPr>
-            <w:hyperlink w:history="1" r:id="rIdht9kj_l454hvigafsao_o">
+            <w:hyperlink w:history="1" r:id="rIdie090dukxbqziths8mxbh">
               <w:r>
                 <w:rPr>
                   <w:rFonts w:ascii="Arial" w:cs="Arial" w:eastAsia="Arial" w:hAnsi="Arial"/>
@@ -21228,7 +21228,7 @@
             <w:pPr>
               <w:spacing w:after="20" w:before="0"/>
             </w:pPr>
-            <w:hyperlink w:history="1" r:id="rId2x-5b7kkvej6d9eu_86fy">
+            <w:hyperlink w:history="1" r:id="rIdefhiyum6lyky0ozgeabox">
               <w:r>
                 <w:rPr>
                   <w:rFonts w:ascii="Arial" w:cs="Arial" w:eastAsia="Arial" w:hAnsi="Arial"/>
@@ -21277,7 +21277,7 @@
               <w:spacing w:after="10" w:before="0"/>
               <w:ind w:left="120"/>
             </w:pPr>
-            <w:hyperlink w:history="1" r:id="rId5hpuufdl033_usg9kjq-m">
+            <w:hyperlink w:history="1" r:id="rId-hvm97qvt09zogtljf6ov">
               <w:r>
                 <w:rPr>
                   <w:rFonts w:ascii="Arial" w:cs="Arial" w:eastAsia="Arial" w:hAnsi="Arial"/>
@@ -21322,7 +21322,7 @@
             <w:pPr>
               <w:spacing w:after="20" w:before="0"/>
             </w:pPr>
-            <w:hyperlink w:history="1" r:id="rId2osjc64kd9bq5q6ge8o2r">
+            <w:hyperlink w:history="1" r:id="rId6x1icxvwfov4ugruqwdcy">
               <w:r>
                 <w:rPr>
                   <w:rFonts w:ascii="Arial" w:cs="Arial" w:eastAsia="Arial" w:hAnsi="Arial"/>
@@ -21355,7 +21355,7 @@
               <w:spacing w:after="10" w:before="0"/>
               <w:ind w:left="120"/>
             </w:pPr>
-            <w:hyperlink w:history="1" r:id="rIdd2fkzjk6si5yw8jwd_otr">
+            <w:hyperlink w:history="1" r:id="rIdjpnqsirlw1nyvdccye0s3">
               <w:r>
                 <w:rPr>
                   <w:rFonts w:ascii="Arial" w:cs="Arial" w:eastAsia="Arial" w:hAnsi="Arial"/>
@@ -21880,7 +21880,7 @@
         </w:rPr>
         <w:t xml:space="preserve">© 2026 SeaVuria and ARES. Aligned with KICD objectives. Developed by SeaVuria; technical implementation by ARES (with AI assistance from Claude). Licensed under </w:t>
       </w:r>
-      <w:hyperlink w:history="1" r:id="rId02dd5gc0ucgyadgyorszk">
+      <w:hyperlink w:history="1" r:id="rIdirigrbdddix9aku6io3c_">
         <w:r>
           <w:rPr>
             <w:rFonts w:ascii="Arial" w:cs="Arial" w:eastAsia="Arial" w:hAnsi="Arial"/>
@@ -21901,7 +21901,7 @@
         </w:rPr>
         <w:t xml:space="preserve"> (</w:t>
       </w:r>
-      <w:hyperlink w:history="1" r:id="rId5dmxmix-4wwfo_mixnr5d">
+      <w:hyperlink w:history="1" r:id="rId6sojr6twn3gm1kh3kzjvs">
         <w:r>
           <w:rPr>
             <w:rFonts w:ascii="Arial" w:cs="Arial" w:eastAsia="Arial" w:hAnsi="Arial"/>
@@ -22941,7 +22941,7 @@
             <w:pPr>
               <w:spacing w:after="20" w:before="0"/>
             </w:pPr>
-            <w:hyperlink w:history="1" r:id="rIdjo0okbu9fl4wshhagfdth">
+            <w:hyperlink w:history="1" r:id="rIditd8ojwk7zld5gilsqrms">
               <w:r>
                 <w:rPr>
                   <w:rFonts w:ascii="Arial" w:cs="Arial" w:eastAsia="Arial" w:hAnsi="Arial"/>
@@ -22974,7 +22974,7 @@
               <w:spacing w:after="10" w:before="0"/>
               <w:ind w:left="120"/>
             </w:pPr>
-            <w:hyperlink w:history="1" r:id="rId8ploh_duw9a-oci-mqpuz">
+            <w:hyperlink w:history="1" r:id="rIdaj2xbcoz1v7iyv-pu1blk">
               <w:r>
                 <w:rPr>
                   <w:rFonts w:ascii="Arial" w:cs="Arial" w:eastAsia="Arial" w:hAnsi="Arial"/>
@@ -23019,7 +23019,7 @@
             <w:pPr>
               <w:spacing w:after="20" w:before="0"/>
             </w:pPr>
-            <w:hyperlink w:history="1" r:id="rIdnnban4hwgtn4k3yvk_qm1">
+            <w:hyperlink w:history="1" r:id="rIdc4wkzngthoslvjxh_6wxe">
               <w:r>
                 <w:rPr>
                   <w:rFonts w:ascii="Arial" w:cs="Arial" w:eastAsia="Arial" w:hAnsi="Arial"/>
@@ -23052,7 +23052,7 @@
               <w:spacing w:after="10" w:before="0"/>
               <w:ind w:left="120"/>
             </w:pPr>
-            <w:hyperlink w:history="1" r:id="rIdrek4hps0axxevxjixrvle">
+            <w:hyperlink w:history="1" r:id="rIdtwpx7pa0_mnfehbanoju3">
               <w:r>
                 <w:rPr>
                   <w:rFonts w:ascii="Arial" w:cs="Arial" w:eastAsia="Arial" w:hAnsi="Arial"/>
@@ -23252,7 +23252,7 @@
             <w:pPr>
               <w:spacing w:after="20" w:before="0"/>
             </w:pPr>
-            <w:hyperlink w:history="1" r:id="rId99ztamzqvm2h2gjphx6ph">
+            <w:hyperlink w:history="1" r:id="rIdtxjvacnoelsl0_ihlf-mb">
               <w:r>
                 <w:rPr>
                   <w:rFonts w:ascii="Arial" w:cs="Arial" w:eastAsia="Arial" w:hAnsi="Arial"/>
@@ -23285,7 +23285,7 @@
               <w:spacing w:after="10" w:before="0"/>
               <w:ind w:left="120"/>
             </w:pPr>
-            <w:hyperlink w:history="1" r:id="rIdojhi4a6pjp7bunpsrl-dd">
+            <w:hyperlink w:history="1" r:id="rId3yoia0pvvkyhujajd2vsb">
               <w:r>
                 <w:rPr>
                   <w:rFonts w:ascii="Arial" w:cs="Arial" w:eastAsia="Arial" w:hAnsi="Arial"/>
@@ -23330,7 +23330,7 @@
             <w:pPr>
               <w:spacing w:after="20" w:before="0"/>
             </w:pPr>
-            <w:hyperlink w:history="1" r:id="rIdrq1maerpmw6pyetblykcx">
+            <w:hyperlink w:history="1" r:id="rIdrnaesptvf0hp4bbzdmjda">
               <w:r>
                 <w:rPr>
                   <w:rFonts w:ascii="Arial" w:cs="Arial" w:eastAsia="Arial" w:hAnsi="Arial"/>
@@ -23363,7 +23363,7 @@
               <w:spacing w:after="10" w:before="0"/>
               <w:ind w:left="120"/>
             </w:pPr>
-            <w:hyperlink w:history="1" r:id="rId5ngkpyh8nyclwqbc6ladg">
+            <w:hyperlink w:history="1" r:id="rId7f084zxsb9yf3pfmww9ga">
               <w:r>
                 <w:rPr>
                   <w:rFonts w:ascii="Arial" w:cs="Arial" w:eastAsia="Arial" w:hAnsi="Arial"/>
@@ -23408,7 +23408,7 @@
               </w:rPr>
               <w:t xml:space="preserve">Part A (15 minutes in total for the Observe Phase, 8 minutes here): Each group receives a Data Table of Element Cards with columns: element, electron arrangement (energy-level form and s and p notation), outer electrons, electrons lost or gained, ion formed, valency, oxidation number. Rows given: Na (2,8,1; 1s2 2s2 2p6 3s1), Mg (2,8,2), Al (2,8,3), O (2,6), Cl (2,8,7). Learners complete the blanks and notice patterns: Na loses 1 electron, valency 1, oxidation number +1; Mg loses 2, valency 2, +2; Al loses 3, valency 3, +3; O gains 2, valency 2, -2; Cl gains 1, valency 1, -1. Part B: groups receive a second card set for transition elements: Iron: Fe2+ in FeCl2 and Fe3+ in Fe2O3 (rust on roofing sheets and nails in Kisumu); Copper: Cu+ </w:t>
             </w:r>
-            <w:ins w:id="9095" w:author="Claude (AI) - proposed" w:date="2026-10-15T03:00:58Z">
+            <w:ins w:id="9095" w:author="Claude (AI) - proposed" w:date="2026-10-18T00:26:39Z">
               <w:r>
                 <w:rPr>
                   <w:rFonts w:ascii="Arial" w:cs="Arial" w:eastAsia="Arial" w:hAnsi="Arial"/>
@@ -23436,7 +23436,7 @@
               </w:rPr>
               <w:t xml:space="preserve">and Cu2+ </w:t>
             </w:r>
-            <w:del w:id="9096" w:author="Claude (AI) - proposed" w:date="2026-10-15T03:00:58Z">
+            <w:del w:id="9096" w:author="Claude (AI) - proposed" w:date="2026-10-18T00:26:39Z">
               <w:r>
                 <w:rPr>
                   <w:rFonts w:ascii="Arial" w:cs="Arial" w:eastAsia="Arial" w:hAnsi="Arial"/>
@@ -23451,7 +23451,7 @@
                 <w:delText xml:space="preserve">(CuO)</w:delText>
               </w:r>
             </w:del>
-            <w:ins w:id="9097" w:author="Claude (AI) - proposed" w:date="2026-10-15T03:00:58Z">
+            <w:ins w:id="9097" w:author="Claude (AI) - proposed" w:date="2026-10-18T00:26:39Z">
               <w:r>
                 <w:rPr>
                   <w:rFonts w:ascii="Arial" w:cs="Arial" w:eastAsia="Arial" w:hAnsi="Arial"/>
@@ -23634,7 +23634,7 @@
             <w:pPr>
               <w:spacing w:after="20" w:before="0"/>
             </w:pPr>
-            <w:hyperlink w:history="1" r:id="rIdvvyzqrqygu3fa_09t4mge">
+            <w:hyperlink w:history="1" r:id="rIdr1dyfqtxfauul5eepdnvc">
               <w:r>
                 <w:rPr>
                   <w:rFonts w:ascii="Arial" w:cs="Arial" w:eastAsia="Arial" w:hAnsi="Arial"/>
@@ -23683,7 +23683,7 @@
               <w:spacing w:after="10" w:before="0"/>
               <w:ind w:left="120"/>
             </w:pPr>
-            <w:hyperlink w:history="1" r:id="rIdv30uhdgxu97raxfs71k83">
+            <w:hyperlink w:history="1" r:id="rIdb1q-5sexfqvmzp_-hxlfw">
               <w:r>
                 <w:rPr>
                   <w:rFonts w:ascii="Arial" w:cs="Arial" w:eastAsia="Arial" w:hAnsi="Arial"/>
@@ -23728,7 +23728,7 @@
             <w:pPr>
               <w:spacing w:after="20" w:before="0"/>
             </w:pPr>
-            <w:hyperlink w:history="1" r:id="rIduoj3so0lcdnlvhahuw6mi">
+            <w:hyperlink w:history="1" r:id="rIdzdcmxo3_iquvd3pelkeo1">
               <w:r>
                 <w:rPr>
                   <w:rFonts w:ascii="Arial" w:cs="Arial" w:eastAsia="Arial" w:hAnsi="Arial"/>
@@ -23777,7 +23777,7 @@
               <w:spacing w:after="10" w:before="0"/>
               <w:ind w:left="120"/>
             </w:pPr>
-            <w:hyperlink w:history="1" r:id="rIddputf3nzuym-fymjh1_01">
+            <w:hyperlink w:history="1" r:id="rIdcx6cz3kvguaw4ahc-302c">
               <w:r>
                 <w:rPr>
                   <w:rFonts w:ascii="Arial" w:cs="Arial" w:eastAsia="Arial" w:hAnsi="Arial"/>
@@ -23977,7 +23977,7 @@
             <w:pPr>
               <w:spacing w:after="20" w:before="0"/>
             </w:pPr>
-            <w:hyperlink w:history="1" r:id="rIdnjb_ed69gfjy-20y5lvgt">
+            <w:hyperlink w:history="1" r:id="rIdsq2bzamdf3hqk_iacmi2d">
               <w:r>
                 <w:rPr>
                   <w:rFonts w:ascii="Arial" w:cs="Arial" w:eastAsia="Arial" w:hAnsi="Arial"/>
@@ -24026,7 +24026,7 @@
               <w:spacing w:after="10" w:before="0"/>
               <w:ind w:left="120"/>
             </w:pPr>
-            <w:hyperlink w:history="1" r:id="rIdcyyhe__qkwhmfevvckszz">
+            <w:hyperlink w:history="1" r:id="rId3fu-lh08d7jojjjfcayoh">
               <w:r>
                 <w:rPr>
                   <w:rFonts w:ascii="Arial" w:cs="Arial" w:eastAsia="Arial" w:hAnsi="Arial"/>
@@ -24071,7 +24071,7 @@
             <w:pPr>
               <w:spacing w:after="20" w:before="0"/>
             </w:pPr>
-            <w:hyperlink w:history="1" r:id="rIdt0suurwtm0zxrsfj3rrr5">
+            <w:hyperlink w:history="1" r:id="rIdbgcrdcg9vnrn30a6uktj7">
               <w:r>
                 <w:rPr>
                   <w:rFonts w:ascii="Arial" w:cs="Arial" w:eastAsia="Arial" w:hAnsi="Arial"/>
@@ -24120,7 +24120,7 @@
               <w:spacing w:after="10" w:before="0"/>
               <w:ind w:left="120"/>
             </w:pPr>
-            <w:hyperlink w:history="1" r:id="rId7ltterr6sftvuy9-9qkbm">
+            <w:hyperlink w:history="1" r:id="rIdzwuz2ujvxfi5hpexcrtuy">
               <w:r>
                 <w:rPr>
                   <w:rFonts w:ascii="Arial" w:cs="Arial" w:eastAsia="Arial" w:hAnsi="Arial"/>
@@ -24320,7 +24320,7 @@
             <w:pPr>
               <w:spacing w:after="20" w:before="0"/>
             </w:pPr>
-            <w:hyperlink w:history="1" r:id="rIdynl5wtggzquk4cnldaomk">
+            <w:hyperlink w:history="1" r:id="rIdc0jjdeq0zil8jspzcxbtt">
               <w:r>
                 <w:rPr>
                   <w:rFonts w:ascii="Arial" w:cs="Arial" w:eastAsia="Arial" w:hAnsi="Arial"/>
@@ -24369,7 +24369,7 @@
               <w:spacing w:after="10" w:before="0"/>
               <w:ind w:left="120"/>
             </w:pPr>
-            <w:hyperlink w:history="1" r:id="rIdf9ovbpqazob2bc4ej3ko9">
+            <w:hyperlink w:history="1" r:id="rIdobnejfuyk_7a4acb0qiux">
               <w:r>
                 <w:rPr>
                   <w:rFonts w:ascii="Arial" w:cs="Arial" w:eastAsia="Arial" w:hAnsi="Arial"/>
@@ -24414,7 +24414,7 @@
             <w:pPr>
               <w:spacing w:after="20" w:before="0"/>
             </w:pPr>
-            <w:hyperlink w:history="1" r:id="rIdfcdimzlzdcmftto_evpgs">
+            <w:hyperlink w:history="1" r:id="rIdbnp6io0jdll9ucq-zukhn">
               <w:r>
                 <w:rPr>
                   <w:rFonts w:ascii="Arial" w:cs="Arial" w:eastAsia="Arial" w:hAnsi="Arial"/>
@@ -24447,7 +24447,7 @@
               <w:spacing w:after="10" w:before="0"/>
               <w:ind w:left="120"/>
             </w:pPr>
-            <w:hyperlink w:history="1" r:id="rIdvwr1ckkcybbz4pxsp8ug8">
+            <w:hyperlink w:history="1" r:id="rIdh3wtsj6jdj9utqvwqyphf">
               <w:r>
                 <w:rPr>
                   <w:rFonts w:ascii="Arial" w:cs="Arial" w:eastAsia="Arial" w:hAnsi="Arial"/>
@@ -24972,7 +24972,7 @@
         </w:rPr>
         <w:t xml:space="preserve">© 2026 SeaVuria and ARES. Aligned with KICD objectives. Developed by SeaVuria; technical implementation by ARES (with AI assistance from Claude). Licensed under </w:t>
       </w:r>
-      <w:hyperlink w:history="1" r:id="rIdsrl2jb4hhzcpal863-rwe">
+      <w:hyperlink w:history="1" r:id="rIdka2zetsn2pnhysw7u5rig">
         <w:r>
           <w:rPr>
             <w:rFonts w:ascii="Arial" w:cs="Arial" w:eastAsia="Arial" w:hAnsi="Arial"/>
@@ -24993,7 +24993,7 @@
         </w:rPr>
         <w:t xml:space="preserve"> (</w:t>
       </w:r>
-      <w:hyperlink w:history="1" r:id="rIddqtelo0aigjlwn7lvf1rj">
+      <w:hyperlink w:history="1" r:id="rIdi5nnj2xfhmsirasgfozi8">
         <w:r>
           <w:rPr>
             <w:rFonts w:ascii="Arial" w:cs="Arial" w:eastAsia="Arial" w:hAnsi="Arial"/>
@@ -25070,7 +25070,7 @@
               </w:rPr>
               <w:t xml:space="preserve">LESSON 8 (40 minutes (</w:t>
             </w:r>
-            <w:del w:id="9098" w:author="Claude (AI) - proposed" w:date="2026-10-15T03:00:58Z">
+            <w:del w:id="9098" w:author="Claude (AI) - proposed" w:date="2026-10-18T00:26:39Z">
               <w:r>
                 <w:rPr>
                   <w:rFonts w:ascii="Arial" w:cs="Arial" w:eastAsia="Arial" w:hAnsi="Arial"/>
@@ -25085,7 +25085,7 @@
                 <w:delText xml:space="preserve">one lesson; extend to a double lesson if learners need more practice</w:delText>
               </w:r>
             </w:del>
-            <w:ins w:id="9099" w:author="Claude (AI) - proposed" w:date="2026-10-15T03:00:58Z">
+            <w:ins w:id="9099" w:author="Claude (AI) - proposed" w:date="2026-10-18T00:26:39Z">
               <w:r>
                 <w:rPr>
                   <w:rFonts w:ascii="Arial" w:cs="Arial" w:eastAsia="Arial" w:hAnsi="Arial"/>
@@ -26076,7 +26076,7 @@
             <w:pPr>
               <w:spacing w:after="20" w:before="0"/>
             </w:pPr>
-            <w:hyperlink w:history="1" r:id="rIdiq4ofvgaqmzj3ylbkw0t9">
+            <w:hyperlink w:history="1" r:id="rIdyanmcz196ywenornyqo06">
               <w:r>
                 <w:rPr>
                   <w:rFonts w:ascii="Arial" w:cs="Arial" w:eastAsia="Arial" w:hAnsi="Arial"/>
@@ -26125,7 +26125,7 @@
               <w:spacing w:after="10" w:before="0"/>
               <w:ind w:left="120"/>
             </w:pPr>
-            <w:hyperlink w:history="1" r:id="rIdmtipfdpv_wjmasqoor55p">
+            <w:hyperlink w:history="1" r:id="rIdkomhywmqsop4xramsowzt">
               <w:r>
                 <w:rPr>
                   <w:rFonts w:ascii="Arial" w:cs="Arial" w:eastAsia="Arial" w:hAnsi="Arial"/>
@@ -26170,7 +26170,7 @@
             <w:pPr>
               <w:spacing w:after="20" w:before="0"/>
             </w:pPr>
-            <w:hyperlink w:history="1" r:id="rIdtqxuzxdpeht9wap_okbjl">
+            <w:hyperlink w:history="1" r:id="rIdkshq8idttihqsuq5bmzq0">
               <w:r>
                 <w:rPr>
                   <w:rFonts w:ascii="Arial" w:cs="Arial" w:eastAsia="Arial" w:hAnsi="Arial"/>
@@ -26219,7 +26219,7 @@
               <w:spacing w:after="10" w:before="0"/>
               <w:ind w:left="120"/>
             </w:pPr>
-            <w:hyperlink w:history="1" r:id="rIduwkl8o0-wnhqdwn84wy0t">
+            <w:hyperlink w:history="1" r:id="rIdhrmyzh7r3uyj4apzuinps">
               <w:r>
                 <w:rPr>
                   <w:rFonts w:ascii="Arial" w:cs="Arial" w:eastAsia="Arial" w:hAnsi="Arial"/>
@@ -26419,7 +26419,7 @@
             <w:pPr>
               <w:spacing w:after="20" w:before="0"/>
             </w:pPr>
-            <w:hyperlink w:history="1" r:id="rId-qhg42d1qfemsjavkiki0">
+            <w:hyperlink w:history="1" r:id="rIdk17silwel5-b7fxfw_f0-">
               <w:r>
                 <w:rPr>
                   <w:rFonts w:ascii="Arial" w:cs="Arial" w:eastAsia="Arial" w:hAnsi="Arial"/>
@@ -26468,7 +26468,7 @@
               <w:spacing w:after="10" w:before="0"/>
               <w:ind w:left="120"/>
             </w:pPr>
-            <w:hyperlink w:history="1" r:id="rIdxlfsxtcscf19tnpwafb0x">
+            <w:hyperlink w:history="1" r:id="rId553tw6m0vdkabul-yf2at">
               <w:r>
                 <w:rPr>
                   <w:rFonts w:ascii="Arial" w:cs="Arial" w:eastAsia="Arial" w:hAnsi="Arial"/>
@@ -26513,7 +26513,7 @@
             <w:pPr>
               <w:spacing w:after="20" w:before="0"/>
             </w:pPr>
-            <w:hyperlink w:history="1" r:id="rIdtnpsnfw3y8mpa_u_hur0w">
+            <w:hyperlink w:history="1" r:id="rIdnswwa4rl8ewbyojmptcmb">
               <w:r>
                 <w:rPr>
                   <w:rFonts w:ascii="Arial" w:cs="Arial" w:eastAsia="Arial" w:hAnsi="Arial"/>
@@ -26562,7 +26562,7 @@
               <w:spacing w:after="10" w:before="0"/>
               <w:ind w:left="120"/>
             </w:pPr>
-            <w:hyperlink w:history="1" r:id="rIdc3suh-ahstwmtyj6_vbeh">
+            <w:hyperlink w:history="1" r:id="rIdjfg5r5ktdwgkqnw_iopy8">
               <w:r>
                 <w:rPr>
                   <w:rFonts w:ascii="Arial" w:cs="Arial" w:eastAsia="Arial" w:hAnsi="Arial"/>
@@ -26762,7 +26762,7 @@
             <w:pPr>
               <w:spacing w:after="20" w:before="0"/>
             </w:pPr>
-            <w:hyperlink w:history="1" r:id="rId7ivywthzmknf1e3zy6e_i">
+            <w:hyperlink w:history="1" r:id="rIdwqybzuvm7ac2vszqaqkf5">
               <w:r>
                 <w:rPr>
                   <w:rFonts w:ascii="Arial" w:cs="Arial" w:eastAsia="Arial" w:hAnsi="Arial"/>
@@ -26811,7 +26811,7 @@
               <w:spacing w:after="10" w:before="0"/>
               <w:ind w:left="120"/>
             </w:pPr>
-            <w:hyperlink w:history="1" r:id="rId32ixvb5c5ofo_kk5ostzk">
+            <w:hyperlink w:history="1" r:id="rIdx-u9tp-id8iifvotrfv4f">
               <w:r>
                 <w:rPr>
                   <w:rFonts w:ascii="Arial" w:cs="Arial" w:eastAsia="Arial" w:hAnsi="Arial"/>
@@ -26856,7 +26856,7 @@
             <w:pPr>
               <w:spacing w:after="20" w:before="0"/>
             </w:pPr>
-            <w:hyperlink w:history="1" r:id="rId8rrw1zlpixsypncxnoihg">
+            <w:hyperlink w:history="1" r:id="rIdetlxgcaknqggqcfnffvsi">
               <w:r>
                 <w:rPr>
                   <w:rFonts w:ascii="Arial" w:cs="Arial" w:eastAsia="Arial" w:hAnsi="Arial"/>
@@ -26905,7 +26905,7 @@
               <w:spacing w:after="10" w:before="0"/>
               <w:ind w:left="120"/>
             </w:pPr>
-            <w:hyperlink w:history="1" r:id="rIdwdaau0x_vmek_hyqclvnf">
+            <w:hyperlink w:history="1" r:id="rIdm734p4aniv-kuvm9kfu99">
               <w:r>
                 <w:rPr>
                   <w:rFonts w:ascii="Arial" w:cs="Arial" w:eastAsia="Arial" w:hAnsi="Arial"/>
@@ -26950,7 +26950,7 @@
               </w:rPr>
               <w:t xml:space="preserve">Learners review the class table and explain in pairs why the formulae have the ratios they have, using electron arrangement. They then are introduced to the criss-cross method: write the symbols with their valencies, swap the numbers and write them as subscripts, simplify if possible, and use brackets around radicals when the subscript is greater than 1. They practise: Al3+ and O2- gives Al2O3; Ca2+ and Cl- gives CaCl2; K+ and NO3- gives KNO3; Ca2+ and NO3- gives Ca(NO3)2; NH4+ and SO4 2- gives (NH4)2SO4. They test it on Mg2+ and O2-, which criss-crosses to Mg2O2 and simplifies to MgO, and on Fe3+ and O2- (Fe2O3). Each learner writes a 3-sentence explanation: 'Al2O3 contains 2 Al3+ and 3 O2- because...' Then they complete </w:t>
             </w:r>
-            <w:del w:id="9100" w:author="Claude (AI) - proposed" w:date="2026-10-15T03:00:58Z">
+            <w:del w:id="9100" w:author="Claude (AI) - proposed" w:date="2026-10-18T00:26:39Z">
               <w:r>
                 <w:rPr>
                   <w:rFonts w:ascii="Arial" w:cs="Arial" w:eastAsia="Arial" w:hAnsi="Arial"/>
@@ -26978,7 +26978,7 @@
               </w:rPr>
               <w:t xml:space="preserve">practice formulae independently: K2SO4, Ca3(PO4)2</w:t>
             </w:r>
-            <w:del w:id="9101" w:author="Claude (AI) - proposed" w:date="2026-10-15T03:00:58Z">
+            <w:del w:id="9101" w:author="Claude (AI) - proposed" w:date="2026-10-18T00:26:39Z">
               <w:r>
                 <w:rPr>
                   <w:rFonts w:ascii="Arial" w:cs="Arial" w:eastAsia="Arial" w:hAnsi="Arial"/>
@@ -26993,7 +26993,7 @@
                 <w:delText xml:space="preserve">,</w:delText>
               </w:r>
             </w:del>
-            <w:ins w:id="9102" w:author="Claude (AI) - proposed" w:date="2026-10-15T03:00:58Z">
+            <w:ins w:id="9102" w:author="Claude (AI) - proposed" w:date="2026-10-18T00:26:39Z">
               <w:r>
                 <w:rPr>
                   <w:rFonts w:ascii="Arial" w:cs="Arial" w:eastAsia="Arial" w:hAnsi="Arial"/>
@@ -27021,7 +27021,7 @@
               </w:rPr>
               <w:t xml:space="preserve"> Mg(OH)2</w:t>
             </w:r>
-            <w:del w:id="9103" w:author="Claude (AI) - proposed" w:date="2026-10-15T03:00:58Z">
+            <w:del w:id="9103" w:author="Claude (AI) - proposed" w:date="2026-10-18T00:26:39Z">
               <w:r>
                 <w:rPr>
                   <w:rFonts w:ascii="Arial" w:cs="Arial" w:eastAsia="Arial" w:hAnsi="Arial"/>
@@ -27036,7 +27036,7 @@
                 <w:delText xml:space="preserve">,</w:delText>
               </w:r>
             </w:del>
-            <w:ins w:id="9104" w:author="Claude (AI) - proposed" w:date="2026-10-15T03:00:58Z">
+            <w:ins w:id="9104" w:author="Claude (AI) - proposed" w:date="2026-10-18T00:26:39Z">
               <w:r>
                 <w:rPr>
                   <w:rFonts w:ascii="Arial" w:cs="Arial" w:eastAsia="Arial" w:hAnsi="Arial"/>
@@ -27064,7 +27064,7 @@
               </w:rPr>
               <w:t xml:space="preserve"> Na2CO3, CuO and FeCl3</w:t>
             </w:r>
-            <w:ins w:id="9105" w:author="Claude (AI) - proposed" w:date="2026-10-15T03:00:58Z">
+            <w:ins w:id="9105" w:author="Claude (AI) - proposed" w:date="2026-10-18T00:26:39Z">
               <w:r>
                 <w:rPr>
                   <w:rFonts w:ascii="Arial" w:cs="Arial" w:eastAsia="Arial" w:hAnsi="Arial"/>
@@ -27247,7 +27247,7 @@
             <w:pPr>
               <w:spacing w:after="20" w:before="0"/>
             </w:pPr>
-            <w:hyperlink w:history="1" r:id="rId7ahfcxoiq2arucupxwski">
+            <w:hyperlink w:history="1" r:id="rIdfyqpaucu9kqutkusied5l">
               <w:r>
                 <w:rPr>
                   <w:rFonts w:ascii="Arial" w:cs="Arial" w:eastAsia="Arial" w:hAnsi="Arial"/>
@@ -27296,7 +27296,7 @@
               <w:spacing w:after="10" w:before="0"/>
               <w:ind w:left="120"/>
             </w:pPr>
-            <w:hyperlink w:history="1" r:id="rIdj99vvy-ri4cllfy-flrzf">
+            <w:hyperlink w:history="1" r:id="rIdj-p5sn5wlcsd7n46ljakf">
               <w:r>
                 <w:rPr>
                   <w:rFonts w:ascii="Arial" w:cs="Arial" w:eastAsia="Arial" w:hAnsi="Arial"/>
@@ -27341,7 +27341,7 @@
             <w:pPr>
               <w:spacing w:after="20" w:before="0"/>
             </w:pPr>
-            <w:hyperlink w:history="1" r:id="rIdsl0qmwtypxkoich7pnlgy">
+            <w:hyperlink w:history="1" r:id="rIdkgx8e-dnvdgp7muur_cd0">
               <w:r>
                 <w:rPr>
                   <w:rFonts w:ascii="Arial" w:cs="Arial" w:eastAsia="Arial" w:hAnsi="Arial"/>
@@ -27390,7 +27390,7 @@
               <w:spacing w:after="10" w:before="0"/>
               <w:ind w:left="120"/>
             </w:pPr>
-            <w:hyperlink w:history="1" r:id="rIdq8pkhhgubazy8ipryzfdl">
+            <w:hyperlink w:history="1" r:id="rIdpvwsyqrzh4iqmjvelum0a">
               <w:r>
                 <w:rPr>
                   <w:rFonts w:ascii="Arial" w:cs="Arial" w:eastAsia="Arial" w:hAnsi="Arial"/>
@@ -27590,7 +27590,7 @@
             <w:pPr>
               <w:spacing w:after="20" w:before="0"/>
             </w:pPr>
-            <w:hyperlink w:history="1" r:id="rId87alukjyk99p40gu7hezw">
+            <w:hyperlink w:history="1" r:id="rIdniic24yuodfycqzn26ob-">
               <w:r>
                 <w:rPr>
                   <w:rFonts w:ascii="Arial" w:cs="Arial" w:eastAsia="Arial" w:hAnsi="Arial"/>
@@ -27639,7 +27639,7 @@
               <w:spacing w:after="10" w:before="0"/>
               <w:ind w:left="120"/>
             </w:pPr>
-            <w:hyperlink w:history="1" r:id="rIdkqx5onmgrj0ycc3xfcotu">
+            <w:hyperlink w:history="1" r:id="rIdwuaksrlgunbv1hvqu-mmc">
               <w:r>
                 <w:rPr>
                   <w:rFonts w:ascii="Arial" w:cs="Arial" w:eastAsia="Arial" w:hAnsi="Arial"/>
@@ -27684,7 +27684,7 @@
             <w:pPr>
               <w:spacing w:after="20" w:before="0"/>
             </w:pPr>
-            <w:hyperlink w:history="1" r:id="rIdq_lfhinn2w6j-dioo0sqk">
+            <w:hyperlink w:history="1" r:id="rId5_vjlaown-j0oshmgzzay">
               <w:r>
                 <w:rPr>
                   <w:rFonts w:ascii="Arial" w:cs="Arial" w:eastAsia="Arial" w:hAnsi="Arial"/>
@@ -27733,7 +27733,7 @@
               <w:spacing w:after="10" w:before="0"/>
               <w:ind w:left="120"/>
             </w:pPr>
-            <w:hyperlink w:history="1" r:id="rIdilhvfedmooocjorm5r5j7">
+            <w:hyperlink w:history="1" r:id="rIdvbmkzo7g2wdsti6allxin">
               <w:r>
                 <w:rPr>
                   <w:rFonts w:ascii="Arial" w:cs="Arial" w:eastAsia="Arial" w:hAnsi="Arial"/>
@@ -28258,7 +28258,7 @@
         </w:rPr>
         <w:t xml:space="preserve">© 2026 SeaVuria and ARES. Aligned with KICD objectives. Developed by SeaVuria; technical implementation by ARES (with AI assistance from Claude). Licensed under </w:t>
       </w:r>
-      <w:hyperlink w:history="1" r:id="rIddj1pcorvb6gvib7mxeaxh">
+      <w:hyperlink w:history="1" r:id="rId3xkkohzr75g3yucxkzmhg">
         <w:r>
           <w:rPr>
             <w:rFonts w:ascii="Arial" w:cs="Arial" w:eastAsia="Arial" w:hAnsi="Arial"/>
@@ -28279,7 +28279,7 @@
         </w:rPr>
         <w:t xml:space="preserve"> (</w:t>
       </w:r>
-      <w:hyperlink w:history="1" r:id="rIdyznk8_fzi7lvqlpqjueef">
+      <w:hyperlink w:history="1" r:id="rIdtd92-hqcxaom_dgltpluh">
         <w:r>
           <w:rPr>
             <w:rFonts w:ascii="Arial" w:cs="Arial" w:eastAsia="Arial" w:hAnsi="Arial"/>
@@ -28356,7 +28356,7 @@
               </w:rPr>
               <w:t xml:space="preserve">LESSON 9 (40 minutes (</w:t>
             </w:r>
-            <w:del w:id="9106" w:author="Claude (AI) - proposed" w:date="2026-10-15T03:00:58Z">
+            <w:del w:id="9106" w:author="Claude (AI) - proposed" w:date="2026-10-18T00:26:39Z">
               <w:r>
                 <w:rPr>
                   <w:rFonts w:ascii="Arial" w:cs="Arial" w:eastAsia="Arial" w:hAnsi="Arial"/>
@@ -28371,7 +28371,7 @@
                 <w:delText xml:space="preserve">one lesson</w:delText>
               </w:r>
             </w:del>
-            <w:ins w:id="9107" w:author="Claude (AI) - proposed" w:date="2026-10-15T03:00:58Z">
+            <w:ins w:id="9107" w:author="Claude (AI) - proposed" w:date="2026-10-18T00:26:39Z">
               <w:r>
                 <w:rPr>
                   <w:rFonts w:ascii="Arial" w:cs="Arial" w:eastAsia="Arial" w:hAnsi="Arial"/>
@@ -28979,7 +28979,7 @@
               </w:rPr>
               <w:t xml:space="preserve">Do NOT let learners handle sodium, potassium or lithium. Use only a teacher demonstration video or teacher-led demo with a </w:t>
             </w:r>
-            <w:del w:id="9108" w:author="Claude (AI) - proposed" w:date="2026-10-15T03:00:58Z">
+            <w:del w:id="9108" w:author="Claude (AI) - proposed" w:date="2026-10-18T00:26:39Z">
               <w:r>
                 <w:rPr>
                   <w:rFonts w:ascii="Arial" w:cs="Arial" w:eastAsia="Arial" w:hAnsi="Arial"/>
@@ -28994,7 +28994,7 @@
                 <w:delText xml:space="preserve">pea</w:delText>
               </w:r>
             </w:del>
-            <w:ins w:id="9109" w:author="Claude (AI) - proposed" w:date="2026-10-15T03:00:58Z">
+            <w:ins w:id="9109" w:author="Claude (AI) - proposed" w:date="2026-10-18T00:26:39Z">
               <w:r>
                 <w:rPr>
                   <w:rFonts w:ascii="Arial" w:cs="Arial" w:eastAsia="Arial" w:hAnsi="Arial"/>
@@ -29022,7 +29022,7 @@
               </w:rPr>
               <w:t xml:space="preserve">-sized piece of sodium, a large trough of water behind a safety screen, learners at least 2 metres back, and goggles on the teacher. Keep tweezers and filter paper for handling; never touch metal with fingers. Store the metal under oil. Have </w:t>
             </w:r>
-            <w:del w:id="9110" w:author="Claude (AI) - proposed" w:date="2026-10-15T03:00:58Z">
+            <w:del w:id="9110" w:author="Claude (AI) - proposed" w:date="2026-10-18T00:26:39Z">
               <w:r>
                 <w:rPr>
                   <w:rFonts w:ascii="Arial" w:cs="Arial" w:eastAsia="Arial" w:hAnsi="Arial"/>
@@ -29037,7 +29037,7 @@
                 <w:delText xml:space="preserve">water and a damp cloth ready</w:delText>
               </w:r>
             </w:del>
-            <w:ins w:id="9111" w:author="Claude (AI) - proposed" w:date="2026-10-15T03:00:58Z">
+            <w:ins w:id="9111" w:author="Claude (AI) - proposed" w:date="2026-10-18T00:26:39Z">
               <w:r>
                 <w:rPr>
                   <w:rFonts w:ascii="Arial" w:cs="Arial" w:eastAsia="Arial" w:hAnsi="Arial"/>
@@ -29448,7 +29448,7 @@
             <w:pPr>
               <w:spacing w:after="20" w:before="0"/>
             </w:pPr>
-            <w:hyperlink w:history="1" r:id="rId0qgum40s_mkskqf9dlytx">
+            <w:hyperlink w:history="1" r:id="rIddacrbjuoirtfr93rcmeiq">
               <w:r>
                 <w:rPr>
                   <w:rFonts w:ascii="Arial" w:cs="Arial" w:eastAsia="Arial" w:hAnsi="Arial"/>
@@ -29481,7 +29481,7 @@
               <w:spacing w:after="10" w:before="0"/>
               <w:ind w:left="120"/>
             </w:pPr>
-            <w:hyperlink w:history="1" r:id="rIdxkp4ynyoxcvyy1q-un7j-">
+            <w:hyperlink w:history="1" r:id="rIdhjyu-xff5nzbckn0_iiia">
               <w:r>
                 <w:rPr>
                   <w:rFonts w:ascii="Arial" w:cs="Arial" w:eastAsia="Arial" w:hAnsi="Arial"/>
@@ -29526,7 +29526,7 @@
             <w:pPr>
               <w:spacing w:after="20" w:before="0"/>
             </w:pPr>
-            <w:hyperlink w:history="1" r:id="rIdey1bnb57jghokl4b_-a0b">
+            <w:hyperlink w:history="1" r:id="rIdrzvgj_x3wscmd4gjgfquj">
               <w:r>
                 <w:rPr>
                   <w:rFonts w:ascii="Arial" w:cs="Arial" w:eastAsia="Arial" w:hAnsi="Arial"/>
@@ -29559,7 +29559,7 @@
               <w:spacing w:after="10" w:before="0"/>
               <w:ind w:left="120"/>
             </w:pPr>
-            <w:hyperlink w:history="1" r:id="rIdbjafjcvrxj-_lhehiknor">
+            <w:hyperlink w:history="1" r:id="rIdkyvnreechyhnwsoo5eiie">
               <w:r>
                 <w:rPr>
                   <w:rFonts w:ascii="Arial" w:cs="Arial" w:eastAsia="Arial" w:hAnsi="Arial"/>
@@ -29759,7 +29759,7 @@
             <w:pPr>
               <w:spacing w:after="20" w:before="0"/>
             </w:pPr>
-            <w:hyperlink w:history="1" r:id="rIdd_e9eayy5xfav4mbzcxuv">
+            <w:hyperlink w:history="1" r:id="rIdua4mkkf5wepighjwruocf">
               <w:r>
                 <w:rPr>
                   <w:rFonts w:ascii="Arial" w:cs="Arial" w:eastAsia="Arial" w:hAnsi="Arial"/>
@@ -29792,7 +29792,7 @@
               <w:spacing w:after="10" w:before="0"/>
               <w:ind w:left="120"/>
             </w:pPr>
-            <w:hyperlink w:history="1" r:id="rIdpjuy06-cxbjfbnafhy1_g">
+            <w:hyperlink w:history="1" r:id="rIdfryyfqccw-v9tlomrjya2">
               <w:r>
                 <w:rPr>
                   <w:rFonts w:ascii="Arial" w:cs="Arial" w:eastAsia="Arial" w:hAnsi="Arial"/>
@@ -29837,7 +29837,7 @@
             <w:pPr>
               <w:spacing w:after="20" w:before="0"/>
             </w:pPr>
-            <w:hyperlink w:history="1" r:id="rId-xtbm95zksujwhnhn4nva">
+            <w:hyperlink w:history="1" r:id="rIdubfmogweljlvqminfdqqp">
               <w:r>
                 <w:rPr>
                   <w:rFonts w:ascii="Arial" w:cs="Arial" w:eastAsia="Arial" w:hAnsi="Arial"/>
@@ -29870,7 +29870,7 @@
               <w:spacing w:after="10" w:before="0"/>
               <w:ind w:left="120"/>
             </w:pPr>
-            <w:hyperlink w:history="1" r:id="rIdieeub1ym4tgatlqhsrjgz">
+            <w:hyperlink w:history="1" r:id="rIdjrtmiobvbfrdgceu4ueya">
               <w:r>
                 <w:rPr>
                   <w:rFonts w:ascii="Arial" w:cs="Arial" w:eastAsia="Arial" w:hAnsi="Arial"/>
@@ -29915,7 +29915,7 @@
               </w:rPr>
               <w:t xml:space="preserve">Learners observe a teacher demonstration or video of a </w:t>
             </w:r>
-            <w:del w:id="9112" w:author="Claude (AI) - proposed" w:date="2026-10-15T03:00:58Z">
+            <w:del w:id="9112" w:author="Claude (AI) - proposed" w:date="2026-10-18T00:26:39Z">
               <w:r>
                 <w:rPr>
                   <w:rFonts w:ascii="Arial" w:cs="Arial" w:eastAsia="Arial" w:hAnsi="Arial"/>
@@ -29930,7 +29930,7 @@
                 <w:delText xml:space="preserve">pea</w:delText>
               </w:r>
             </w:del>
-            <w:ins w:id="9113" w:author="Claude (AI) - proposed" w:date="2026-10-15T03:00:58Z">
+            <w:ins w:id="9113" w:author="Claude (AI) - proposed" w:date="2026-10-18T00:26:39Z">
               <w:r>
                 <w:rPr>
                   <w:rFonts w:ascii="Arial" w:cs="Arial" w:eastAsia="Arial" w:hAnsi="Arial"/>
@@ -29958,7 +29958,7 @@
               </w:rPr>
               <w:t xml:space="preserve">-sized piece of sodium on water in a large trough, then a short clip or description of potassium (lilac flame) and lithium (steady fizzing). Each group completes an observation table with the columns: What we saw, Evidence of a gas, Evidence of a new substance. They note that the metal disappears, the gas is flammable (hydrogen</w:t>
             </w:r>
-            <w:del w:id="9114" w:author="Claude (AI) - proposed" w:date="2026-10-15T03:00:58Z">
+            <w:del w:id="9114" w:author="Claude (AI) - proposed" w:date="2026-10-18T00:26:39Z">
               <w:r>
                 <w:rPr>
                   <w:rFonts w:ascii="Arial" w:cs="Arial" w:eastAsia="Arial" w:hAnsi="Arial"/>
@@ -29973,7 +29973,7 @@
                 <w:delText xml:space="preserve">, shown by a lit splint near the gas collected in an upturned test tube, teacher only</w:delText>
               </w:r>
             </w:del>
-            <w:ins w:id="9115" w:author="Claude (AI) - proposed" w:date="2026-10-15T03:00:58Z">
+            <w:ins w:id="9115" w:author="Claude (AI) - proposed" w:date="2026-10-18T00:26:39Z">
               <w:r>
                 <w:rPr>
                   <w:rFonts w:ascii="Arial" w:cs="Arial" w:eastAsia="Arial" w:hAnsi="Arial"/>
@@ -30100,7 +30100,7 @@
               </w:rPr>
               <w:t xml:space="preserve">Check that observation tables separate observations from interpretations, and that learners write NaOH and H2 correctly (H2 as a diatomic molecule). Indicator: at least 80 percent of groups produce the correct word equation and the unbalanced symbol equation, and can show on the atom table that hydrogen atoms </w:t>
             </w:r>
-            <w:del w:id="9116" w:author="Claude (AI) - proposed" w:date="2026-10-15T03:00:58Z">
+            <w:del w:id="9116" w:author="Claude (AI) - proposed" w:date="2026-10-18T00:26:39Z">
               <w:r>
                 <w:rPr>
                   <w:rFonts w:ascii="Arial" w:cs="Arial" w:eastAsia="Arial" w:hAnsi="Arial"/>
@@ -30115,7 +30115,7 @@
                 <w:delText xml:space="preserve">(and oxygen atoms) are unequal</w:delText>
               </w:r>
             </w:del>
-            <w:ins w:id="9117" w:author="Claude (AI) - proposed" w:date="2026-10-15T03:00:58Z">
+            <w:ins w:id="9117" w:author="Claude (AI) - proposed" w:date="2026-10-18T00:26:39Z">
               <w:r>
                 <w:rPr>
                   <w:rFonts w:ascii="Arial" w:cs="Arial" w:eastAsia="Arial" w:hAnsi="Arial"/>
@@ -30199,7 +30199,7 @@
             <w:pPr>
               <w:spacing w:after="20" w:before="0"/>
             </w:pPr>
-            <w:hyperlink w:history="1" r:id="rIddvqhxoql_4x6rkqn6dlzd">
+            <w:hyperlink w:history="1" r:id="rIdcsttncirgaerwaaobelyq">
               <w:r>
                 <w:rPr>
                   <w:rFonts w:ascii="Arial" w:cs="Arial" w:eastAsia="Arial" w:hAnsi="Arial"/>
@@ -30232,7 +30232,7 @@
               <w:spacing w:after="10" w:before="0"/>
               <w:ind w:left="120"/>
             </w:pPr>
-            <w:hyperlink w:history="1" r:id="rIde2sbksyb9_0l1j66uq8ax">
+            <w:hyperlink w:history="1" r:id="rIdvn47ikgpruvskzv4sys6d">
               <w:r>
                 <w:rPr>
                   <w:rFonts w:ascii="Arial" w:cs="Arial" w:eastAsia="Arial" w:hAnsi="Arial"/>
@@ -30277,7 +30277,7 @@
             <w:pPr>
               <w:spacing w:after="20" w:before="0"/>
             </w:pPr>
-            <w:hyperlink w:history="1" r:id="rIdp8hflnal_8ikrbtaozcgq">
+            <w:hyperlink w:history="1" r:id="rIdyont4mtnynmrxsolradpc">
               <w:r>
                 <w:rPr>
                   <w:rFonts w:ascii="Arial" w:cs="Arial" w:eastAsia="Arial" w:hAnsi="Arial"/>
@@ -30310,7 +30310,7 @@
               <w:spacing w:after="10" w:before="0"/>
               <w:ind w:left="120"/>
             </w:pPr>
-            <w:hyperlink w:history="1" r:id="rIdlfb1zxhed_smzlnllcnyx">
+            <w:hyperlink w:history="1" r:id="rIddjnjwsrgmpuz3ssnclv2f">
               <w:r>
                 <w:rPr>
                   <w:rFonts w:ascii="Arial" w:cs="Arial" w:eastAsia="Arial" w:hAnsi="Arial"/>
@@ -30355,7 +30355,7 @@
               </w:rPr>
               <w:t xml:space="preserve">Learners learn the balancing rule: change the coefficients (big numbers in front), never the subscripts. Guided by the teacher, they balance Na + H2O -&gt; NaOH + H2 step by step: (1) </w:t>
             </w:r>
-            <w:del w:id="9118" w:author="Claude (AI) - proposed" w:date="2026-10-15T03:00:58Z">
+            <w:del w:id="9118" w:author="Claude (AI) - proposed" w:date="2026-10-18T00:26:39Z">
               <w:r>
                 <w:rPr>
                   <w:rFonts w:ascii="Arial" w:cs="Arial" w:eastAsia="Arial" w:hAnsi="Arial"/>
@@ -30370,7 +30370,7 @@
                 <w:delText xml:space="preserve">put</w:delText>
               </w:r>
             </w:del>
-            <w:ins w:id="9119" w:author="Claude (AI) - proposed" w:date="2026-10-15T03:00:58Z">
+            <w:ins w:id="9119" w:author="Claude (AI) - proposed" w:date="2026-10-18T00:26:39Z">
               <w:r>
                 <w:rPr>
                   <w:rFonts w:ascii="Arial" w:cs="Arial" w:eastAsia="Arial" w:hAnsi="Arial"/>
@@ -30398,7 +30398,7 @@
               </w:rPr>
               <w:t xml:space="preserve"> 2 in front of NaOH </w:t>
             </w:r>
-            <w:del w:id="9120" w:author="Claude (AI) - proposed" w:date="2026-10-15T03:00:58Z">
+            <w:del w:id="9120" w:author="Claude (AI) - proposed" w:date="2026-10-18T00:26:39Z">
               <w:r>
                 <w:rPr>
                   <w:rFonts w:ascii="Arial" w:cs="Arial" w:eastAsia="Arial" w:hAnsi="Arial"/>
@@ -30413,7 +30413,7 @@
                 <w:delText xml:space="preserve">to give an even number of H on the right? Instead, they test options, find that 2 H2O gives 4 H on the left, then 2 NaOH + 1 H2 gives 2 + 2 =</w:delText>
               </w:r>
             </w:del>
-            <w:ins w:id="9121" w:author="Claude (AI) - proposed" w:date="2026-10-15T03:00:58Z">
+            <w:ins w:id="9121" w:author="Claude (AI) - proposed" w:date="2026-10-18T00:26:39Z">
               <w:r>
                 <w:rPr>
                   <w:rFonts w:ascii="Arial" w:cs="Arial" w:eastAsia="Arial" w:hAnsi="Arial"/>
@@ -30441,7 +30441,7 @@
               </w:rPr>
               <w:t xml:space="preserve"> 4 H on the right</w:t>
             </w:r>
-            <w:del w:id="9122" w:author="Claude (AI) - proposed" w:date="2026-10-15T03:00:58Z">
+            <w:del w:id="9122" w:author="Claude (AI) - proposed" w:date="2026-10-18T00:26:39Z">
               <w:r>
                 <w:rPr>
                   <w:rFonts w:ascii="Arial" w:cs="Arial" w:eastAsia="Arial" w:hAnsi="Arial"/>
@@ -30456,7 +30456,7 @@
                 <w:delText xml:space="preserve">, which needs 2</w:delText>
               </w:r>
             </w:del>
-            <w:ins w:id="9123" w:author="Claude (AI) - proposed" w:date="2026-10-15T03:00:58Z">
+            <w:ins w:id="9123" w:author="Claude (AI) - proposed" w:date="2026-10-18T00:26:39Z">
               <w:r>
                 <w:rPr>
                   <w:rFonts w:ascii="Arial" w:cs="Arial" w:eastAsia="Arial" w:hAnsi="Arial"/>
@@ -30484,7 +30484,7 @@
               </w:rPr>
               <w:t xml:space="preserve"> Na on the left</w:t>
             </w:r>
-            <w:ins w:id="9124" w:author="Claude (AI) - proposed" w:date="2026-10-15T03:00:58Z">
+            <w:ins w:id="9124" w:author="Claude (AI) - proposed" w:date="2026-10-18T00:26:39Z">
               <w:r>
                 <w:rPr>
                   <w:rFonts w:ascii="Arial" w:cs="Arial" w:eastAsia="Arial" w:hAnsi="Arial"/>
@@ -30512,7 +30512,7 @@
               </w:rPr>
               <w:t xml:space="preserve">. The result is 2Na + 2H2O -&gt; 2NaOH + H2, with state symbols: 2Na(s) + 2H2O(l) -&gt; 2NaOH(aq) + H2(g). Groups then use the same pattern to write 2K + 2H2O -&gt; 2KOH + H2 and 2Li + 2H2O -&gt; 2LiOH + H2, and explain why the pattern is the same: each atom has one outer electron, forms a 1+ ion, and combines with OH- in a 1:1 ratio. They then balance three more equations on a worksheet</w:t>
             </w:r>
-            <w:ins w:id="9125" w:author="Claude (AI) - proposed" w:date="2026-10-15T03:00:58Z">
+            <w:ins w:id="9125" w:author="Claude (AI) - proposed" w:date="2026-10-18T00:26:39Z">
               <w:r>
                 <w:rPr>
                   <w:rFonts w:ascii="Arial" w:cs="Arial" w:eastAsia="Arial" w:hAnsi="Arial"/>
@@ -30695,7 +30695,7 @@
             <w:pPr>
               <w:spacing w:after="20" w:before="0"/>
             </w:pPr>
-            <w:hyperlink w:history="1" r:id="rIdkqdhgabz9wawefnclbszw">
+            <w:hyperlink w:history="1" r:id="rIdxbtcak21atmj1eaisr6ga">
               <w:r>
                 <w:rPr>
                   <w:rFonts w:ascii="Arial" w:cs="Arial" w:eastAsia="Arial" w:hAnsi="Arial"/>
@@ -30728,7 +30728,7 @@
               <w:spacing w:after="10" w:before="0"/>
               <w:ind w:left="120"/>
             </w:pPr>
-            <w:hyperlink w:history="1" r:id="rIdumss9su0ujjzmrayydxif">
+            <w:hyperlink w:history="1" r:id="rIdpcrvbztj2xafcpllaovh5">
               <w:r>
                 <w:rPr>
                   <w:rFonts w:ascii="Arial" w:cs="Arial" w:eastAsia="Arial" w:hAnsi="Arial"/>
@@ -30773,7 +30773,7 @@
             <w:pPr>
               <w:spacing w:after="20" w:before="0"/>
             </w:pPr>
-            <w:hyperlink w:history="1" r:id="rIdwzgbfhbed492cidqdbbxb">
+            <w:hyperlink w:history="1" r:id="rIdd2xjkijtofjuhukypctod">
               <w:r>
                 <w:rPr>
                   <w:rFonts w:ascii="Arial" w:cs="Arial" w:eastAsia="Arial" w:hAnsi="Arial"/>
@@ -30806,7 +30806,7 @@
               <w:spacing w:after="10" w:before="0"/>
               <w:ind w:left="120"/>
             </w:pPr>
-            <w:hyperlink w:history="1" r:id="rIdyutjjo8acoeyfbrsyb8hq">
+            <w:hyperlink w:history="1" r:id="rIdsxyfumvxvjnzm-jvnkbqe">
               <w:r>
                 <w:rPr>
                   <w:rFonts w:ascii="Arial" w:cs="Arial" w:eastAsia="Arial" w:hAnsi="Arial"/>
@@ -31006,7 +31006,7 @@
             <w:pPr>
               <w:spacing w:after="20" w:before="0"/>
             </w:pPr>
-            <w:hyperlink w:history="1" r:id="rId0npjk2qxl69tmcwuf4wet">
+            <w:hyperlink w:history="1" r:id="rIdxm7-j5t0u3ci4lv3iwryx">
               <w:r>
                 <w:rPr>
                   <w:rFonts w:ascii="Arial" w:cs="Arial" w:eastAsia="Arial" w:hAnsi="Arial"/>
@@ -31055,7 +31055,7 @@
               <w:spacing w:after="10" w:before="0"/>
               <w:ind w:left="120"/>
             </w:pPr>
-            <w:hyperlink w:history="1" r:id="rIdai5s7pqqwbhdhf0nsjsah">
+            <w:hyperlink w:history="1" r:id="rId6spajcr-aloewoc-6qwpi">
               <w:r>
                 <w:rPr>
                   <w:rFonts w:ascii="Arial" w:cs="Arial" w:eastAsia="Arial" w:hAnsi="Arial"/>
@@ -31100,7 +31100,7 @@
             <w:pPr>
               <w:spacing w:after="20" w:before="0"/>
             </w:pPr>
-            <w:hyperlink w:history="1" r:id="rIdcgmacl8eucc4g3p50jq9l">
+            <w:hyperlink w:history="1" r:id="rIdueokjnw0tyf9kkcpyry41">
               <w:r>
                 <w:rPr>
                   <w:rFonts w:ascii="Arial" w:cs="Arial" w:eastAsia="Arial" w:hAnsi="Arial"/>
@@ -31133,7 +31133,7 @@
               <w:spacing w:after="10" w:before="0"/>
               <w:ind w:left="120"/>
             </w:pPr>
-            <w:hyperlink w:history="1" r:id="rIdm07wokxn8g4aaroyqgucj">
+            <w:hyperlink w:history="1" r:id="rIdsooujn_n-vb6ebeqj6dtq">
               <w:r>
                 <w:rPr>
                   <w:rFonts w:ascii="Arial" w:cs="Arial" w:eastAsia="Arial" w:hAnsi="Arial"/>
@@ -31658,7 +31658,7 @@
         </w:rPr>
         <w:t xml:space="preserve">© 2026 SeaVuria and ARES. Aligned with KICD objectives. Developed by SeaVuria; technical implementation by ARES (with AI assistance from Claude). Licensed under </w:t>
       </w:r>
-      <w:hyperlink w:history="1" r:id="rIdji9uocii6qbbkxjcxwf0e">
+      <w:hyperlink w:history="1" r:id="rIdj4zgyoj2qau4lzippwcej">
         <w:r>
           <w:rPr>
             <w:rFonts w:ascii="Arial" w:cs="Arial" w:eastAsia="Arial" w:hAnsi="Arial"/>
@@ -31679,7 +31679,7 @@
         </w:rPr>
         <w:t xml:space="preserve"> (</w:t>
       </w:r>
-      <w:hyperlink w:history="1" r:id="rIdmtd0vlkytvz7xca-lj-kl">
+      <w:hyperlink w:history="1" r:id="rIdeghn9zfm3-_-0lmk6comv">
         <w:r>
           <w:rPr>
             <w:rFonts w:ascii="Arial" w:cs="Arial" w:eastAsia="Arial" w:hAnsi="Arial"/>
@@ -31756,7 +31756,7 @@
               </w:rPr>
               <w:t xml:space="preserve">LESSON 10 (80 minutes (double lesson</w:t>
             </w:r>
-            <w:ins w:id="9126" w:author="Claude (AI) - proposed" w:date="2026-10-15T03:00:58Z">
+            <w:ins w:id="9126" w:author="Claude (AI) - proposed" w:date="2026-10-18T00:26:39Z">
               <w:r>
                 <w:rPr>
                   <w:rFonts w:ascii="Arial" w:cs="Arial" w:eastAsia="Arial" w:hAnsi="Arial"/>
@@ -32747,7 +32747,7 @@
             <w:pPr>
               <w:spacing w:after="20" w:before="0"/>
             </w:pPr>
-            <w:hyperlink w:history="1" r:id="rId8scwplwyhq4a391_y5jku">
+            <w:hyperlink w:history="1" r:id="rIdwglwl-0xqnvqlv-rwvdfn">
               <w:r>
                 <w:rPr>
                   <w:rFonts w:ascii="Arial" w:cs="Arial" w:eastAsia="Arial" w:hAnsi="Arial"/>
@@ -32780,7 +32780,7 @@
               <w:spacing w:after="10" w:before="0"/>
               <w:ind w:left="120"/>
             </w:pPr>
-            <w:hyperlink w:history="1" r:id="rIdpychasnbum3rz-3j3umfo">
+            <w:hyperlink w:history="1" r:id="rIdhre78sqhczn1acnjbk4si">
               <w:r>
                 <w:rPr>
                   <w:rFonts w:ascii="Arial" w:cs="Arial" w:eastAsia="Arial" w:hAnsi="Arial"/>
@@ -32825,7 +32825,7 @@
             <w:pPr>
               <w:spacing w:after="20" w:before="0"/>
             </w:pPr>
-            <w:hyperlink w:history="1" r:id="rIdj2744rklf7li8hk9057u9">
+            <w:hyperlink w:history="1" r:id="rIdrdthyplho6-melna3zfaz">
               <w:r>
                 <w:rPr>
                   <w:rFonts w:ascii="Arial" w:cs="Arial" w:eastAsia="Arial" w:hAnsi="Arial"/>
@@ -32858,7 +32858,7 @@
               <w:spacing w:after="10" w:before="0"/>
               <w:ind w:left="120"/>
             </w:pPr>
-            <w:hyperlink w:history="1" r:id="rIdbq6_ooir2mdcocwvyfisr">
+            <w:hyperlink w:history="1" r:id="rIdcoz2sbsvwzkd4rtdbwf-0">
               <w:r>
                 <w:rPr>
                   <w:rFonts w:ascii="Arial" w:cs="Arial" w:eastAsia="Arial" w:hAnsi="Arial"/>
@@ -33058,7 +33058,7 @@
             <w:pPr>
               <w:spacing w:after="20" w:before="0"/>
             </w:pPr>
-            <w:hyperlink w:history="1" r:id="rIdfl4k-5kmuwgi4_eykidp_">
+            <w:hyperlink w:history="1" r:id="rIdp3hikkfvnscwk2dtwosiu">
               <w:r>
                 <w:rPr>
                   <w:rFonts w:ascii="Arial" w:cs="Arial" w:eastAsia="Arial" w:hAnsi="Arial"/>
@@ -33091,7 +33091,7 @@
               <w:spacing w:after="10" w:before="0"/>
               <w:ind w:left="120"/>
             </w:pPr>
-            <w:hyperlink w:history="1" r:id="rIdtadox0mrxbs8_nyazx6ag">
+            <w:hyperlink w:history="1" r:id="rIdoh5onh_879l-pijzh2oqf">
               <w:r>
                 <w:rPr>
                   <w:rFonts w:ascii="Arial" w:cs="Arial" w:eastAsia="Arial" w:hAnsi="Arial"/>
@@ -33136,7 +33136,7 @@
             <w:pPr>
               <w:spacing w:after="20" w:before="0"/>
             </w:pPr>
-            <w:hyperlink w:history="1" r:id="rId0i2nvlon_gddgc6udf6bj">
+            <w:hyperlink w:history="1" r:id="rIdoufxqbqnydnum86hqwcet">
               <w:r>
                 <w:rPr>
                   <w:rFonts w:ascii="Arial" w:cs="Arial" w:eastAsia="Arial" w:hAnsi="Arial"/>
@@ -33169,7 +33169,7 @@
               <w:spacing w:after="10" w:before="0"/>
               <w:ind w:left="120"/>
             </w:pPr>
-            <w:hyperlink w:history="1" r:id="rIdf2jer-m1sh6vgwkn1d0mm">
+            <w:hyperlink w:history="1" r:id="rIddrtc99fq1b0norbhjfg6b">
               <w:r>
                 <w:rPr>
                   <w:rFonts w:ascii="Arial" w:cs="Arial" w:eastAsia="Arial" w:hAnsi="Arial"/>
@@ -33214,7 +33214,7 @@
               </w:rPr>
               <w:t xml:space="preserve">In groups of four, learners receive a Whole Evidence Pack on one A3 sheet and use their Element Cards. The pack contains: (a) the table of the first 20 elements with Z, A_r, electron arrangement in energy-level form and s and p notation, group and period; (b) the ion data set (Li+, Na+, K+; Be2+, Mg2+, Ca2+; Al3+; N3-, O2-, F-; P3-, S2-, Cl-) with the noble gas matches (Na+, Mg2+, O2-, F- same as Ne; Cl-, K+, Ca2+ same as Ar); (c) the observations of Li, Na and K with water (Li fizzes steadily and floats; Na melts into a ball and darts; K melts and burns with a lilac flame) and Ne and Ar unreactive; (d) formulae NaCl, MgO, CaCl2, Al2O3, KNO3, K2SO4, Ca(NO3)2, (NH4)2SO4; (e) the new Sr data: Z38, electron arrangement 2,8,18,8,2 and 1s2 2s2 2p6 3s2 3p6 3d10 4s2 4p6 5s2. </w:t>
             </w:r>
-            <w:ins w:id="9127" w:author="Claude (AI) - proposed" w:date="2026-10-15T03:00:58Z">
+            <w:ins w:id="9127" w:author="Claude (AI) - proposed" w:date="2026-10-18T00:26:39Z">
               <w:r>
                 <w:rPr>
                   <w:rFonts w:ascii="Arial" w:cs="Arial" w:eastAsia="Arial" w:hAnsi="Arial"/>
@@ -33397,7 +33397,7 @@
             <w:pPr>
               <w:spacing w:after="20" w:before="0"/>
             </w:pPr>
-            <w:hyperlink w:history="1" r:id="rId4phgaw0w3ui_x7cywnxfb">
+            <w:hyperlink w:history="1" r:id="rIdi-ue7-mxywqovyv-vhjjh">
               <w:r>
                 <w:rPr>
                   <w:rFonts w:ascii="Arial" w:cs="Arial" w:eastAsia="Arial" w:hAnsi="Arial"/>
@@ -33430,7 +33430,7 @@
               <w:spacing w:after="10" w:before="0"/>
               <w:ind w:left="120"/>
             </w:pPr>
-            <w:hyperlink w:history="1" r:id="rId4r8tzy9xlj5mbxqjhh1mc">
+            <w:hyperlink w:history="1" r:id="rIdpfmdj-2vd9hqrrztuop-h">
               <w:r>
                 <w:rPr>
                   <w:rFonts w:ascii="Arial" w:cs="Arial" w:eastAsia="Arial" w:hAnsi="Arial"/>
@@ -33475,7 +33475,7 @@
             <w:pPr>
               <w:spacing w:after="20" w:before="0"/>
             </w:pPr>
-            <w:hyperlink w:history="1" r:id="rIdbluhwqouymzsmylf_-_dw">
+            <w:hyperlink w:history="1" r:id="rIdvbohyr7ayrmwbur47rfws">
               <w:r>
                 <w:rPr>
                   <w:rFonts w:ascii="Arial" w:cs="Arial" w:eastAsia="Arial" w:hAnsi="Arial"/>
@@ -33508,7 +33508,7 @@
               <w:spacing w:after="10" w:before="0"/>
               <w:ind w:left="120"/>
             </w:pPr>
-            <w:hyperlink w:history="1" r:id="rIdusws3mt0hq71xd4_raw7j">
+            <w:hyperlink w:history="1" r:id="rIdyxbvxglhtjuzv8rxyp_09">
               <w:r>
                 <w:rPr>
                   <w:rFonts w:ascii="Arial" w:cs="Arial" w:eastAsia="Arial" w:hAnsi="Arial"/>
@@ -33553,7 +33553,7 @@
               </w:rPr>
               <w:t xml:space="preserve">Part A (</w:t>
             </w:r>
-            <w:del w:id="9128" w:author="Claude (AI) - proposed" w:date="2026-10-15T03:00:58Z">
+            <w:del w:id="9128" w:author="Claude (AI) - proposed" w:date="2026-10-18T00:26:39Z">
               <w:r>
                 <w:rPr>
                   <w:rFonts w:ascii="Arial" w:cs="Arial" w:eastAsia="Arial" w:hAnsi="Arial"/>
@@ -33568,7 +33568,7 @@
                 <w:delText xml:space="preserve">20</w:delText>
               </w:r>
             </w:del>
-            <w:ins w:id="9129" w:author="Claude (AI) - proposed" w:date="2026-10-15T03:00:58Z">
+            <w:ins w:id="9129" w:author="Claude (AI) - proposed" w:date="2026-10-18T00:26:39Z">
               <w:r>
                 <w:rPr>
                   <w:rFonts w:ascii="Arial" w:cs="Arial" w:eastAsia="Arial" w:hAnsi="Arial"/>
@@ -33751,7 +33751,7 @@
             <w:pPr>
               <w:spacing w:after="20" w:before="0"/>
             </w:pPr>
-            <w:hyperlink w:history="1" r:id="rIds6oaoa_nwni7mojeu4vag">
+            <w:hyperlink w:history="1" r:id="rIdpeids_0zdmg6jndkqhjuu">
               <w:r>
                 <w:rPr>
                   <w:rFonts w:ascii="Arial" w:cs="Arial" w:eastAsia="Arial" w:hAnsi="Arial"/>
@@ -33784,7 +33784,7 @@
               <w:spacing w:after="10" w:before="0"/>
               <w:ind w:left="120"/>
             </w:pPr>
-            <w:hyperlink w:history="1" r:id="rIdllxvl0bumwqbngpciw9z0">
+            <w:hyperlink w:history="1" r:id="rId8ustozzfw41ox4lf6z9k3">
               <w:r>
                 <w:rPr>
                   <w:rFonts w:ascii="Arial" w:cs="Arial" w:eastAsia="Arial" w:hAnsi="Arial"/>
@@ -33829,7 +33829,7 @@
             <w:pPr>
               <w:spacing w:after="20" w:before="0"/>
             </w:pPr>
-            <w:hyperlink w:history="1" r:id="rId_8fo65enauithcwaue7ia">
+            <w:hyperlink w:history="1" r:id="rId_lw0kz9qmdehmurwzotfy">
               <w:r>
                 <w:rPr>
                   <w:rFonts w:ascii="Arial" w:cs="Arial" w:eastAsia="Arial" w:hAnsi="Arial"/>
@@ -33862,7 +33862,7 @@
               <w:spacing w:after="10" w:before="0"/>
               <w:ind w:left="120"/>
             </w:pPr>
-            <w:hyperlink w:history="1" r:id="rIdh2pdmrdimdpma-yxaklqy">
+            <w:hyperlink w:history="1" r:id="rIdxmcqtemornsod74ram4ry">
               <w:r>
                 <w:rPr>
                   <w:rFonts w:ascii="Arial" w:cs="Arial" w:eastAsia="Arial" w:hAnsi="Arial"/>
@@ -33940,7 +33940,7 @@
               </w:rPr>
               <w:t xml:space="preserve">Say: 'Let us go back to the questions we asked on Day One. Which ones can we now answer, and which ones will we carry to the next unit?' Hand out strips, give 5 minutes for group sorting, then cold-call 5 groups (one per column or question) to read a strip and give its answer with evidence. For each answer ask: 'Which lesson gave you that evidence?' WAIT TIME 10-15 seconds before accepting a response. Challenge vague answers: 'Say it using outer electrons.' For open questions, ask: 'Why can the periodic table not fully answer this? What do we need to know about how atoms join?' </w:t>
             </w:r>
-            <w:ins w:id="9130" w:author="Claude (AI) - proposed" w:date="2026-10-15T03:00:58Z">
+            <w:ins w:id="9130" w:author="Claude (AI) - proposed" w:date="2026-10-18T00:26:39Z">
               <w:r>
                 <w:rPr>
                   <w:rFonts w:ascii="Arial" w:cs="Arial" w:eastAsia="Arial" w:hAnsi="Arial"/>
@@ -34090,7 +34090,7 @@
             <w:pPr>
               <w:spacing w:after="20" w:before="0"/>
             </w:pPr>
-            <w:hyperlink w:history="1" r:id="rIdbgk6kj2j6ga6rxjfywp82">
+            <w:hyperlink w:history="1" r:id="rIdee55o1kzj7ba7qbd1xz28">
               <w:r>
                 <w:rPr>
                   <w:rFonts w:ascii="Arial" w:cs="Arial" w:eastAsia="Arial" w:hAnsi="Arial"/>
@@ -34123,7 +34123,7 @@
               <w:spacing w:after="10" w:before="0"/>
               <w:ind w:left="120"/>
             </w:pPr>
-            <w:hyperlink w:history="1" r:id="rIdymerhdoep79nvzieeycdt">
+            <w:hyperlink w:history="1" r:id="rIdnu3k8ysjee1ugm5wnacoi">
               <w:r>
                 <w:rPr>
                   <w:rFonts w:ascii="Arial" w:cs="Arial" w:eastAsia="Arial" w:hAnsi="Arial"/>
@@ -34168,7 +34168,7 @@
             <w:pPr>
               <w:spacing w:after="20" w:before="0"/>
             </w:pPr>
-            <w:hyperlink w:history="1" r:id="rId9feucigjwebziyy_07l9t">
+            <w:hyperlink w:history="1" r:id="rIdkr84esiau3l5o3rys58gc">
               <w:r>
                 <w:rPr>
                   <w:rFonts w:ascii="Arial" w:cs="Arial" w:eastAsia="Arial" w:hAnsi="Arial"/>
@@ -34201,7 +34201,7 @@
               <w:spacing w:after="10" w:before="0"/>
               <w:ind w:left="120"/>
             </w:pPr>
-            <w:hyperlink w:history="1" r:id="rIddbgiwx8-vbzdf_qi9d-vl">
+            <w:hyperlink w:history="1" r:id="rIdvtvowaa7zb2u8hkxrylxf">
               <w:r>
                 <w:rPr>
                   <w:rFonts w:ascii="Arial" w:cs="Arial" w:eastAsia="Arial" w:hAnsi="Arial"/>
@@ -34726,7 +34726,7 @@
         </w:rPr>
         <w:t xml:space="preserve">© 2026 SeaVuria and ARES. Aligned with KICD objectives. Developed by SeaVuria; technical implementation by ARES (with AI assistance from Claude). Licensed under </w:t>
       </w:r>
-      <w:hyperlink w:history="1" r:id="rIdoxxywtj0tqrls3ozsiq-p">
+      <w:hyperlink w:history="1" r:id="rIdsqeqam9i_h-cjkpeokuls">
         <w:r>
           <w:rPr>
             <w:rFonts w:ascii="Arial" w:cs="Arial" w:eastAsia="Arial" w:hAnsi="Arial"/>
@@ -34747,7 +34747,7 @@
         </w:rPr>
         <w:t xml:space="preserve"> (</w:t>
       </w:r>
-      <w:hyperlink w:history="1" r:id="rIdb8joezbjhqwy7_glos7ci">
+      <w:hyperlink w:history="1" r:id="rIddukozdhl1ka6rgc79-d6e">
         <w:r>
           <w:rPr>
             <w:rFonts w:ascii="Arial" w:cs="Arial" w:eastAsia="Arial" w:hAnsi="Arial"/>
